--- a/Direct Instruction Scripts/Unit 1 Part A - Lessons 4-7.docx
+++ b/Direct Instruction Scripts/Unit 1 Part A - Lessons 4-7.docx
@@ -88,7 +88,7 @@
           <w:b/>
           <w:bCs/>
         </w:rPr>
-        <w:t>SWARM is now LIST, and ANSWER is now DEFINITION.</w:t>
+        <w:t>SWARM is now LIST, and ANSWER is now DEFINITION. (This change has since been carried back into Unit 0, so the two units now agree.)</w:t>
       </w:r>
       <w:r>
         <w:t xml:space="preserve"> The response labels for the One-Over-Many check are </w:t>
@@ -562,7 +562,7 @@
         <w:t>Cues — always name the job before the item.</w:t>
       </w:r>
       <w:r>
-        <w:t xml:space="preserve"> A cue is the short phrase that tells the child which set of labels you want. Unit 1 uses these, and they should never be dropped:</w:t>
+        <w:t xml:space="preserve"> A cue is the question that tells the child which set of labels you want. Say it before every item, without exception — including inside a run of items that are all on the same track. The cue is what makes an item answerable on its own, out of its block. Unit 1 uses these, and they are never dropped:</w:t>
       </w:r>
     </w:p>
     <w:p>
@@ -571,17 +571,10 @@
         <w:ind w:left="504" w:hanging="504"/>
       </w:pPr>
       <w:r>
-        <w:t>**</w:t>
-      </w:r>
-      <w:r>
-        <w:rPr>
-          <w:b/>
-          <w:bCs/>
-        </w:rPr>
-        <w:t>"Split it."</w:t>
-      </w:r>
-      <w:r>
-        <w:t>** — subject, then predicate</w:t>
+        <w:rPr>
+          <w:b/>
+        </w:rPr>
+        <w:t>"Split it." — subject, then predicate</w:t>
       </w:r>
     </w:p>
     <w:p>
@@ -590,17 +583,10 @@
         <w:ind w:left="504" w:hanging="504"/>
       </w:pPr>
       <w:r>
-        <w:t>**</w:t>
-      </w:r>
-      <w:r>
-        <w:rPr>
-          <w:b/>
-          <w:bCs/>
-        </w:rPr>
-        <w:t>"Singular or universal."</w:t>
-      </w:r>
-      <w:r>
-        <w:t>** — one of those two</w:t>
+        <w:rPr>
+          <w:b/>
+        </w:rPr>
+        <w:t>"Singular or universal?" — one of those two</w:t>
       </w:r>
     </w:p>
     <w:p>
@@ -609,17 +595,10 @@
         <w:ind w:left="504" w:hanging="504"/>
       </w:pPr>
       <w:r>
-        <w:t>**</w:t>
-      </w:r>
-      <w:r>
-        <w:rPr>
-          <w:b/>
-          <w:bCs/>
-        </w:rPr>
-        <w:t>"Tree."</w:t>
-      </w:r>
-      <w:r>
-        <w:t>** — genus · species · both · neither</w:t>
+        <w:rPr>
+          <w:b/>
+        </w:rPr>
+        <w:t>"Tree. Genus, species, both, or neither?" — where the word sits on a classification tree</w:t>
       </w:r>
     </w:p>
     <w:p>
@@ -628,17 +607,10 @@
         <w:ind w:left="504" w:hanging="504"/>
       </w:pPr>
       <w:r>
-        <w:t>**</w:t>
-      </w:r>
-      <w:r>
-        <w:rPr>
-          <w:b/>
-          <w:bCs/>
-        </w:rPr>
-        <w:t>"Which predicable?"</w:t>
-      </w:r>
-      <w:r>
-        <w:t>** — one of the five</w:t>
+        <w:rPr>
+          <w:b/>
+        </w:rPr>
+        <w:t>"Which predicable?" — genus · species · difference · property · accident</w:t>
       </w:r>
     </w:p>
     <w:p>
@@ -647,17 +619,10 @@
         <w:ind w:left="504" w:hanging="504"/>
       </w:pPr>
       <w:r>
-        <w:t>**</w:t>
-      </w:r>
-      <w:r>
-        <w:rPr>
-          <w:b/>
-          <w:bCs/>
-        </w:rPr>
-        <w:t>"Divide it."</w:t>
-      </w:r>
-      <w:r>
-        <w:t>** — good · leaves some out · overlaps · two cuts</w:t>
+        <w:rPr>
+          <w:b/>
+        </w:rPr>
+        <w:t>"Divide it. Good, leaves some out, overlaps, or two cuts?" — the verdict on a division</w:t>
       </w:r>
     </w:p>
     <w:p>
@@ -666,17 +631,10 @@
         <w:ind w:left="504" w:hanging="504"/>
       </w:pPr>
       <w:r>
-        <w:t>**</w:t>
-      </w:r>
-      <w:r>
-        <w:rPr>
-          <w:b/>
-          <w:bCs/>
-        </w:rPr>
-        <w:t>"Judge it."</w:t>
-      </w:r>
-      <w:r>
-        <w:t>** — good · too wide · too narrow · circular · dark</w:t>
+        <w:rPr>
+          <w:b/>
+        </w:rPr>
+        <w:t>"Judge it — good, too wide, too narrow, circular, or dark?" — the verdict on a definition, from L9 on</w:t>
       </w:r>
     </w:p>
     <w:p>
@@ -685,17 +643,10 @@
         <w:ind w:left="504" w:hanging="504"/>
       </w:pPr>
       <w:r>
-        <w:t>**</w:t>
-      </w:r>
-      <w:r>
-        <w:rPr>
-          <w:b/>
-          <w:bCs/>
-        </w:rPr>
-        <w:t>"Build."</w:t>
-      </w:r>
-      <w:r>
-        <w:t>** — a whole definition, nearest genus plus difference</w:t>
+        <w:rPr>
+          <w:b/>
+        </w:rPr>
+        <w:t>"Build." — a whole definition, nearest genus plus difference</w:t>
       </w:r>
     </w:p>
     <w:p>
@@ -704,17 +655,10 @@
         <w:ind w:left="504" w:hanging="504"/>
       </w:pPr>
       <w:r>
-        <w:t>**</w:t>
-      </w:r>
-      <w:r>
-        <w:rPr>
-          <w:b/>
-          <w:bCs/>
-        </w:rPr>
-        <w:t>"Which naming?"</w:t>
-      </w:r>
-      <w:r>
-        <w:t>** — univocal · equivocal · denominative</w:t>
+        <w:rPr>
+          <w:b/>
+        </w:rPr>
+        <w:t>"Which naming — univocal, equivocal, or denominative?" — one of those three</w:t>
       </w:r>
     </w:p>
     <w:p>
@@ -723,17 +667,10 @@
         <w:ind w:left="504" w:hanging="504"/>
       </w:pPr>
       <w:r>
-        <w:t>**</w:t>
-      </w:r>
-      <w:r>
-        <w:rPr>
-          <w:b/>
-          <w:bCs/>
-        </w:rPr>
-        <w:t>"Substance or accident."</w:t>
-      </w:r>
-      <w:r>
-        <w:t>** — one of those two</w:t>
+        <w:rPr>
+          <w:b/>
+        </w:rPr>
+        <w:t>"Substance or accident?" — one of those two; then "First or second substance?"</w:t>
       </w:r>
     </w:p>
     <w:p>
@@ -742,17 +679,10 @@
         <w:ind w:left="504" w:hanging="504"/>
       </w:pPr>
       <w:r>
-        <w:t>**</w:t>
-      </w:r>
-      <w:r>
-        <w:rPr>
-          <w:b/>
-          <w:bCs/>
-        </w:rPr>
-        <w:t>"Which category?"</w:t>
-      </w:r>
-      <w:r>
-        <w:t>** — one of the nine</w:t>
+        <w:rPr>
+          <w:b/>
+        </w:rPr>
+        <w:t>"Which category?" — one of the nine accidents, or substance</w:t>
       </w:r>
     </w:p>
     <w:p>
@@ -761,17 +691,70 @@
         <w:ind w:left="504" w:hanging="504"/>
       </w:pPr>
       <w:r>
-        <w:t>**</w:t>
-      </w:r>
-      <w:r>
-        <w:rPr>
-          <w:b/>
-          <w:bCs/>
-        </w:rPr>
-        <w:t>"Name the counterexample."</w:t>
-      </w:r>
-      <w:r>
-        <w:t>** — the one left out, or the one let in</w:t>
+        <w:rPr>
+          <w:b/>
+        </w:rPr>
+        <w:t>"Name the counterexample." — the one left out, or the one let in</w:t>
+      </w:r>
+    </w:p>
+    <w:p>
+      <w:pPr>
+        <w:spacing w:after="80" w:line="276" w:lineRule="auto"/>
+        <w:ind w:left="504" w:hanging="504"/>
+      </w:pPr>
+      <w:r>
+        <w:rPr>
+          <w:b/>
+        </w:rPr>
+        <w:t>"Which act of the mind?" — one · two · three · none</w:t>
+      </w:r>
+    </w:p>
+    <w:p>
+      <w:pPr>
+        <w:spacing w:after="80" w:line="276" w:lineRule="auto"/>
+        <w:ind w:left="504" w:hanging="504"/>
+      </w:pPr>
+      <w:r>
+        <w:rPr>
+          <w:b/>
+        </w:rPr>
+        <w:t>"Definition or list?" — one of those two</w:t>
+      </w:r>
+    </w:p>
+    <w:p>
+      <w:pPr>
+        <w:spacing w:after="80" w:line="276" w:lineRule="auto"/>
+        <w:ind w:left="504" w:hanging="504"/>
+      </w:pPr>
+      <w:r>
+        <w:rPr>
+          <w:b/>
+        </w:rPr>
+        <w:t>"Test it — good, too wide, or too narrow?" — the verdict on a definition, Lessons 3–8</w:t>
+      </w:r>
+    </w:p>
+    <w:p>
+      <w:pPr>
+        <w:spacing w:after="80" w:line="276" w:lineRule="auto"/>
+        <w:ind w:left="504" w:hanging="504"/>
+      </w:pPr>
+      <w:r>
+        <w:rPr>
+          <w:b/>
+        </w:rPr>
+        <w:t>"Which kind of opposition?" — correlatives · contraries · having and lacking · saying and denying (L14)</w:t>
+      </w:r>
+    </w:p>
+    <w:p>
+      <w:pPr>
+        <w:spacing w:after="80" w:line="276" w:lineRule="auto"/>
+        <w:ind w:left="504" w:hanging="504"/>
+      </w:pPr>
+      <w:r>
+        <w:rPr>
+          <w:b/>
+        </w:rPr>
+        <w:t>How often the cue is said. Inside an announced test sequence that runs on one track — Lesson 1's sort, Lesson 6's twenty predicables — say the cue on the first three items, then on every fourth or so, and always on the last one; also on the first item after any break in the run, and on any item that is itself a question, where the cue is the only thing separating the item from your own asking. Everywhere else — review, guided practice, delayed tests, the spare banks — say it on every single item, even where two of the same kind fall next to each other. Those items get lifted out one at a time, and an item without its cue does not survive being lifted.</w:t>
       </w:r>
     </w:p>
     <w:p>
@@ -1305,30 +1288,141 @@
           <w:b/>
           <w:bCs/>
         </w:rPr>
-        <w:t>Everybody. A dog is an animal.</w:t>
+        <w:t>Everybody. Test it — good, too wide, or too narrow? A dog is an animal.</w:t>
+      </w:r>
+      <w:r/>
+      <w:r>
+        <w:rPr>
+          <w:b/>
+          <w:bCs/>
+        </w:rPr>
       </w:r>
       <w:r>
         <w:t xml:space="preserve"> </w:t>
       </w:r>
       <w:r>
-        <w:rPr>
-          <w:b/>
-          <w:bCs/>
-        </w:rPr>
-        <w:t>Too wide, too narrow, or good?</w:t>
+        <w:t xml:space="preserve">(pause, signal) → </w:t>
+      </w:r>
+      <w:r>
+        <w:rPr>
+          <w:i/>
+          <w:iCs/>
+        </w:rPr>
+        <w:t>Too wide.</w:t>
       </w:r>
       <w:r>
         <w:t xml:space="preserve"> </w:t>
       </w:r>
       <w:r>
-        <w:t xml:space="preserve">(pause, signal) → </w:t>
-      </w:r>
-      <w:r>
-        <w:rPr>
-          <w:i/>
-          <w:iCs/>
-        </w:rPr>
-        <w:t>Too wide.</w:t>
+        <w:rPr>
+          <w:b/>
+          <w:bCs/>
+        </w:rPr>
+        <w:t>Name the counterexample.</w:t>
+      </w:r>
+      <w:r>
+        <w:t xml:space="preserve"> → </w:t>
+      </w:r>
+      <w:r>
+        <w:rPr>
+          <w:i/>
+          <w:iCs/>
+        </w:rPr>
+        <w:t>A cat.</w:t>
+      </w:r>
+    </w:p>
+    <w:p>
+      <w:pPr>
+        <w:spacing w:after="120" w:line="276" w:lineRule="auto"/>
+      </w:pPr>
+      <w:r>
+        <w:rPr>
+          <w:b/>
+          <w:bCs/>
+        </w:rPr>
+        <w:t>Everybody. Which act of the mind? Bread.</w:t>
+      </w:r>
+      <w:r>
+        <w:rPr>
+          <w:b/>
+          <w:bCs/>
+        </w:rPr>
+      </w:r>
+      <w:r>
+        <w:t xml:space="preserve"> (pause, signal) → </w:t>
+      </w:r>
+      <w:r>
+        <w:rPr>
+          <w:i/>
+          <w:iCs/>
+        </w:rPr>
+        <w:t>One.</w:t>
+      </w:r>
+    </w:p>
+    <w:p>
+      <w:pPr>
+        <w:spacing w:after="120" w:line="276" w:lineRule="auto"/>
+      </w:pPr>
+      <w:r>
+        <w:rPr>
+          <w:b/>
+          <w:bCs/>
+        </w:rPr>
+        <w:t>Everybody. Definition or list? What is a hat? — A hat is a cap, a bonnet, and a helmet.</w:t>
+      </w:r>
+      <w:r>
+        <w:t xml:space="preserve"> (pause, signal) → </w:t>
+      </w:r>
+      <w:r>
+        <w:rPr>
+          <w:i/>
+          <w:iCs/>
+        </w:rPr>
+        <w:t>List.</w:t>
+      </w:r>
+    </w:p>
+    <w:p>
+      <w:pPr>
+        <w:spacing w:after="120" w:line="276" w:lineRule="auto"/>
+      </w:pPr>
+      <w:r>
+        <w:rPr>
+          <w:b/>
+          <w:bCs/>
+        </w:rPr>
+        <w:t>(9). Which act of the mind? Bread is food.</w:t>
+      </w:r>
+      <w:r>
+        <w:t xml:space="preserve"> (pause, signal) → </w:t>
+      </w:r>
+      <w:r>
+        <w:rPr>
+          <w:i/>
+          <w:iCs/>
+        </w:rPr>
+        <w:t>Two.</w:t>
+      </w:r>
+    </w:p>
+    <w:p>
+      <w:pPr>
+        <w:spacing w:after="120" w:line="276" w:lineRule="auto"/>
+      </w:pPr>
+      <w:r>
+        <w:rPr>
+          <w:b/>
+          <w:bCs/>
+        </w:rPr>
+        <w:t>Everybody. Test it — good, too wide, or too narrow? A shoe is a leather covering for the foot.</w:t>
+      </w:r>
+      <w:r>
+        <w:t xml:space="preserve"> (pause, signal) → </w:t>
+      </w:r>
+      <w:r>
+        <w:rPr>
+          <w:i/>
+          <w:iCs/>
+        </w:rPr>
+        <w:t>Too narrow.</w:t>
       </w:r>
       <w:r>
         <w:t xml:space="preserve"> </w:t>
@@ -1348,26 +1442,19 @@
           <w:i/>
           <w:iCs/>
         </w:rPr>
-        <w:t>A cat.</w:t>
-      </w:r>
-    </w:p>
-    <w:p>
-      <w:pPr>
-        <w:spacing w:after="120" w:line="276" w:lineRule="auto"/>
-      </w:pPr>
-      <w:r>
-        <w:rPr>
-          <w:b/>
-          <w:bCs/>
-        </w:rPr>
-        <w:t>Everybody. Bread</w:t>
-      </w:r>
-      <w:r>
-        <w:rPr>
-          <w:b/>
-          <w:bCs/>
-        </w:rPr>
-        <w:t>. Which act?</w:t>
+        <w:t>A rubber boot.</w:t>
+      </w:r>
+    </w:p>
+    <w:p>
+      <w:pPr>
+        <w:spacing w:after="120" w:line="276" w:lineRule="auto"/>
+      </w:pPr>
+      <w:r>
+        <w:rPr>
+          <w:b/>
+          <w:bCs/>
+        </w:rPr>
+        <w:t>Everybody. Which act of the mind? Is bread food?</w:t>
       </w:r>
       <w:r>
         <w:t xml:space="preserve"> (pause, signal) → </w:t>
@@ -1377,19 +1464,55 @@
           <w:i/>
           <w:iCs/>
         </w:rPr>
-        <w:t>One.</w:t>
-      </w:r>
-    </w:p>
-    <w:p>
-      <w:pPr>
-        <w:spacing w:after="120" w:line="276" w:lineRule="auto"/>
-      </w:pPr>
-      <w:r>
-        <w:rPr>
-          <w:b/>
-          <w:bCs/>
-        </w:rPr>
-        <w:t>Everybody. What is a hat? — A hat is a cap, a bonnet, and a helmet.</w:t>
+        <w:t>None.</w:t>
+      </w:r>
+    </w:p>
+    <w:p>
+      <w:pPr>
+        <w:spacing w:after="120" w:line="276" w:lineRule="auto"/>
+      </w:pPr>
+      <w:r>
+        <w:rPr>
+          <w:b/>
+          <w:bCs/>
+        </w:rPr>
+        <w:t>(12). Say Rule 1</w:t>
+      </w:r>
+      <w:r>
+        <w:rPr>
+          <w:b/>
+          <w:bCs/>
+        </w:rPr>
+        <w:t xml:space="preserve"> for definitions</w:t>
+      </w:r>
+      <w:r>
+        <w:rPr>
+          <w:b/>
+          <w:bCs/>
+        </w:rPr>
+        <w:t>.</w:t>
+      </w:r>
+      <w:r>
+        <w:t xml:space="preserve"> → </w:t>
+      </w:r>
+      <w:r>
+        <w:rPr>
+          <w:i/>
+          <w:iCs/>
+        </w:rPr>
+        <w:t>A definition must include every instance of the thing defined.</w:t>
+      </w:r>
+    </w:p>
+    <w:p>
+      <w:pPr>
+        <w:spacing w:after="120" w:line="276" w:lineRule="auto"/>
+      </w:pPr>
+      <w:r>
+        <w:rPr>
+          <w:b/>
+          <w:bCs/>
+        </w:rPr>
+        <w:t>Everybody. Test it — good, too wide, or too narrow? A triangle is a shape with three straight sides.</w:t>
       </w:r>
       <w:r>
         <w:t xml:space="preserve"> (pause, signal) → </w:t>
@@ -1399,61 +1522,33 @@
           <w:i/>
           <w:iCs/>
         </w:rPr>
-        <w:t>List.</w:t>
-      </w:r>
-    </w:p>
-    <w:p>
-      <w:pPr>
-        <w:spacing w:after="120" w:line="276" w:lineRule="auto"/>
-      </w:pPr>
-      <w:r>
-        <w:rPr>
-          <w:b/>
-          <w:bCs/>
-        </w:rPr>
-        <w:t>(9). Bread is food.</w:t>
-      </w:r>
-      <w:r>
-        <w:t xml:space="preserve"> (pause, signal) → </w:t>
-      </w:r>
-      <w:r>
-        <w:rPr>
-          <w:i/>
-          <w:iCs/>
-        </w:rPr>
-        <w:t>Two.</w:t>
-      </w:r>
-    </w:p>
-    <w:p>
-      <w:pPr>
-        <w:spacing w:after="120" w:line="276" w:lineRule="auto"/>
-      </w:pPr>
-      <w:r>
-        <w:rPr>
-          <w:b/>
-          <w:bCs/>
-        </w:rPr>
-        <w:t>Everybody. A shoe is a leather covering for the foot.</w:t>
-      </w:r>
-      <w:r>
-        <w:t xml:space="preserve"> (pause, signal) → </w:t>
-      </w:r>
-      <w:r>
-        <w:rPr>
-          <w:i/>
-          <w:iCs/>
-        </w:rPr>
-        <w:t>Too narrow.</w:t>
-      </w:r>
-      <w:r>
-        <w:t xml:space="preserve"> </w:t>
-      </w:r>
-      <w:r>
-        <w:rPr>
-          <w:b/>
-          <w:bCs/>
-        </w:rPr>
-        <w:t>Name the counterexample.</w:t>
+        <w:t>Good.</w:t>
+      </w:r>
+    </w:p>
+    <w:p>
+      <w:pPr>
+        <w:spacing w:after="120" w:line="276" w:lineRule="auto"/>
+      </w:pPr>
+      <w:r>
+        <w:rPr>
+          <w:b/>
+          <w:bCs/>
+        </w:rPr>
+        <w:t>(9). Say Rule 2</w:t>
+      </w:r>
+      <w:r>
+        <w:rPr>
+          <w:b/>
+          <w:bCs/>
+        </w:rPr>
+        <w:t xml:space="preserve"> for definitions</w:t>
+      </w:r>
+      <w:r>
+        <w:rPr>
+          <w:b/>
+          <w:bCs/>
+        </w:rPr>
+        <w:t>.</w:t>
       </w:r>
       <w:r>
         <w:t xml:space="preserve"> → </w:t>
@@ -1463,122 +1558,6 @@
           <w:i/>
           <w:iCs/>
         </w:rPr>
-        <w:t>A rubber boot.</w:t>
-      </w:r>
-    </w:p>
-    <w:p>
-      <w:pPr>
-        <w:spacing w:after="120" w:line="276" w:lineRule="auto"/>
-      </w:pPr>
-      <w:r>
-        <w:rPr>
-          <w:b/>
-          <w:bCs/>
-        </w:rPr>
-        <w:t>Everybody. Is bread food?</w:t>
-      </w:r>
-      <w:r>
-        <w:t xml:space="preserve"> (pause, signal) → </w:t>
-      </w:r>
-      <w:r>
-        <w:rPr>
-          <w:i/>
-          <w:iCs/>
-        </w:rPr>
-        <w:t>None.</w:t>
-      </w:r>
-    </w:p>
-    <w:p>
-      <w:pPr>
-        <w:spacing w:after="120" w:line="276" w:lineRule="auto"/>
-      </w:pPr>
-      <w:r>
-        <w:rPr>
-          <w:b/>
-          <w:bCs/>
-        </w:rPr>
-        <w:t>(12). Say Rule 1</w:t>
-      </w:r>
-      <w:r>
-        <w:rPr>
-          <w:b/>
-          <w:bCs/>
-        </w:rPr>
-        <w:t xml:space="preserve"> for definitions</w:t>
-      </w:r>
-      <w:r>
-        <w:rPr>
-          <w:b/>
-          <w:bCs/>
-        </w:rPr>
-        <w:t>.</w:t>
-      </w:r>
-      <w:r>
-        <w:t xml:space="preserve"> → </w:t>
-      </w:r>
-      <w:r>
-        <w:rPr>
-          <w:i/>
-          <w:iCs/>
-        </w:rPr>
-        <w:t>A definition must include every instance of the thing defined.</w:t>
-      </w:r>
-    </w:p>
-    <w:p>
-      <w:pPr>
-        <w:spacing w:after="120" w:line="276" w:lineRule="auto"/>
-      </w:pPr>
-      <w:r>
-        <w:rPr>
-          <w:b/>
-          <w:bCs/>
-        </w:rPr>
-        <w:t>Everybody. A triangle is a shape with three straight sides.</w:t>
-      </w:r>
-      <w:r>
-        <w:t xml:space="preserve"> (pause, signal) → </w:t>
-      </w:r>
-      <w:r>
-        <w:rPr>
-          <w:i/>
-          <w:iCs/>
-        </w:rPr>
-        <w:t>Good.</w:t>
-      </w:r>
-    </w:p>
-    <w:p>
-      <w:pPr>
-        <w:spacing w:after="120" w:line="276" w:lineRule="auto"/>
-      </w:pPr>
-      <w:r>
-        <w:rPr>
-          <w:b/>
-          <w:bCs/>
-        </w:rPr>
-        <w:t>(9). Say Rule 2</w:t>
-      </w:r>
-      <w:r>
-        <w:rPr>
-          <w:b/>
-          <w:bCs/>
-        </w:rPr>
-        <w:t xml:space="preserve"> for definitions</w:t>
-      </w:r>
-      <w:r>
-        <w:rPr>
-          <w:b/>
-          <w:bCs/>
-        </w:rPr>
-        <w:t>.</w:t>
-      </w:r>
-      <w:r>
-        <w:t xml:space="preserve"> → </w:t>
-      </w:r>
-      <w:r>
-        <w:rPr>
-          <w:i/>
-          <w:iCs/>
-        </w:rPr>
         <w:t>A definition must exclude everything that is not the thing defined.</w:t>
       </w:r>
     </w:p>
@@ -1591,7 +1570,7 @@
           <w:b/>
           <w:bCs/>
         </w:rPr>
-        <w:t>Everybody. Every carpenter uses tools, so Saint Joseph used tools.</w:t>
+        <w:t>Everybody. Which act of the mind? Every carpenter uses tools, so Saint Joseph used tools.</w:t>
       </w:r>
       <w:r>
         <w:t xml:space="preserve"> (pause, signal) → </w:t>
@@ -1779,28 +1758,25 @@
           <w:b/>
           <w:bCs/>
         </w:rPr>
-        <w:t xml:space="preserve"> But</w:t>
-      </w:r>
-      <w:r>
-        <w:rPr>
-          <w:b/>
-          <w:bCs/>
-        </w:rPr>
-        <w:t xml:space="preserve"> </w:t>
-      </w:r>
-      <w:r>
-        <w:rPr>
-          <w:b/>
-          <w:bCs/>
-        </w:rPr>
-        <w:t>t</w:t>
-      </w:r>
-      <w:r>
-        <w:rPr>
-          <w:b/>
-          <w:bCs/>
-        </w:rPr>
-        <w:t xml:space="preserve">oday we </w:t>
+        <w:t xml:space="preserve"> But today we are looking at something more general first:</w:t>
+      </w:r>
+      <w:r>
+        <w:rPr>
+          <w:b/>
+          <w:bCs/>
+        </w:rPr>
+      </w:r>
+      <w:r>
+        <w:rPr>
+          <w:b/>
+          <w:bCs/>
+        </w:rPr>
+      </w:r>
+      <w:r>
+        <w:rPr>
+          <w:b/>
+          <w:bCs/>
+        </w:rPr>
       </w:r>
       <w:proofErr w:type="gramStart"/>
       <w:r>
@@ -1808,7 +1784,6 @@
           <w:b/>
           <w:bCs/>
         </w:rPr>
-        <w:t>looking</w:t>
       </w:r>
       <w:proofErr w:type="gramEnd"/>
       <w:r>
@@ -1816,7 +1791,7 @@
           <w:b/>
           <w:bCs/>
         </w:rPr>
-        <w:t xml:space="preserve"> at something more general first, we need to look at how we say one thing about another, that is, how we can build our grasp of the things we define. We need to be clear on precisely how to say one thing about another.</w:t>
+        <w:t xml:space="preserve"> we need to look at how we say one thing about another, that is, how we can build our grasp of the things we define. We need to be clear on precisely how to say one thing about another.</w:t>
       </w:r>
     </w:p>
     <w:p>
@@ -2348,7 +2323,7 @@
           <w:b/>
           <w:bCs/>
         </w:rPr>
-        <w:t>Bread is food.</w:t>
+        <w:t>Split it. Bread is food.</w:t>
       </w:r>
       <w:r>
         <w:t xml:space="preserve">   → </w:t>
@@ -2384,7 +2359,7 @@
           <w:b/>
           <w:bCs/>
         </w:rPr>
-        <w:t>The dog barks.</w:t>
+        <w:t>Split it. The dog barks.</w:t>
       </w:r>
       <w:r>
         <w:t xml:space="preserve">   → </w:t>
@@ -2420,7 +2395,7 @@
           <w:b/>
           <w:bCs/>
         </w:rPr>
-        <w:t>Peter was a fisherman.</w:t>
+        <w:t>Split it. Peter was a fisherman.</w:t>
       </w:r>
       <w:r>
         <w:t xml:space="preserve">   → </w:t>
@@ -2672,7 +2647,7 @@
           <w:b/>
           <w:bCs/>
         </w:rPr>
-        <w:t>The boy who lost his shoe cried.</w:t>
+        <w:t>Split it. The boy who lost his shoe cried.</w:t>
       </w:r>
       <w:r>
         <w:t xml:space="preserve">   → </w:t>
@@ -3530,7 +3505,7 @@
           <w:b/>
           <w:bCs/>
         </w:rPr>
-        <w:t>Dog.</w:t>
+        <w:t>Singular or universal? Dog.</w:t>
       </w:r>
       <w:r>
         <w:t xml:space="preserve">   → </w:t>
@@ -3556,7 +3531,7 @@
           <w:b/>
           <w:bCs/>
         </w:rPr>
-        <w:t>Fido.</w:t>
+        <w:t>Singular or universal? Fido.</w:t>
       </w:r>
       <w:r>
         <w:t xml:space="preserve">   → </w:t>
@@ -3582,7 +3557,7 @@
           <w:b/>
           <w:bCs/>
         </w:rPr>
-        <w:t>White.</w:t>
+        <w:t>Singular or universal? White.</w:t>
       </w:r>
       <w:r>
         <w:t xml:space="preserve">   → </w:t>
@@ -3686,7 +3661,7 @@
           <w:b/>
           <w:bCs/>
         </w:rPr>
-        <w:t>This apple.</w:t>
+        <w:t>Singular or universal? This apple.</w:t>
       </w:r>
       <w:r>
         <w:t xml:space="preserve">   → </w:t>
@@ -3790,7 +3765,7 @@
           <w:b/>
           <w:bCs/>
         </w:rPr>
-        <w:t>Mama.</w:t>
+        <w:t>Singular or universal? Mama.</w:t>
       </w:r>
       <w:r>
         <w:t xml:space="preserve">   → </w:t>
@@ -3868,7 +3843,7 @@
           <w:b/>
           <w:bCs/>
         </w:rPr>
-        <w:t>My left shoe.</w:t>
+        <w:t>Singular or universal? My left shoe.</w:t>
       </w:r>
       <w:r>
         <w:t xml:space="preserve">   → </w:t>
@@ -3910,7 +3885,7 @@
           <w:b/>
           <w:bCs/>
         </w:rPr>
-        <w:t>(9). Fido.</w:t>
+        <w:t>(9). Singular or universal? Fido.</w:t>
       </w:r>
       <w:r>
         <w:t xml:space="preserve"> → </w:t>
@@ -4294,7 +4269,7 @@
           <w:b/>
           <w:bCs/>
         </w:rPr>
-        <w:t>Singular or universal. Kind.</w:t>
+        <w:t>Singular or universal? Kind.</w:t>
       </w:r>
       <w:r>
         <w:t xml:space="preserve"> (pause, signal) → </w:t>
@@ -4316,7 +4291,7 @@
           <w:b/>
           <w:bCs/>
         </w:rPr>
-        <w:t>Which act. Grandmother.</w:t>
+        <w:t>Which act of the mind? Grandmother.</w:t>
       </w:r>
       <w:r>
         <w:t xml:space="preserve"> (pause, signal) → </w:t>
@@ -4338,7 +4313,7 @@
           <w:b/>
           <w:bCs/>
         </w:rPr>
-        <w:t>Singular or universal. Grandmother.</w:t>
+        <w:t>Singular or universal? Grandmother.</w:t>
       </w:r>
       <w:r>
         <w:t xml:space="preserve"> (pause, signal) → </w:t>
@@ -4402,7 +4377,7 @@
           <w:b/>
           <w:bCs/>
         </w:rPr>
-        <w:t>Test it. A knife is a tool.</w:t>
+        <w:t>Test it — good, too wide, or too narrow? A knife is a tool.</w:t>
       </w:r>
       <w:r>
         <w:t xml:space="preserve"> (pause, signal) → </w:t>
@@ -4444,7 +4419,7 @@
           <w:b/>
           <w:bCs/>
         </w:rPr>
-        <w:t>Singular or universal. Knife.</w:t>
+        <w:t>Singular or universal? Knife.</w:t>
       </w:r>
       <w:r>
         <w:t xml:space="preserve"> (pause, signal) → </w:t>
@@ -4508,7 +4483,7 @@
           <w:b/>
           <w:bCs/>
         </w:rPr>
-        <w:t xml:space="preserve">Definition or list. What is a knife? — A knife is a bread knife, a </w:t>
+        <w:t xml:space="preserve">Definition or list? What is a knife? — A knife is a bread knife, a </w:t>
       </w:r>
       <w:proofErr w:type="gramStart"/>
       <w:r>
@@ -4546,7 +4521,7 @@
           <w:b/>
           <w:bCs/>
         </w:rPr>
-        <w:t>(12). Singular or universal. Fisherman.</w:t>
+        <w:t>(12). Singular or universal? Fisherman.</w:t>
       </w:r>
       <w:r>
         <w:t xml:space="preserve"> → </w:t>
@@ -4568,7 +4543,7 @@
           <w:b/>
           <w:bCs/>
         </w:rPr>
-        <w:t>(12). Singular or universal. Saint Peter.</w:t>
+        <w:t>(12). Singular or universal? Saint Peter.</w:t>
       </w:r>
       <w:r>
         <w:t xml:space="preserve"> → </w:t>
@@ -4590,7 +4565,7 @@
           <w:b/>
           <w:bCs/>
         </w:rPr>
-        <w:t>Which act. Saint Peter was a fisherman.</w:t>
+        <w:t>Which act of the mind? Saint Peter was a fisherman.</w:t>
       </w:r>
       <w:r>
         <w:t xml:space="preserve"> (pause, signal) → </w:t>
@@ -4654,7 +4629,7 @@
           <w:b/>
           <w:bCs/>
         </w:rPr>
-        <w:t>(9). Singular or universal. This shoe.</w:t>
+        <w:t>(9). Singular or universal? This shoe.</w:t>
       </w:r>
       <w:r>
         <w:t xml:space="preserve"> → </w:t>
@@ -4836,7 +4811,7 @@
           <w:b/>
           <w:bCs/>
         </w:rPr>
-        <w:t>(9). Singular or universal. Apple.</w:t>
+        <w:t>(9). Singular or universal? Apple.</w:t>
       </w:r>
       <w:r>
         <w:t xml:space="preserve"> → </w:t>
@@ -4878,7 +4853,7 @@
           <w:b/>
           <w:bCs/>
         </w:rPr>
-        <w:t>Everybody. A dog is a black animal.</w:t>
+        <w:t>Everybody. Test it — good, too wide, or too narrow? A dog is a black animal.</w:t>
       </w:r>
       <w:r>
         <w:t xml:space="preserve"> (pause, signal) → </w:t>
@@ -5191,7 +5166,7 @@
           <w:b/>
           <w:bCs/>
         </w:rPr>
-        <w:t>(9). Singular or universal. Dog.</w:t>
+        <w:t>(9). Singular or universal? Dog.</w:t>
       </w:r>
       <w:r>
         <w:t xml:space="preserve"> → </w:t>
@@ -5513,7 +5488,7 @@
           <w:b/>
           <w:bCs/>
         </w:rPr>
-        <w:t>Wheel.</w:t>
+        <w:t>Which act of the mind? Wheel.</w:t>
       </w:r>
       <w:r>
         <w:t xml:space="preserve"> → </w:t>
@@ -5533,7 +5508,7 @@
           <w:b/>
           <w:bCs/>
         </w:rPr>
-        <w:t>The wheel is round.</w:t>
+        <w:t>Which act of the mind? The wheel is round.</w:t>
       </w:r>
       <w:r>
         <w:t xml:space="preserve"> → </w:t>
@@ -5553,7 +5528,7 @@
           <w:b/>
           <w:bCs/>
         </w:rPr>
-        <w:t>Fix the wheel!</w:t>
+        <w:t>Which act of the mind? Fix the wheel!</w:t>
       </w:r>
       <w:r>
         <w:t xml:space="preserve"> → </w:t>
@@ -5593,7 +5568,7 @@
           <w:b/>
           <w:bCs/>
         </w:rPr>
-        <w:t>What is a tree? — A tree is an oak, a pine, and a maple.</w:t>
+        <w:t>Definition or list? What is a tree? — A tree is an oak, a pine, and a maple.</w:t>
       </w:r>
       <w:r>
         <w:t xml:space="preserve"> → </w:t>
@@ -5797,7 +5772,7 @@
           <w:b/>
           <w:bCs/>
         </w:rPr>
-        <w:t>Horse</w:t>
+        <w:t>Singular or universal? Horse</w:t>
       </w:r>
       <w:r>
         <w:t xml:space="preserve"> → </w:t>
@@ -5817,7 +5792,7 @@
           <w:b/>
           <w:bCs/>
         </w:rPr>
-        <w:t>This horse</w:t>
+        <w:t>Singular or universal? This horse</w:t>
       </w:r>
       <w:r>
         <w:t xml:space="preserve"> → </w:t>
@@ -5837,7 +5812,7 @@
           <w:b/>
           <w:bCs/>
         </w:rPr>
-        <w:t>Boy</w:t>
+        <w:t>Singular or universal? Boy</w:t>
       </w:r>
       <w:r>
         <w:t xml:space="preserve"> → </w:t>
@@ -5857,7 +5832,7 @@
           <w:b/>
           <w:bCs/>
         </w:rPr>
-        <w:t>Your brother</w:t>
+        <w:t>Singular or universal? Your brother</w:t>
       </w:r>
       <w:r>
         <w:t xml:space="preserve"> → </w:t>
@@ -5877,7 +5852,7 @@
           <w:b/>
           <w:bCs/>
         </w:rPr>
-        <w:t>King</w:t>
+        <w:t>Singular or universal? King</w:t>
       </w:r>
       <w:r>
         <w:t xml:space="preserve"> → </w:t>
@@ -5897,7 +5872,7 @@
           <w:b/>
           <w:bCs/>
         </w:rPr>
-        <w:t>King David</w:t>
+        <w:t>Singular or universal? King David</w:t>
       </w:r>
       <w:r>
         <w:t xml:space="preserve"> → </w:t>
@@ -5917,7 +5892,7 @@
           <w:b/>
           <w:bCs/>
         </w:rPr>
-        <w:t>River</w:t>
+        <w:t>Singular or universal? River</w:t>
       </w:r>
       <w:r>
         <w:t xml:space="preserve"> → </w:t>
@@ -5937,7 +5912,7 @@
           <w:b/>
           <w:bCs/>
         </w:rPr>
-        <w:t>The Jordan</w:t>
+        <w:t>Singular or universal? The Jordan</w:t>
       </w:r>
       <w:r>
         <w:t xml:space="preserve"> → </w:t>
@@ -5957,7 +5932,7 @@
           <w:b/>
           <w:bCs/>
         </w:rPr>
-        <w:t>Red</w:t>
+        <w:t>Singular or universal? Red</w:t>
       </w:r>
       <w:r>
         <w:t xml:space="preserve"> → </w:t>
@@ -5977,7 +5952,7 @@
           <w:b/>
           <w:bCs/>
         </w:rPr>
-        <w:t>Sweet</w:t>
+        <w:t>Singular or universal? Sweet</w:t>
       </w:r>
       <w:r>
         <w:t xml:space="preserve"> → </w:t>
@@ -5997,7 +5972,7 @@
           <w:b/>
           <w:bCs/>
         </w:rPr>
-        <w:t>Carpenter</w:t>
+        <w:t>Singular or universal? Carpenter</w:t>
       </w:r>
       <w:r>
         <w:t xml:space="preserve"> → </w:t>
@@ -6017,7 +5992,7 @@
           <w:b/>
           <w:bCs/>
         </w:rPr>
-        <w:t>Saint Joseph</w:t>
+        <w:t>Singular or universal? Saint Joseph</w:t>
       </w:r>
       <w:r>
         <w:t xml:space="preserve"> → </w:t>
@@ -6069,7 +6044,7 @@
           <w:b/>
           <w:bCs/>
         </w:rPr>
-        <w:t>Singular or universal: candle</w:t>
+        <w:t>Singular or universal? candle</w:t>
       </w:r>
       <w:r>
         <w:t xml:space="preserve"> → </w:t>
@@ -6089,7 +6064,7 @@
           <w:b/>
           <w:bCs/>
         </w:rPr>
-        <w:t>Which act: The candle is lit.</w:t>
+        <w:t>Which act of the mind? The candle is lit.</w:t>
       </w:r>
       <w:r>
         <w:t xml:space="preserve"> → </w:t>
@@ -6109,7 +6084,7 @@
           <w:b/>
           <w:bCs/>
         </w:rPr>
-        <w:t>A candle is a stick of wax with a wick for burning.</w:t>
+        <w:t>Test it — good, too wide, or too narrow? A candle is a stick of wax with a wick for burning.</w:t>
       </w:r>
       <w:r>
         <w:t xml:space="preserve"> → </w:t>
@@ -7186,21 +7161,20 @@
           <w:b/>
           <w:bCs/>
         </w:rPr>
-        <w:t xml:space="preserve">Split </w:t>
-      </w:r>
-      <w:r>
-        <w:rPr>
-          <w:b/>
-          <w:bCs/>
-        </w:rPr>
-        <w:t>this into subject and predicate</w:t>
-      </w:r>
-      <w:r>
-        <w:rPr>
-          <w:b/>
-          <w:bCs/>
-        </w:rPr>
-        <w:t>. "The hammer is heavy." Subject.</w:t>
+        <w:t xml:space="preserve">Split it. </w:t>
+      </w:r>
+      <w:r>
+        <w:rPr>
+          <w:b/>
+          <w:bCs/>
+        </w:rPr>
+      </w:r>
+      <w:r>
+        <w:rPr>
+          <w:b/>
+          <w:bCs/>
+        </w:rPr>
+        <w:t>"The hammer is heavy." Subject.</w:t>
       </w:r>
       <w:r>
         <w:t xml:space="preserve"> (pause, signal) → </w:t>
@@ -7242,7 +7216,7 @@
           <w:b/>
           <w:bCs/>
         </w:rPr>
-        <w:t>Singular or universal. Hammer.</w:t>
+        <w:t>Singular or universal? Hammer.</w:t>
       </w:r>
       <w:r>
         <w:t xml:space="preserve"> (pause, signal) → </w:t>
@@ -7264,14 +7238,13 @@
           <w:b/>
           <w:bCs/>
         </w:rPr>
-        <w:t>Everybody. A knife is a tool</w:t>
-      </w:r>
-      <w:r>
-        <w:rPr>
-          <w:b/>
-          <w:bCs/>
-        </w:rPr>
-        <w:t>. Too wide, too narrow, good?</w:t>
+        <w:t>Everybody. Test it — good, too wide, or too narrow? A knife is a tool.</w:t>
+      </w:r>
+      <w:r>
+        <w:rPr>
+          <w:b/>
+          <w:bCs/>
+        </w:rPr>
       </w:r>
       <w:r>
         <w:t xml:space="preserve"> (pause, signal) → </w:t>
@@ -7363,7 +7336,7 @@
           <w:b/>
           <w:bCs/>
         </w:rPr>
-        <w:t xml:space="preserve">Remember: logic does not include is </w:t>
+        <w:t>Remember: logic does not put “is” or “is not” in the predicate, but grammar does.</w:t>
       </w:r>
       <w:proofErr w:type="spellStart"/>
       <w:r>
@@ -7371,7 +7344,6 @@
           <w:b/>
           <w:bCs/>
         </w:rPr>
-        <w:t>is</w:t>
       </w:r>
       <w:proofErr w:type="spellEnd"/>
       <w:r>
@@ -7379,19 +7351,19 @@
           <w:b/>
           <w:bCs/>
         </w:rPr>
-        <w:t xml:space="preserve"> not in the predicate, but grammar does. Grammar includes them because those are required to make a complete sentence in English. Logic does not include them because not every language has them, and the reason not every language has them is because we do not need them to consider the combination of two ideas in our mind.</w:t>
-      </w:r>
-    </w:p>
-    <w:p>
-      <w:pPr>
-        <w:spacing w:after="120" w:line="276" w:lineRule="auto"/>
-      </w:pPr>
-      <w:r>
-        <w:rPr>
-          <w:b/>
-          <w:bCs/>
-        </w:rPr>
-        <w:t xml:space="preserve">Singular or universal. </w:t>
+        <w:t xml:space="preserve"> Grammar includes them because those are required to make a complete sentence in English. Logic does not include them because not every language has them, and the reason not every language has them is because we do not need them to consider the combination of two ideas in our mind.</w:t>
+      </w:r>
+    </w:p>
+    <w:p>
+      <w:pPr>
+        <w:spacing w:after="120" w:line="276" w:lineRule="auto"/>
+      </w:pPr>
+      <w:r>
+        <w:rPr>
+          <w:b/>
+          <w:bCs/>
+        </w:rPr>
+        <w:t xml:space="preserve">Singular or universal? </w:t>
       </w:r>
       <w:r>
         <w:rPr>
@@ -7464,21 +7436,21 @@
           <w:b/>
           <w:bCs/>
         </w:rPr>
-        <w:t xml:space="preserve">How do we state what the </w:t>
-      </w:r>
-      <w:r>
-        <w:rPr>
-          <w:b/>
-          <w:bCs/>
-        </w:rPr>
-        <w:t xml:space="preserve">subject-and-predicate </w:t>
-      </w:r>
-      <w:r>
-        <w:rPr>
-          <w:b/>
-          <w:bCs/>
-        </w:rPr>
-        <w:t>are?</w:t>
+        <w:t xml:space="preserve">Say the </w:t>
+      </w:r>
+      <w:r>
+        <w:rPr>
+          <w:b/>
+          <w:bCs/>
+        </w:rPr>
+        <w:t xml:space="preserve">subject-and-predicate wording, </w:t>
+      </w:r>
+      <w:r>
+        <w:rPr>
+          <w:b/>
+          <w:bCs/>
+        </w:rPr>
+        <w:t>both halves.</w:t>
       </w:r>
       <w:r>
         <w:t xml:space="preserve"> </w:t>
@@ -7488,7 +7460,44 @@
           <w:b/>
           <w:bCs/>
         </w:rPr>
-        <w:t>The subject is that of</w:t>
+      </w:r>
+      <w:r/>
+      <w:r>
+        <w:rPr>
+          <w:b/>
+          <w:bCs/>
+        </w:rPr>
+      </w:r>
+      <w:r>
+        <w:t xml:space="preserve">→ </w:t>
+      </w:r>
+      <w:r>
+        <w:rPr>
+          <w:i/>
+        </w:rPr>
+        <w:t>The subject is that of which something is affirmed or denied; the predicate is what is affirmed or denied of the subject.</w:t>
+      </w:r>
+    </w:p>
+    <w:p>
+      <w:pPr>
+        <w:spacing w:after="120" w:line="276" w:lineRule="auto"/>
+      </w:pPr>
+      <w:r>
+        <w:rPr>
+          <w:b/>
+          <w:bCs/>
+        </w:rPr>
+        <w:t>Which act of the mind? Fish.</w:t>
+      </w:r>
+      <w:r>
+        <w:t xml:space="preserve"> (pause, signal) → </w:t>
+      </w:r>
+      <w:r>
+        <w:rPr>
+          <w:i/>
+          <w:iCs/>
+        </w:rPr>
+        <w:t>One.</w:t>
       </w:r>
       <w:r>
         <w:t xml:space="preserve"> </w:t>
@@ -7498,25 +7507,27 @@
           <w:b/>
           <w:bCs/>
         </w:rPr>
-        <w:t>which</w:t>
+        <w:t>Fish swim.</w:t>
+      </w:r>
+      <w:r>
+        <w:t xml:space="preserve"> (pause, signal) → </w:t>
+      </w:r>
+      <w:r>
+        <w:rPr>
+          <w:i/>
+          <w:iCs/>
+        </w:rPr>
+        <w:t>Two.</w:t>
       </w:r>
       <w:r>
         <w:t xml:space="preserve"> </w:t>
       </w:r>
       <w:r>
-        <w:t>→ something is affirmed or denied; the predicate is what is affirmed or denied of the subject.</w:t>
-      </w:r>
-    </w:p>
-    <w:p>
-      <w:pPr>
-        <w:spacing w:after="120" w:line="276" w:lineRule="auto"/>
-      </w:pPr>
-      <w:r>
-        <w:rPr>
-          <w:b/>
-          <w:bCs/>
-        </w:rPr>
-        <w:t>Which act. Fish.</w:t>
+        <w:rPr>
+          <w:b/>
+          <w:bCs/>
+        </w:rPr>
+        <w:t>Do fish swim?</w:t>
       </w:r>
       <w:r>
         <w:t xml:space="preserve"> (pause, signal) → </w:t>
@@ -7526,7 +7537,51 @@
           <w:i/>
           <w:iCs/>
         </w:rPr>
-        <w:t>One.</w:t>
+        <w:t>None.</w:t>
+      </w:r>
+    </w:p>
+    <w:p>
+      <w:pPr>
+        <w:spacing w:after="120" w:line="276" w:lineRule="auto"/>
+      </w:pPr>
+      <w:r>
+        <w:rPr>
+          <w:b/>
+          <w:bCs/>
+        </w:rPr>
+        <w:t>(9). Say the universal wording.</w:t>
+      </w:r>
+      <w:r>
+        <w:t xml:space="preserve"> → </w:t>
+      </w:r>
+      <w:r>
+        <w:rPr>
+          <w:i/>
+          <w:iCs/>
+        </w:rPr>
+        <w:t>A universal is a word that can be predicated of more than one subject.</w:t>
+      </w:r>
+    </w:p>
+    <w:p>
+      <w:pPr>
+        <w:spacing w:after="120" w:line="276" w:lineRule="auto"/>
+      </w:pPr>
+      <w:r>
+        <w:rPr>
+          <w:b/>
+          <w:bCs/>
+        </w:rPr>
+        <w:t>Split it. "The dog which is running is white with black spots." Subject.</w:t>
+      </w:r>
+      <w:r>
+        <w:t xml:space="preserve"> (pause, signal) → </w:t>
+      </w:r>
+      <w:r>
+        <w:rPr>
+          <w:i/>
+          <w:iCs/>
+        </w:rPr>
+        <w:t>The dog which is running.</w:t>
       </w:r>
       <w:r>
         <w:t xml:space="preserve"> </w:t>
@@ -7536,7 +7591,7 @@
           <w:b/>
           <w:bCs/>
         </w:rPr>
-        <w:t>Fish swim.</w:t>
+        <w:t>Predicate.</w:t>
       </w:r>
       <w:r>
         <w:t xml:space="preserve"> (pause, signal) → </w:t>
@@ -7546,90 +7601,6 @@
           <w:i/>
           <w:iCs/>
         </w:rPr>
-        <w:t>Two.</w:t>
-      </w:r>
-      <w:r>
-        <w:t xml:space="preserve"> </w:t>
-      </w:r>
-      <w:r>
-        <w:rPr>
-          <w:b/>
-          <w:bCs/>
-        </w:rPr>
-        <w:t>Do fish swim?</w:t>
-      </w:r>
-      <w:r>
-        <w:t xml:space="preserve"> (pause, signal) → </w:t>
-      </w:r>
-      <w:r>
-        <w:rPr>
-          <w:i/>
-          <w:iCs/>
-        </w:rPr>
-        <w:t>None.</w:t>
-      </w:r>
-    </w:p>
-    <w:p>
-      <w:pPr>
-        <w:spacing w:after="120" w:line="276" w:lineRule="auto"/>
-      </w:pPr>
-      <w:r>
-        <w:rPr>
-          <w:b/>
-          <w:bCs/>
-        </w:rPr>
-        <w:t>(9). Say the universal wording.</w:t>
-      </w:r>
-      <w:r>
-        <w:t xml:space="preserve"> → </w:t>
-      </w:r>
-      <w:r>
-        <w:rPr>
-          <w:i/>
-          <w:iCs/>
-        </w:rPr>
-        <w:t>A universal is a word that can be predicated of more than one subject.</w:t>
-      </w:r>
-    </w:p>
-    <w:p>
-      <w:pPr>
-        <w:spacing w:after="120" w:line="276" w:lineRule="auto"/>
-      </w:pPr>
-      <w:r>
-        <w:rPr>
-          <w:b/>
-          <w:bCs/>
-        </w:rPr>
-        <w:t>Split it. "The dog which is running is white with black spots." Subject.</w:t>
-      </w:r>
-      <w:r>
-        <w:t xml:space="preserve"> (pause, signal) → </w:t>
-      </w:r>
-      <w:r>
-        <w:rPr>
-          <w:i/>
-          <w:iCs/>
-        </w:rPr>
-        <w:t>The dog which is running.</w:t>
-      </w:r>
-      <w:r>
-        <w:t xml:space="preserve"> </w:t>
-      </w:r>
-      <w:r>
-        <w:rPr>
-          <w:b/>
-          <w:bCs/>
-        </w:rPr>
-        <w:t>Predicate.</w:t>
-      </w:r>
-      <w:r>
-        <w:t xml:space="preserve"> (pause, signal) → </w:t>
-      </w:r>
-      <w:r>
-        <w:rPr>
-          <w:i/>
-          <w:iCs/>
-        </w:rPr>
         <w:t>White with black spots.</w:t>
       </w:r>
     </w:p>
@@ -7642,7 +7613,7 @@
           <w:b/>
           <w:bCs/>
         </w:rPr>
-        <w:t xml:space="preserve">Everybody. What is a fruit? — </w:t>
+        <w:t xml:space="preserve">Everybody. Definition or list? What is a fruit? — </w:t>
       </w:r>
       <w:proofErr w:type="gramStart"/>
       <w:r>
@@ -8536,7 +8507,7 @@
           <w:b/>
           <w:bCs/>
         </w:rPr>
-        <w:t>Animal.</w:t>
+        <w:t>Tree. Genus, species, both, or neither? Animal.</w:t>
       </w:r>
       <w:r>
         <w:t xml:space="preserve">   → </w:t>
@@ -8562,7 +8533,7 @@
           <w:b/>
           <w:bCs/>
         </w:rPr>
-        <w:t>Living thing.</w:t>
+        <w:t>Tree. Genus, species, both, or neither? Living thing.</w:t>
       </w:r>
       <w:r>
         <w:t xml:space="preserve">   → </w:t>
@@ -8586,7 +8557,7 @@
           <w:i/>
           <w:iCs/>
         </w:rPr>
-        <w:t>(But also, in some sense, genus, although not on our chart here.)</w:t>
+        <w:t>(But also, in some sense, a species — of something higher that is not on our chart here.)</w:t>
       </w:r>
     </w:p>
     <w:p>
@@ -8602,7 +8573,7 @@
           <w:b/>
           <w:bCs/>
         </w:rPr>
-        <w:t>Dog.</w:t>
+        <w:t>Tree. Genus, species, both, or neither? Dog.</w:t>
       </w:r>
       <w:r>
         <w:t xml:space="preserve">   → </w:t>
@@ -8706,7 +8677,7 @@
           <w:b/>
           <w:bCs/>
         </w:rPr>
-        <w:t>Circle.</w:t>
+        <w:t>Tree. Genus, species, both, or neither? Circle.</w:t>
       </w:r>
       <w:r>
         <w:t xml:space="preserve">   → </w:t>
@@ -8810,7 +8781,7 @@
           <w:b/>
           <w:bCs/>
         </w:rPr>
-        <w:t>Stool.</w:t>
+        <w:t>Tree. Genus, species, both, or neither? Stool.</w:t>
       </w:r>
       <w:r>
         <w:t xml:space="preserve">   → </w:t>
@@ -8931,7 +8902,7 @@
           <w:i/>
           <w:iCs/>
         </w:rPr>
-        <w:t xml:space="preserve"> (But also, in some sense, genus, although not on our chart here.)</w:t>
+        <w:t xml:space="preserve"> (But also, in some sense, a genus — it has kinds beneath it that are not on our chart here.)</w:t>
       </w:r>
     </w:p>
     <w:p>
@@ -8947,7 +8918,7 @@
           <w:b/>
           <w:bCs/>
         </w:rPr>
-        <w:t>The chair you are sitting on.</w:t>
+        <w:t>Tree. Genus, species, both, or neither? The chair you are sitting on.</w:t>
       </w:r>
       <w:r>
         <w:t xml:space="preserve">   → </w:t>
@@ -9185,21 +9156,20 @@
           <w:b/>
           <w:bCs/>
         </w:rPr>
-        <w:t xml:space="preserve">(9). </w:t>
-      </w:r>
-      <w:r>
-        <w:rPr>
-          <w:b/>
-          <w:bCs/>
-        </w:rPr>
-        <w:t xml:space="preserve">Classification </w:t>
-      </w:r>
-      <w:r>
-        <w:rPr>
-          <w:b/>
-          <w:bCs/>
-        </w:rPr>
-        <w:t>Tree. Horse.</w:t>
+        <w:t xml:space="preserve">(9). Tree. Genus, species, both, or neither? </w:t>
+      </w:r>
+      <w:r>
+        <w:rPr>
+          <w:b/>
+          <w:bCs/>
+        </w:rPr>
+      </w:r>
+      <w:r>
+        <w:rPr>
+          <w:b/>
+          <w:bCs/>
+        </w:rPr>
+        <w:t>Horse.</w:t>
       </w:r>
       <w:r>
         <w:t xml:space="preserve"> → </w:t>
@@ -9221,21 +9191,20 @@
           <w:b/>
           <w:bCs/>
         </w:rPr>
-        <w:t xml:space="preserve">(12). </w:t>
-      </w:r>
-      <w:r>
-        <w:rPr>
-          <w:b/>
-          <w:bCs/>
-        </w:rPr>
-        <w:t xml:space="preserve">Classification </w:t>
-      </w:r>
-      <w:r>
-        <w:rPr>
-          <w:b/>
-          <w:bCs/>
-        </w:rPr>
-        <w:t>Tree. Triangle.</w:t>
+        <w:t xml:space="preserve">(12). Tree. Genus, species, both, or neither? </w:t>
+      </w:r>
+      <w:r>
+        <w:rPr>
+          <w:b/>
+          <w:bCs/>
+        </w:rPr>
+      </w:r>
+      <w:r>
+        <w:rPr>
+          <w:b/>
+          <w:bCs/>
+        </w:rPr>
+        <w:t>Triangle.</w:t>
       </w:r>
       <w:r>
         <w:t xml:space="preserve"> → </w:t>
@@ -9631,7 +9600,7 @@
           <w:b/>
           <w:bCs/>
         </w:rPr>
-        <w:t>Tree. Furniture.</w:t>
+        <w:t>Tree. Genus, species, both, or neither? Furniture.</w:t>
       </w:r>
       <w:r>
         <w:t xml:space="preserve"> (pause, signal) → </w:t>
@@ -9695,7 +9664,7 @@
           <w:b/>
           <w:bCs/>
         </w:rPr>
-        <w:t>Singular or universal. Chair.</w:t>
+        <w:t>Singular or universal? Chair.</w:t>
       </w:r>
       <w:r>
         <w:t xml:space="preserve"> (pause, signal) → </w:t>
@@ -9717,7 +9686,7 @@
           <w:b/>
           <w:bCs/>
         </w:rPr>
-        <w:t>Tree. This chair.</w:t>
+        <w:t>Tree. Genus, species, both, or neither? This chair.</w:t>
       </w:r>
       <w:r>
         <w:t xml:space="preserve"> (pause, signal) → </w:t>
@@ -9739,7 +9708,7 @@
           <w:b/>
           <w:bCs/>
         </w:rPr>
-        <w:t>Singular or universal. This chair.</w:t>
+        <w:t>Singular or universal? This chair.</w:t>
       </w:r>
       <w:r>
         <w:t xml:space="preserve"> (pause, signal) → </w:t>
@@ -9761,7 +9730,7 @@
           <w:b/>
           <w:bCs/>
         </w:rPr>
-        <w:t>Test it. A chair is furniture.</w:t>
+        <w:t>Test it — good, too wide, or too narrow? A chair is furniture.</w:t>
       </w:r>
       <w:r>
         <w:t xml:space="preserve"> (pause, signal) → </w:t>
@@ -9913,7 +9882,7 @@
           <w:b/>
           <w:bCs/>
         </w:rPr>
-        <w:t xml:space="preserve"> “a chair is furniture,” furniture is the genius and the species is chair.</w:t>
+        <w:t xml:space="preserve"> “a chair is furniture,” furniture is the genus and the species is chair.</w:t>
       </w:r>
       <w:r>
         <w:rPr>
@@ -10011,7 +9980,7 @@
           <w:b/>
           <w:bCs/>
         </w:rPr>
-        <w:t xml:space="preserve">It only gave the genius. But a genius has other kinds beneath it. What are other kinds of furniture that are not chairs? </w:t>
+        <w:t xml:space="preserve">It only gave the genus. But a genus has other kinds beneath it. What are other kinds of furniture that are not chairs? </w:t>
       </w:r>
       <w:r>
         <w:t xml:space="preserve">→ </w:t>
@@ -10022,7 +9991,7 @@
           <w:i/>
           <w:iCs/>
         </w:rPr>
-        <w:t>Tablrs</w:t>
+        <w:t>Tables, lamps, and beds.</w:t>
       </w:r>
       <w:proofErr w:type="spellEnd"/>
       <w:r>
@@ -10030,7 +9999,38 @@
           <w:i/>
           <w:iCs/>
         </w:rPr>
-        <w:t>, lamps, etc</w:t>
+      </w:r>
+      <w:r>
+        <w:rPr>
+          <w:i/>
+          <w:iCs/>
+        </w:rPr>
+      </w:r>
+    </w:p>
+    <w:p>
+      <w:pPr>
+        <w:spacing w:after="120" w:line="276" w:lineRule="auto"/>
+        <w:rPr>
+          <w:i/>
+          <w:iCs/>
+        </w:rPr>
+      </w:pPr>
+      <w:r>
+        <w:rPr>
+          <w:b/>
+          <w:bCs/>
+        </w:rPr>
+        <w:t xml:space="preserve">If we did not know anything at all about chairs, then saying that a chair is furniture would be helpful. But does saying “a chair is furniture” help us decide what kind of furniture chairs are? </w:t>
+      </w:r>
+      <w:r>
+        <w:t xml:space="preserve">→ </w:t>
+      </w:r>
+      <w:r>
+        <w:rPr>
+          <w:i/>
+          <w:iCs/>
+        </w:rPr>
+        <w:t>No</w:t>
       </w:r>
       <w:r>
         <w:rPr>
@@ -10044,39 +10044,6 @@
       <w:pPr>
         <w:spacing w:after="120" w:line="276" w:lineRule="auto"/>
         <w:rPr>
-          <w:i/>
-          <w:iCs/>
-        </w:rPr>
-      </w:pPr>
-      <w:r>
-        <w:rPr>
-          <w:b/>
-          <w:bCs/>
-        </w:rPr>
-        <w:t xml:space="preserve">If we did not know anything at all about chairs, then saying that a chair is furniture would be helpful. But does saying “a chair is furniture” help us decide what kind of furniture chairs are? </w:t>
-      </w:r>
-      <w:r>
-        <w:t xml:space="preserve">→ </w:t>
-      </w:r>
-      <w:r>
-        <w:rPr>
-          <w:i/>
-          <w:iCs/>
-        </w:rPr>
-        <w:t>No</w:t>
-      </w:r>
-      <w:r>
-        <w:rPr>
-          <w:i/>
-          <w:iCs/>
-        </w:rPr>
-        <w:t>.</w:t>
-      </w:r>
-    </w:p>
-    <w:p>
-      <w:pPr>
-        <w:spacing w:after="120" w:line="276" w:lineRule="auto"/>
-        <w:rPr>
           <w:b/>
           <w:bCs/>
         </w:rPr>
@@ -10178,7 +10145,7 @@
           <w:b/>
           <w:bCs/>
         </w:rPr>
-        <w:t>Tree. Triangle.</w:t>
+        <w:t>Tree. Genus, species, both, or neither? Triangle.</w:t>
       </w:r>
       <w:r>
         <w:t xml:space="preserve"> (pause, signal) → </w:t>
@@ -10200,7 +10167,7 @@
           <w:b/>
           <w:bCs/>
         </w:rPr>
-        <w:t>Which act. Triangle.</w:t>
+        <w:t>Which act of the mind? Triangle.</w:t>
       </w:r>
       <w:r>
         <w:t xml:space="preserve"> (pause, signal) → </w:t>
@@ -10244,7 +10211,7 @@
           <w:b/>
           <w:bCs/>
         </w:rPr>
-        <w:t>(9). Tree. Socrates.</w:t>
+        <w:t>(9). Tree. Genus, species, both, or neither? Socrates.</w:t>
       </w:r>
       <w:r>
         <w:t xml:space="preserve"> → </w:t>
@@ -10266,7 +10233,7 @@
           <w:b/>
           <w:bCs/>
         </w:rPr>
-        <w:t>Definition or list. What is furniture? — Furniture is a chair, a table, and a bed.</w:t>
+        <w:t>Definition or list? What is furniture? — Furniture is a chair, a table, and a bed.</w:t>
       </w:r>
       <w:r>
         <w:t xml:space="preserve"> (pause, signal) → </w:t>
@@ -10288,7 +10255,7 @@
           <w:b/>
           <w:bCs/>
         </w:rPr>
-        <w:t>Tree. Plant.</w:t>
+        <w:t>Tree. Genus, species, both, or neither? Plant.</w:t>
       </w:r>
       <w:r>
         <w:t xml:space="preserve"> (pause, signal) → </w:t>
@@ -10378,14 +10345,13 @@
           <w:b/>
           <w:bCs/>
         </w:rPr>
-        <w:t>Everybody. Tree. Animal</w:t>
-      </w:r>
-      <w:r>
-        <w:rPr>
-          <w:b/>
-          <w:bCs/>
-        </w:rPr>
-        <w:t>, species and genus?</w:t>
+        <w:t>Everybody. Tree. Genus, species, both, or neither? Animal.</w:t>
+      </w:r>
+      <w:r>
+        <w:rPr>
+          <w:b/>
+          <w:bCs/>
+        </w:rPr>
       </w:r>
       <w:r>
         <w:t xml:space="preserve"> (pause, signal) → </w:t>
@@ -10407,7 +10373,7 @@
           <w:b/>
           <w:bCs/>
         </w:rPr>
-        <w:t>Everybody. Tree. Fido.</w:t>
+        <w:t>Everybody. Tree. Genus, species, both, or neither? Fido.</w:t>
       </w:r>
       <w:r>
         <w:t xml:space="preserve"> (pause, signal) → </w:t>
@@ -10473,21 +10439,20 @@
           <w:b/>
           <w:bCs/>
         </w:rPr>
-        <w:t xml:space="preserve">Everybody. Split </w:t>
-      </w:r>
-      <w:r>
-        <w:rPr>
-          <w:b/>
-          <w:bCs/>
-        </w:rPr>
-        <w:t>this into subject and predicate</w:t>
-      </w:r>
-      <w:r>
-        <w:rPr>
-          <w:b/>
-          <w:bCs/>
-        </w:rPr>
-        <w:t>. "Fido is a dog." Subject.</w:t>
+        <w:t xml:space="preserve">Everybody. Split it. </w:t>
+      </w:r>
+      <w:r>
+        <w:rPr>
+          <w:b/>
+          <w:bCs/>
+        </w:rPr>
+      </w:r>
+      <w:r>
+        <w:rPr>
+          <w:b/>
+          <w:bCs/>
+        </w:rPr>
+        <w:t>"Fido is a dog." Subject.</w:t>
       </w:r>
       <w:r>
         <w:t xml:space="preserve"> (pause, signal) → </w:t>
@@ -10529,7 +10494,7 @@
           <w:b/>
           <w:bCs/>
         </w:rPr>
-        <w:t>Everybody. Singular or universal. Dog.</w:t>
+        <w:t>Everybody. Singular or universal? Dog.</w:t>
       </w:r>
       <w:r>
         <w:t xml:space="preserve"> (pause, signal) → </w:t>
@@ -10571,7 +10536,7 @@
           <w:b/>
           <w:bCs/>
         </w:rPr>
-        <w:t>Everybody. A dog is an animal.</w:t>
+        <w:t>Everybody. Test it — good, too wide, or too narrow? A dog is an animal.</w:t>
       </w:r>
       <w:r>
         <w:t xml:space="preserve"> (pause, signal) → </w:t>
@@ -10938,14 +10903,13 @@
           <w:b/>
           <w:bCs/>
         </w:rPr>
-        <w:t>(9). Tree. Dog</w:t>
-      </w:r>
-      <w:r>
-        <w:rPr>
-          <w:b/>
-          <w:bCs/>
-        </w:rPr>
-        <w:t>, are these species or genera?</w:t>
+        <w:t>(9). Tree. Genus, species, both, or neither? Dog.</w:t>
+      </w:r>
+      <w:r>
+        <w:rPr>
+          <w:b/>
+          <w:bCs/>
+        </w:rPr>
       </w:r>
       <w:r>
         <w:t xml:space="preserve"> → </w:t>
@@ -11307,7 +11271,7 @@
           <w:b/>
           <w:bCs/>
         </w:rPr>
-        <w:t>Singular or universal: river</w:t>
+        <w:t>Singular or universal? river</w:t>
       </w:r>
       <w:r>
         <w:t xml:space="preserve"> → </w:t>
@@ -11327,7 +11291,7 @@
           <w:b/>
           <w:bCs/>
         </w:rPr>
-        <w:t>The Jordan</w:t>
+        <w:t>Singular or universal? The Jordan</w:t>
       </w:r>
       <w:r>
         <w:t xml:space="preserve"> → </w:t>
@@ -11367,7 +11331,7 @@
           <w:b/>
           <w:bCs/>
         </w:rPr>
-        <w:t xml:space="preserve">Which act: </w:t>
+        <w:t xml:space="preserve">Which act of the mind? </w:t>
       </w:r>
       <w:proofErr w:type="gramStart"/>
       <w:r>
@@ -11483,7 +11447,7 @@
           <w:b/>
           <w:bCs/>
         </w:rPr>
-        <w:t>Tree. Food.</w:t>
+        <w:t>Tree. Genus, species, both, or neither? Food.</w:t>
       </w:r>
       <w:r>
         <w:t xml:space="preserve"> → </w:t>
@@ -11503,7 +11467,7 @@
           <w:b/>
           <w:bCs/>
         </w:rPr>
-        <w:t>Tree. Bread.</w:t>
+        <w:t>Tree. Genus, species, both, or neither? Bread.</w:t>
       </w:r>
       <w:r>
         <w:t xml:space="preserve"> → </w:t>
@@ -11523,7 +11487,7 @@
           <w:b/>
           <w:bCs/>
         </w:rPr>
-        <w:t>Tree. Meat.</w:t>
+        <w:t>Tree. Genus, species, both, or neither? Meat.</w:t>
       </w:r>
       <w:r>
         <w:t xml:space="preserve"> → </w:t>
@@ -11543,7 +11507,7 @@
           <w:b/>
           <w:bCs/>
         </w:rPr>
-        <w:t>Tree. Rye.</w:t>
+        <w:t>Tree. Genus, species, both, or neither? Rye.</w:t>
       </w:r>
       <w:r>
         <w:t xml:space="preserve"> → </w:t>
@@ -11563,7 +11527,7 @@
           <w:b/>
           <w:bCs/>
         </w:rPr>
-        <w:t>Tree. This loaf.</w:t>
+        <w:t>Tree. Genus, species, both, or neither? This loaf.</w:t>
       </w:r>
       <w:r>
         <w:t xml:space="preserve"> → </w:t>
@@ -11651,7 +11615,7 @@
           <w:b/>
           <w:bCs/>
         </w:rPr>
-        <w:t>My dog.</w:t>
+        <w:t>Tree. Genus, species, both, or neither? My dog.</w:t>
       </w:r>
       <w:r>
         <w:t xml:space="preserve"> → </w:t>
@@ -11671,7 +11635,7 @@
           <w:b/>
           <w:bCs/>
         </w:rPr>
-        <w:t>Saint Joseph.</w:t>
+        <w:t>Tree. Genus, species, both, or neither? Saint Joseph.</w:t>
       </w:r>
       <w:r>
         <w:t xml:space="preserve"> → </w:t>
@@ -11691,7 +11655,7 @@
           <w:b/>
           <w:bCs/>
         </w:rPr>
-        <w:t>That triangle on the board.</w:t>
+        <w:t>Tree. Genus, species, both, or neither? That triangle on the board.</w:t>
       </w:r>
       <w:r>
         <w:t xml:space="preserve"> → </w:t>
@@ -11711,7 +11675,7 @@
           <w:b/>
           <w:bCs/>
         </w:rPr>
-        <w:t>Grandmother.</w:t>
+        <w:t>Tree. Genus, species, both, or neither? Grandmother.</w:t>
       </w:r>
       <w:r>
         <w:t xml:space="preserve"> → </w:t>
@@ -11766,7 +11730,7 @@
           <w:b/>
           <w:bCs/>
         </w:rPr>
-        <w:t>Tree. Square.</w:t>
+        <w:t>Tree. Genus, species, both, or neither? Square.</w:t>
       </w:r>
       <w:r>
         <w:t xml:space="preserve"> → </w:t>
@@ -11806,7 +11770,7 @@
           <w:b/>
           <w:bCs/>
         </w:rPr>
-        <w:t>Test it: A square is a shape.</w:t>
+        <w:t>Test it — good, too wide, or too narrow? A square is a shape.</w:t>
       </w:r>
       <w:r>
         <w:t xml:space="preserve"> → </w:t>
@@ -12961,7 +12925,7 @@
           <w:b/>
           <w:bCs/>
         </w:rPr>
-        <w:t>Tree. Animal.</w:t>
+        <w:t>Tree. Genus, species, both, or neither? Animal.</w:t>
       </w:r>
       <w:r>
         <w:t xml:space="preserve"> (pause, signal) → </w:t>
@@ -12983,7 +12947,7 @@
           <w:b/>
           <w:bCs/>
         </w:rPr>
-        <w:t>Tree. Fido.</w:t>
+        <w:t>Tree. Genus, species, both, or neither? Fido.</w:t>
       </w:r>
       <w:r>
         <w:t xml:space="preserve"> (pause, signal) → </w:t>
@@ -13067,7 +13031,7 @@
           <w:b/>
           <w:bCs/>
         </w:rPr>
-        <w:t>Singular or universal. Man.</w:t>
+        <w:t>Singular or universal? Man.</w:t>
       </w:r>
       <w:r>
         <w:t xml:space="preserve"> (pause, signal) → </w:t>
@@ -13131,7 +13095,7 @@
           <w:b/>
           <w:bCs/>
         </w:rPr>
-        <w:t>Everybody. A chair is a seat.</w:t>
+        <w:t>Everybody. Test it — good, too wide, or too narrow? A chair is a seat.</w:t>
       </w:r>
       <w:r>
         <w:t xml:space="preserve"> (pause, signal) → </w:t>
@@ -13173,7 +13137,7 @@
           <w:b/>
           <w:bCs/>
         </w:rPr>
-        <w:t>Tree. Triangle.</w:t>
+        <w:t>Tree. Genus, species, both, or neither? Triangle.</w:t>
       </w:r>
       <w:r>
         <w:t xml:space="preserve"> (pause, signal) → </w:t>
@@ -13217,7 +13181,7 @@
           <w:b/>
           <w:bCs/>
         </w:rPr>
-        <w:t>Which act. All animals move themselves, so dogs move themselves.</w:t>
+        <w:t>Which act of the mind? All animals move themselves, so dogs move themselves.</w:t>
       </w:r>
       <w:r>
         <w:t xml:space="preserve"> (pause, signal) → </w:t>
@@ -13239,7 +13203,7 @@
           <w:b/>
           <w:bCs/>
         </w:rPr>
-        <w:t>Everybody. A chair is a wooden seat for one person.</w:t>
+        <w:t>Everybody. Test it — good, too wide, or too narrow? A chair is a wooden seat for one person.</w:t>
       </w:r>
       <w:r>
         <w:t xml:space="preserve"> (pause, signal) → </w:t>
@@ -14277,7 +14241,7 @@
           <w:b/>
           <w:bCs/>
         </w:rPr>
-        <w:t>Socrates is an animal.</w:t>
+        <w:t>Which predicable? Socrates is an animal.</w:t>
       </w:r>
       <w:r>
         <w:t xml:space="preserve">   → </w:t>
@@ -14303,7 +14267,7 @@
           <w:b/>
           <w:bCs/>
         </w:rPr>
-        <w:t>Socrates is a man.</w:t>
+        <w:t>Which predicable? Socrates is a man.</w:t>
       </w:r>
       <w:r>
         <w:t xml:space="preserve">   → </w:t>
@@ -14329,7 +14293,7 @@
           <w:b/>
           <w:bCs/>
         </w:rPr>
-        <w:t>Socrates can reason.</w:t>
+        <w:t>Which predicable? Socrates can reason.</w:t>
       </w:r>
       <w:r>
         <w:t xml:space="preserve">   → </w:t>
@@ -14459,7 +14423,7 @@
           <w:b/>
           <w:bCs/>
         </w:rPr>
-        <w:t>Socrates can learn to read.</w:t>
+        <w:t>Which predicable? Socrates can learn to read.</w:t>
       </w:r>
       <w:r>
         <w:t xml:space="preserve">   → </w:t>
@@ -14509,7 +14473,7 @@
           <w:b/>
           <w:bCs/>
         </w:rPr>
-        <w:t>A triangle is a shape.</w:t>
+        <w:t>Which predicable? A triangle is a shape.</w:t>
       </w:r>
       <w:r>
         <w:t xml:space="preserve">   → </w:t>
@@ -14535,7 +14499,7 @@
           <w:b/>
           <w:bCs/>
         </w:rPr>
-        <w:t>A triangle has three straight sides.</w:t>
+        <w:t>Which predicable? A triangle has three straight sides.</w:t>
       </w:r>
       <w:r>
         <w:t xml:space="preserve">   → </w:t>
@@ -14561,7 +14525,7 @@
           <w:b/>
           <w:bCs/>
         </w:rPr>
-        <w:t>A triangle has three corners.</w:t>
+        <w:t>Which predicable? A triangle has three corners.</w:t>
       </w:r>
       <w:r>
         <w:t xml:space="preserve">   → </w:t>
@@ -14639,7 +14603,7 @@
           <w:b/>
           <w:bCs/>
         </w:rPr>
-        <w:t>This triangle is big.</w:t>
+        <w:t>Which predicable? This triangle is big.</w:t>
       </w:r>
       <w:r>
         <w:t xml:space="preserve">   → </w:t>
@@ -14689,7 +14653,7 @@
           <w:b/>
           <w:bCs/>
         </w:rPr>
-        <w:t>A dog is an animal.</w:t>
+        <w:t>Which predicable? A dog is an animal.</w:t>
       </w:r>
       <w:r>
         <w:t xml:space="preserve">   → </w:t>
@@ -14715,7 +14679,7 @@
           <w:b/>
           <w:bCs/>
         </w:rPr>
-        <w:t>This dog is muddy.</w:t>
+        <w:t>Which predicable? This dog is muddy.</w:t>
       </w:r>
       <w:r>
         <w:t xml:space="preserve">   → </w:t>
@@ -14741,7 +14705,7 @@
           <w:b/>
           <w:bCs/>
         </w:rPr>
-        <w:t>A chair is furniture.</w:t>
+        <w:t>Which predicable? A chair is furniture.</w:t>
       </w:r>
       <w:r>
         <w:t xml:space="preserve">   → </w:t>
@@ -14819,7 +14783,7 @@
           <w:b/>
           <w:bCs/>
         </w:rPr>
-        <w:t>A knife can go dull.</w:t>
+        <w:t>Which predicable? A knife can go dull.</w:t>
       </w:r>
       <w:r>
         <w:t xml:space="preserve">   → </w:t>
@@ -14901,7 +14865,7 @@
           <w:b/>
           <w:bCs/>
         </w:rPr>
-        <w:t>Socrates can reason.</w:t>
+        <w:t>Which predicable? Socrates can reason.</w:t>
       </w:r>
       <w:r>
         <w:t xml:space="preserve"> (pause, signal) → </w:t>
@@ -14923,7 +14887,7 @@
           <w:b/>
           <w:bCs/>
         </w:rPr>
-        <w:t>Socrates can laugh.</w:t>
+        <w:t>Which predicable? Socrates can laugh.</w:t>
       </w:r>
       <w:r>
         <w:t xml:space="preserve"> (pause, signal) → </w:t>
@@ -14967,7 +14931,7 @@
           <w:b/>
           <w:bCs/>
         </w:rPr>
-        <w:t>A triangle has three straight sides.</w:t>
+        <w:t>Which predicable? A triangle has three straight sides.</w:t>
       </w:r>
       <w:r>
         <w:t xml:space="preserve"> (pause, signal) → </w:t>
@@ -14989,7 +14953,7 @@
           <w:b/>
           <w:bCs/>
         </w:rPr>
-        <w:t>A triangle has three corners.</w:t>
+        <w:t>Which predicable? A triangle has three corners.</w:t>
       </w:r>
       <w:r>
         <w:t xml:space="preserve"> (pause, signal) → </w:t>
@@ -15445,7 +15409,7 @@
           <w:b/>
           <w:bCs/>
         </w:rPr>
-        <w:t>Tree. Dog.</w:t>
+        <w:t>Tree. Genus, species, both, or neither? Dog.</w:t>
       </w:r>
       <w:r>
         <w:t xml:space="preserve"> (pause, signal) → </w:t>
@@ -15543,7 +15507,7 @@
           <w:b/>
           <w:bCs/>
         </w:rPr>
-        <w:t>Singular or universal. This dog.</w:t>
+        <w:t>Singular or universal? This dog.</w:t>
       </w:r>
       <w:r>
         <w:t xml:space="preserve"> (pause, signal) → </w:t>
@@ -15607,7 +15571,7 @@
           <w:b/>
           <w:bCs/>
         </w:rPr>
-        <w:t>Test it. A man is an animal.</w:t>
+        <w:t>Test it — good, too wide, or too narrow? A man is an animal.</w:t>
       </w:r>
       <w:r>
         <w:t xml:space="preserve"> (pause, signal) → </w:t>
@@ -15693,7 +15657,7 @@
           <w:b/>
           <w:bCs/>
         </w:rPr>
-        <w:t>Test it. A triangle is a shape with three straight sides.</w:t>
+        <w:t>Test it — good, too wide, or too narrow? A triangle is a shape with three straight sides.</w:t>
       </w:r>
       <w:r>
         <w:t xml:space="preserve"> (pause, signal) → </w:t>
@@ -15771,7 +15735,7 @@
           <w:b/>
           <w:bCs/>
         </w:rPr>
-        <w:t>Which act. Socrates is a man.</w:t>
+        <w:t>Which act of the mind? Socrates is a man.</w:t>
       </w:r>
       <w:r>
         <w:t xml:space="preserve"> (pause, signal) → </w:t>
@@ -16007,7 +15971,7 @@
           <w:b/>
           <w:bCs/>
         </w:rPr>
-        <w:t>Everybody. Tree. Animal.</w:t>
+        <w:t>Everybody. Tree. Genus, species, both, or neither? Animal.</w:t>
       </w:r>
       <w:r>
         <w:t xml:space="preserve"> (pause, signal) → </w:t>
@@ -16719,7 +16683,7 @@
           <w:b/>
           <w:bCs/>
         </w:rPr>
-        <w:t>Tree. Furniture.</w:t>
+        <w:t>Tree. Genus, species, both, or neither? Furniture.</w:t>
       </w:r>
       <w:r>
         <w:t xml:space="preserve"> → </w:t>
@@ -16739,7 +16703,7 @@
           <w:b/>
           <w:bCs/>
         </w:rPr>
-        <w:t>Tree. Socrates.</w:t>
+        <w:t>Tree. Genus, species, both, or neither? Socrates.</w:t>
       </w:r>
       <w:r>
         <w:t xml:space="preserve"> → </w:t>
@@ -16831,7 +16795,7 @@
           <w:b/>
           <w:bCs/>
         </w:rPr>
-        <w:t>Socrates is a living thing.</w:t>
+        <w:t>Which predicable? Socrates is a living thing.</w:t>
       </w:r>
       <w:r>
         <w:t xml:space="preserve"> → </w:t>
@@ -16851,7 +16815,7 @@
           <w:b/>
           <w:bCs/>
         </w:rPr>
-        <w:t>Socrates is bald.</w:t>
+        <w:t>Which predicable? Socrates is bald.</w:t>
       </w:r>
       <w:r>
         <w:t xml:space="preserve"> → </w:t>
@@ -16871,7 +16835,7 @@
           <w:b/>
           <w:bCs/>
         </w:rPr>
-        <w:t>Socrates can speak.</w:t>
+        <w:t>Which predicable? Socrates can speak.</w:t>
       </w:r>
       <w:r>
         <w:t xml:space="preserve"> → </w:t>
@@ -16891,7 +16855,7 @@
           <w:b/>
           <w:bCs/>
         </w:rPr>
-        <w:t>Socrates is barefoot.</w:t>
+        <w:t>Which predicable? Socrates is barefoot.</w:t>
       </w:r>
       <w:r>
         <w:t xml:space="preserve"> → </w:t>
@@ -16911,7 +16875,7 @@
           <w:b/>
           <w:bCs/>
         </w:rPr>
-        <w:t>Socrates is rational.</w:t>
+        <w:t>Which predicable? Socrates is rational.</w:t>
       </w:r>
       <w:r>
         <w:t xml:space="preserve"> → </w:t>
@@ -16931,7 +16895,7 @@
           <w:b/>
           <w:bCs/>
         </w:rPr>
-        <w:t>Socrates is a man.</w:t>
+        <w:t>Which predicable? Socrates is a man.</w:t>
       </w:r>
       <w:r>
         <w:t xml:space="preserve"> → </w:t>
@@ -16963,7 +16927,7 @@
           <w:b/>
           <w:bCs/>
         </w:rPr>
-        <w:t>A dog is an animal.</w:t>
+        <w:t>Which predicable? A dog is an animal.</w:t>
       </w:r>
       <w:r>
         <w:t xml:space="preserve"> → </w:t>
@@ -16983,7 +16947,7 @@
           <w:b/>
           <w:bCs/>
         </w:rPr>
-        <w:t>A dog is a living thing.</w:t>
+        <w:t>Which predicable? A dog is a living thing.</w:t>
       </w:r>
       <w:r>
         <w:t xml:space="preserve"> → </w:t>
@@ -17003,7 +16967,7 @@
           <w:b/>
           <w:bCs/>
         </w:rPr>
-        <w:t>This dog is asleep.</w:t>
+        <w:t>Which predicable? This dog is asleep.</w:t>
       </w:r>
       <w:r>
         <w:t xml:space="preserve"> → </w:t>
@@ -17023,7 +16987,7 @@
           <w:b/>
           <w:bCs/>
         </w:rPr>
-        <w:t>This dog has a red collar.</w:t>
+        <w:t>Which predicable? This dog has a red collar.</w:t>
       </w:r>
       <w:r>
         <w:t xml:space="preserve"> → </w:t>
@@ -17043,7 +17007,7 @@
           <w:b/>
           <w:bCs/>
         </w:rPr>
-        <w:t>A dog is a dog.</w:t>
+        <w:t>Which predicable? A dog is a dog.</w:t>
       </w:r>
       <w:r>
         <w:t xml:space="preserve"> → </w:t>
@@ -17075,7 +17039,7 @@
           <w:b/>
           <w:bCs/>
         </w:rPr>
-        <w:t>A square is a shape.</w:t>
+        <w:t>Which predicable? A square is a shape.</w:t>
       </w:r>
       <w:r>
         <w:t xml:space="preserve"> → </w:t>
@@ -17095,7 +17059,7 @@
           <w:b/>
           <w:bCs/>
         </w:rPr>
-        <w:t xml:space="preserve">A square has four equal straight sides and </w:t>
+        <w:t xml:space="preserve">Which predicable? A square has four equal straight sides and </w:t>
       </w:r>
       <w:proofErr w:type="gramStart"/>
       <w:r>
@@ -17131,7 +17095,7 @@
           <w:b/>
           <w:bCs/>
         </w:rPr>
-        <w:t>A square has four corners.</w:t>
+        <w:t>Which predicable? A square has four corners.</w:t>
       </w:r>
       <w:r>
         <w:t xml:space="preserve"> → </w:t>
@@ -17151,7 +17115,7 @@
           <w:b/>
           <w:bCs/>
         </w:rPr>
-        <w:t>This square is small.</w:t>
+        <w:t>Which predicable? This square is small.</w:t>
       </w:r>
       <w:r>
         <w:t xml:space="preserve"> → </w:t>
@@ -17171,7 +17135,7 @@
           <w:b/>
           <w:bCs/>
         </w:rPr>
-        <w:t>A square is a square.</w:t>
+        <w:t>Which predicable? A square is a square.</w:t>
       </w:r>
       <w:r>
         <w:t xml:space="preserve"> → </w:t>
@@ -17335,7 +17299,7 @@
           <w:b/>
           <w:bCs/>
         </w:rPr>
-        <w:t>Test it: A shepherd is a man.</w:t>
+        <w:t>Test it — good, too wide, or too narrow? A shepherd is a man.</w:t>
       </w:r>
       <w:r>
         <w:t xml:space="preserve"> → </w:t>
@@ -17355,7 +17319,7 @@
           <w:b/>
           <w:bCs/>
         </w:rPr>
-        <w:t>Tree. Man.</w:t>
+        <w:t>Tree. Genus, species, both, or neither? Man.</w:t>
       </w:r>
       <w:r>
         <w:t xml:space="preserve"> → </w:t>
@@ -17693,7 +17657,7 @@
           <w:i/>
           <w:iCs/>
         </w:rPr>
-        <w:t>Tree. Dog.</w:t>
+        <w:t>Tree. Genus, species, both, or neither? Dog.</w:t>
       </w:r>
       <w:r>
         <w:t xml:space="preserve"> → species) and the script pauses to </w:t>
@@ -18999,7 +18963,7 @@
           <w:b/>
           <w:bCs/>
         </w:rPr>
-        <w:t>Everybody. Tree. Animal.</w:t>
+        <w:t>Everybody. Tree. Genus, species, both, or neither? Animal.</w:t>
       </w:r>
       <w:r>
         <w:t xml:space="preserve"> (pause, signal) → </w:t>
@@ -19019,7 +18983,7 @@
           <w:b/>
           <w:bCs/>
         </w:rPr>
-        <w:t>Tree. Fido.</w:t>
+        <w:t>Fido.</w:t>
       </w:r>
       <w:r>
         <w:t xml:space="preserve"> (pause, signal) → </w:t>
@@ -19041,7 +19005,7 @@
           <w:b/>
           <w:bCs/>
         </w:rPr>
-        <w:t>Everybody. Singular or universal. Apple.</w:t>
+        <w:t>Everybody. Singular or universal? Apple.</w:t>
       </w:r>
       <w:r>
         <w:t xml:space="preserve"> (pause, signal) → </w:t>
@@ -19083,7 +19047,7 @@
           <w:b/>
           <w:bCs/>
         </w:rPr>
-        <w:t>Everybody. A knife is a tool.</w:t>
+        <w:t>Everybody. Test it — good, too wide, or too narrow? A knife is a tool.</w:t>
       </w:r>
       <w:r>
         <w:t xml:space="preserve"> (pause, signal) → </w:t>
@@ -19125,7 +19089,7 @@
           <w:b/>
           <w:bCs/>
         </w:rPr>
-        <w:t>Everybody. What is a shoe? — A shoe is a boot, a sandal, and a slipper.</w:t>
+        <w:t>Everybody. Definition or list? What is a shoe? — A shoe is a boot, a sandal, and a slipper.</w:t>
       </w:r>
       <w:r>
         <w:t xml:space="preserve"> (pause, signal) → </w:t>
@@ -19147,7 +19111,7 @@
           <w:b/>
           <w:bCs/>
         </w:rPr>
-        <w:t>Everybody. Which act. Is the dog outside?</w:t>
+        <w:t>Everybody. Which act of the mind? Is the dog outside?</w:t>
       </w:r>
       <w:r>
         <w:t xml:space="preserve"> (pause, signal) → </w:t>
@@ -20115,7 +20079,7 @@
         <w:ind w:left="504" w:hanging="504"/>
       </w:pPr>
       <w:r>
-        <w:t>7.  Answer   27   Both</w:t>
+        <w:t>7.  Definition   27   Both</w:t>
       </w:r>
     </w:p>
     <w:p>
@@ -21561,7 +21525,17 @@
         <w:t>What is a fruit? — A fruit is the part of a plant that holds the seed</w:t>
       </w:r>
       <w:r>
-        <w:t xml:space="preserve"> → Definition. / </w:t>
+        <w:t xml:space="preserve"> → </w:t>
+      </w:r>
+      <w:r>
+        <w:rPr>
+          <w:i/>
+        </w:rPr>
+        <w:t>Definition.</w:t>
+      </w:r>
+      <w:r>
+        <w:rPr/>
+        <w:t xml:space="preserve"> / </w:t>
       </w:r>
       <w:r>
         <w:rPr>
@@ -21571,7 +21545,13 @@
         <w:t>What is a saint? — A saint is a holy person</w:t>
       </w:r>
       <w:r>
-        <w:t xml:space="preserve"> → Definition.</w:t>
+        <w:t xml:space="preserve"> → </w:t>
+      </w:r>
+      <w:r>
+        <w:rPr>
+          <w:i/>
+        </w:rPr>
+        <w:t>Definition.</w:t>
       </w:r>
     </w:p>
     <w:p>

--- a/Direct Instruction Scripts/Unit 1 Part A - Lessons 4-7.docx
+++ b/Direct Instruction Scripts/Unit 1 Part A - Lessons 4-7.docx
@@ -56,23 +56,7 @@
         <w:spacing w:after="120" w:line="276" w:lineRule="auto"/>
       </w:pPr>
       <w:r>
-        <w:t xml:space="preserve">Changes made </w:t>
-      </w:r>
-      <w:proofErr w:type="gramStart"/>
-      <w:r>
-        <w:t>in light of</w:t>
-      </w:r>
-      <w:proofErr w:type="gramEnd"/>
-      <w:r>
-        <w:t xml:space="preserve"> how Unit 0 </w:t>
-      </w:r>
-      <w:proofErr w:type="gramStart"/>
-      <w:r>
-        <w:t>actually went</w:t>
-      </w:r>
-      <w:proofErr w:type="gramEnd"/>
-      <w:r>
-        <w:t xml:space="preserve"> in the room:</w:t>
+        <w:t>Changes made in light of how Unit 0 actually went in the room:</w:t>
       </w:r>
     </w:p>
     <w:p>
@@ -279,15 +263,7 @@
         <w:t>Signal</w:t>
       </w:r>
       <w:r>
-        <w:t xml:space="preserve"> means tap the table once. Every choral question is asked, then paused on, then </w:t>
-      </w:r>
-      <w:proofErr w:type="spellStart"/>
-      <w:r>
-        <w:t>signalled</w:t>
-      </w:r>
-      <w:proofErr w:type="spellEnd"/>
-      <w:r>
-        <w:t xml:space="preserve">: </w:t>
+        <w:t xml:space="preserve"> means tap the table once. Every choral question is asked, then paused on, then signalled: </w:t>
       </w:r>
       <w:r>
         <w:rPr>
@@ -513,17 +489,8 @@
           <w:b/>
           <w:bCs/>
         </w:rPr>
-        <w:t xml:space="preserve">T3 · the five </w:t>
-      </w:r>
-      <w:proofErr w:type="spellStart"/>
-      <w:r>
-        <w:rPr>
-          <w:b/>
-          <w:bCs/>
-        </w:rPr>
-        <w:t>predicables</w:t>
-      </w:r>
-      <w:proofErr w:type="spellEnd"/>
+        <w:t>T3 · the five predicables</w:t>
+      </w:r>
       <w:r>
         <w:t xml:space="preserve"> — </w:t>
       </w:r>
@@ -874,15 +841,7 @@
         <w:t>How to run a LEAD block.</w:t>
       </w:r>
       <w:r>
-        <w:t xml:space="preserve"> Say the wording once by yourself. Then </w:t>
-      </w:r>
-      <w:proofErr w:type="gramStart"/>
-      <w:r>
-        <w:t>say</w:t>
-      </w:r>
-      <w:proofErr w:type="gramEnd"/>
-      <w:r>
-        <w:t xml:space="preserve"> </w:t>
+        <w:t xml:space="preserve"> Say the wording once by yourself. Then say </w:t>
       </w:r>
       <w:r>
         <w:rPr>
@@ -892,15 +851,7 @@
         <w:t>"Say it after I do, and then we will say it together,"</w:t>
       </w:r>
       <w:r>
-        <w:t xml:space="preserve"> say it again, and take it chorally. Then repeat it at least twice </w:t>
-      </w:r>
-      <w:proofErr w:type="gramStart"/>
-      <w:r>
-        <w:t>more, and</w:t>
-      </w:r>
-      <w:proofErr w:type="gramEnd"/>
-      <w:r>
-        <w:t xml:space="preserve"> take at least one individual turn on it. </w:t>
+        <w:t xml:space="preserve"> say it again, and take it chorally. Then repeat it at least twice more, and take at least one individual turn on it. </w:t>
       </w:r>
       <w:r>
         <w:rPr>
@@ -980,29 +931,7 @@
           <w:sz w:val="34"/>
           <w:szCs w:val="34"/>
         </w:rPr>
-        <w:t xml:space="preserve">LESSON 4 — Subject and Predicate; the </w:t>
-      </w:r>
-      <w:proofErr w:type="gramStart"/>
-      <w:r>
-        <w:rPr>
-          <w:b/>
-          <w:bCs/>
-          <w:color w:val="000000"/>
-          <w:sz w:val="34"/>
-          <w:szCs w:val="34"/>
-        </w:rPr>
-        <w:t>Universal  (</w:t>
-      </w:r>
-      <w:proofErr w:type="gramEnd"/>
-      <w:r>
-        <w:rPr>
-          <w:b/>
-          <w:bCs/>
-          <w:color w:val="000000"/>
-          <w:sz w:val="34"/>
-          <w:szCs w:val="34"/>
-        </w:rPr>
-        <w:t>~25–30 min, both students)</w:t>
+        <w:t>LESSON 4 — Subject and Predicate; the Universal  (~25–30 min, both students)</w:t>
       </w:r>
     </w:p>
     <w:p>
@@ -1157,28 +1086,30 @@
           <w:sz w:val="20"/>
           <w:szCs w:val="20"/>
         </w:rPr>
-        <w:t>TWO   — putting thoughts together to say</w:t>
-      </w:r>
+        <w:t>TWO   — putting thoughts together to say something true or false</w:t>
+      </w:r>
+    </w:p>
+    <w:p>
+      <w:pPr>
+        <w:ind w:left="431"/>
+      </w:pPr>
       <w:r>
         <w:rPr>
           <w:rFonts w:ascii="Consolas" w:eastAsia="Consolas" w:hAnsi="Consolas" w:cs="Consolas"/>
           <w:sz w:val="20"/>
           <w:szCs w:val="20"/>
         </w:rPr>
-        <w:t xml:space="preserve"> something</w:t>
-      </w:r>
-      <w:r>
+        <w:t>THREE — reasoning from what we know to what we don't yet know</w:t>
+      </w:r>
+    </w:p>
+    <w:p>
+      <w:pPr>
+        <w:ind w:left="431"/>
         <w:rPr>
           <w:rFonts w:ascii="Consolas" w:eastAsia="Consolas" w:hAnsi="Consolas" w:cs="Consolas"/>
           <w:sz w:val="20"/>
           <w:szCs w:val="20"/>
         </w:rPr>
-        <w:t xml:space="preserve"> true or false</w:t>
-      </w:r>
-    </w:p>
-    <w:p>
-      <w:pPr>
-        <w:ind w:left="431"/>
       </w:pPr>
       <w:r>
         <w:rPr>
@@ -1186,7 +1117,7 @@
           <w:sz w:val="20"/>
           <w:szCs w:val="20"/>
         </w:rPr>
-        <w:t>THREE — reasoning from what we know to what we don't yet know</w:t>
+        <w:t xml:space="preserve"> </w:t>
       </w:r>
     </w:p>
     <w:p>
@@ -1204,17 +1135,31 @@
           <w:sz w:val="20"/>
           <w:szCs w:val="20"/>
         </w:rPr>
-        <w:t xml:space="preserve"> </w:t>
+        <w:t>First two rules for definitions</w:t>
       </w:r>
     </w:p>
     <w:p>
       <w:pPr>
         <w:ind w:left="431"/>
+      </w:pPr>
+    </w:p>
+    <w:p>
+      <w:pPr>
+        <w:ind w:left="431"/>
+      </w:pPr>
+      <w:r>
         <w:rPr>
           <w:rFonts w:ascii="Consolas" w:eastAsia="Consolas" w:hAnsi="Consolas" w:cs="Consolas"/>
           <w:sz w:val="20"/>
           <w:szCs w:val="20"/>
         </w:rPr>
+        <w:t>RULE 1 — A definition must include every instance of the thing defined.</w:t>
+      </w:r>
+    </w:p>
+    <w:p>
+      <w:pPr>
+        <w:spacing w:after="160"/>
+        <w:ind w:left="431"/>
       </w:pPr>
       <w:r>
         <w:rPr>
@@ -1222,38 +1167,6 @@
           <w:sz w:val="20"/>
           <w:szCs w:val="20"/>
         </w:rPr>
-        <w:t>First two rules for definitions</w:t>
-      </w:r>
-    </w:p>
-    <w:p>
-      <w:pPr>
-        <w:ind w:left="431"/>
-      </w:pPr>
-    </w:p>
-    <w:p>
-      <w:pPr>
-        <w:ind w:left="431"/>
-      </w:pPr>
-      <w:r>
-        <w:rPr>
-          <w:rFonts w:ascii="Consolas" w:eastAsia="Consolas" w:hAnsi="Consolas" w:cs="Consolas"/>
-          <w:sz w:val="20"/>
-          <w:szCs w:val="20"/>
-        </w:rPr>
-        <w:t>RULE 1 — A definition must include every instance of the thing defined.</w:t>
-      </w:r>
-    </w:p>
-    <w:p>
-      <w:pPr>
-        <w:spacing w:after="160"/>
-        <w:ind w:left="431"/>
-      </w:pPr>
-      <w:r>
-        <w:rPr>
-          <w:rFonts w:ascii="Consolas" w:eastAsia="Consolas" w:hAnsi="Consolas" w:cs="Consolas"/>
-          <w:sz w:val="20"/>
-          <w:szCs w:val="20"/>
-        </w:rPr>
         <w:t>RULE 2 — A definition must exclude everything that is not the thing defined.</w:t>
       </w:r>
     </w:p>
@@ -1298,17 +1211,122 @@
         </w:rPr>
       </w:r>
       <w:r>
+        <w:t xml:space="preserve"> (pause, signal) → </w:t>
+      </w:r>
+      <w:r>
+        <w:rPr>
+          <w:i/>
+          <w:iCs/>
+        </w:rPr>
+        <w:t>Too wide.</w:t>
+      </w:r>
+      <w:r>
         <w:t xml:space="preserve"> </w:t>
       </w:r>
       <w:r>
-        <w:t xml:space="preserve">(pause, signal) → </w:t>
-      </w:r>
-      <w:r>
-        <w:rPr>
-          <w:i/>
-          <w:iCs/>
-        </w:rPr>
-        <w:t>Too wide.</w:t>
+        <w:rPr>
+          <w:b/>
+          <w:bCs/>
+        </w:rPr>
+        <w:t>Name the counterexample.</w:t>
+      </w:r>
+      <w:r>
+        <w:t xml:space="preserve"> → </w:t>
+      </w:r>
+      <w:r>
+        <w:rPr>
+          <w:i/>
+          <w:iCs/>
+        </w:rPr>
+        <w:t>A cat.</w:t>
+      </w:r>
+    </w:p>
+    <w:p>
+      <w:pPr>
+        <w:spacing w:after="120" w:line="276" w:lineRule="auto"/>
+      </w:pPr>
+      <w:r>
+        <w:rPr>
+          <w:b/>
+          <w:bCs/>
+        </w:rPr>
+        <w:t>Everybody. Which act of the mind? Bread.</w:t>
+      </w:r>
+      <w:r>
+        <w:t xml:space="preserve"> (pause, signal) → </w:t>
+      </w:r>
+      <w:r>
+        <w:rPr>
+          <w:i/>
+          <w:iCs/>
+        </w:rPr>
+        <w:t>One.</w:t>
+      </w:r>
+    </w:p>
+    <w:p>
+      <w:pPr>
+        <w:spacing w:after="120" w:line="276" w:lineRule="auto"/>
+      </w:pPr>
+      <w:r>
+        <w:rPr>
+          <w:b/>
+          <w:bCs/>
+        </w:rPr>
+        <w:t>Everybody. Definition or list? What is a hat? — A hat is a cap, a bonnet, and a helmet.</w:t>
+      </w:r>
+      <w:r>
+        <w:t xml:space="preserve"> (pause, signal) → </w:t>
+      </w:r>
+      <w:r>
+        <w:rPr>
+          <w:i/>
+          <w:iCs/>
+        </w:rPr>
+        <w:t>List.</w:t>
+      </w:r>
+    </w:p>
+    <w:p>
+      <w:pPr>
+        <w:spacing w:after="120" w:line="276" w:lineRule="auto"/>
+      </w:pPr>
+      <w:r>
+        <w:rPr>
+          <w:b/>
+          <w:bCs/>
+        </w:rPr>
+        <w:t>(9). Which act of the mind? Bread is food.</w:t>
+      </w:r>
+      <w:r>
+        <w:t xml:space="preserve"> (pause, signal) → </w:t>
+      </w:r>
+      <w:r>
+        <w:rPr>
+          <w:i/>
+          <w:iCs/>
+        </w:rPr>
+        <w:t>Two.</w:t>
+      </w:r>
+    </w:p>
+    <w:p>
+      <w:pPr>
+        <w:spacing w:after="120" w:line="276" w:lineRule="auto"/>
+      </w:pPr>
+      <w:r>
+        <w:rPr>
+          <w:b/>
+          <w:bCs/>
+        </w:rPr>
+        <w:t>Everybody. Test it — good, too wide, or too narrow? A shoe is a leather covering for the foot.</w:t>
+      </w:r>
+      <w:r>
+        <w:t xml:space="preserve"> (pause, signal) → </w:t>
+      </w:r>
+      <w:r>
+        <w:rPr>
+          <w:i/>
+          <w:iCs/>
+        </w:rPr>
+        <w:t>Too narrow.</w:t>
       </w:r>
       <w:r>
         <w:t xml:space="preserve"> </w:t>
@@ -1328,25 +1346,19 @@
           <w:i/>
           <w:iCs/>
         </w:rPr>
-        <w:t>A cat.</w:t>
-      </w:r>
-    </w:p>
-    <w:p>
-      <w:pPr>
-        <w:spacing w:after="120" w:line="276" w:lineRule="auto"/>
-      </w:pPr>
-      <w:r>
-        <w:rPr>
-          <w:b/>
-          <w:bCs/>
-        </w:rPr>
-        <w:t>Everybody. Which act of the mind? Bread.</w:t>
-      </w:r>
-      <w:r>
-        <w:rPr>
-          <w:b/>
-          <w:bCs/>
-        </w:rPr>
+        <w:t>A rubber boot.</w:t>
+      </w:r>
+    </w:p>
+    <w:p>
+      <w:pPr>
+        <w:spacing w:after="120" w:line="276" w:lineRule="auto"/>
+      </w:pPr>
+      <w:r>
+        <w:rPr>
+          <w:b/>
+          <w:bCs/>
+        </w:rPr>
+        <w:t>Everybody. Which act of the mind? Is bread food?</w:t>
       </w:r>
       <w:r>
         <w:t xml:space="preserve"> (pause, signal) → </w:t>
@@ -1356,19 +1368,41 @@
           <w:i/>
           <w:iCs/>
         </w:rPr>
-        <w:t>One.</w:t>
-      </w:r>
-    </w:p>
-    <w:p>
-      <w:pPr>
-        <w:spacing w:after="120" w:line="276" w:lineRule="auto"/>
-      </w:pPr>
-      <w:r>
-        <w:rPr>
-          <w:b/>
-          <w:bCs/>
-        </w:rPr>
-        <w:t>Everybody. Definition or list? What is a hat? — A hat is a cap, a bonnet, and a helmet.</w:t>
+        <w:t>None.</w:t>
+      </w:r>
+    </w:p>
+    <w:p>
+      <w:pPr>
+        <w:spacing w:after="120" w:line="276" w:lineRule="auto"/>
+      </w:pPr>
+      <w:r>
+        <w:rPr>
+          <w:b/>
+          <w:bCs/>
+        </w:rPr>
+        <w:t>(12). Say Rule 1 for definitions.</w:t>
+      </w:r>
+      <w:r>
+        <w:t xml:space="preserve"> → </w:t>
+      </w:r>
+      <w:r>
+        <w:rPr>
+          <w:i/>
+          <w:iCs/>
+        </w:rPr>
+        <w:t>A definition must include every instance of the thing defined.</w:t>
+      </w:r>
+    </w:p>
+    <w:p>
+      <w:pPr>
+        <w:spacing w:after="120" w:line="276" w:lineRule="auto"/>
+      </w:pPr>
+      <w:r>
+        <w:rPr>
+          <w:b/>
+          <w:bCs/>
+        </w:rPr>
+        <w:t>Everybody. Test it — good, too wide, or too narrow? A triangle is a shape with three straight sides.</w:t>
       </w:r>
       <w:r>
         <w:t xml:space="preserve"> (pause, signal) → </w:t>
@@ -1378,150 +1412,6 @@
           <w:i/>
           <w:iCs/>
         </w:rPr>
-        <w:t>List.</w:t>
-      </w:r>
-    </w:p>
-    <w:p>
-      <w:pPr>
-        <w:spacing w:after="120" w:line="276" w:lineRule="auto"/>
-      </w:pPr>
-      <w:r>
-        <w:rPr>
-          <w:b/>
-          <w:bCs/>
-        </w:rPr>
-        <w:t>(9). Which act of the mind? Bread is food.</w:t>
-      </w:r>
-      <w:r>
-        <w:t xml:space="preserve"> (pause, signal) → </w:t>
-      </w:r>
-      <w:r>
-        <w:rPr>
-          <w:i/>
-          <w:iCs/>
-        </w:rPr>
-        <w:t>Two.</w:t>
-      </w:r>
-    </w:p>
-    <w:p>
-      <w:pPr>
-        <w:spacing w:after="120" w:line="276" w:lineRule="auto"/>
-      </w:pPr>
-      <w:r>
-        <w:rPr>
-          <w:b/>
-          <w:bCs/>
-        </w:rPr>
-        <w:t>Everybody. Test it — good, too wide, or too narrow? A shoe is a leather covering for the foot.</w:t>
-      </w:r>
-      <w:r>
-        <w:t xml:space="preserve"> (pause, signal) → </w:t>
-      </w:r>
-      <w:r>
-        <w:rPr>
-          <w:i/>
-          <w:iCs/>
-        </w:rPr>
-        <w:t>Too narrow.</w:t>
-      </w:r>
-      <w:r>
-        <w:t xml:space="preserve"> </w:t>
-      </w:r>
-      <w:r>
-        <w:rPr>
-          <w:b/>
-          <w:bCs/>
-        </w:rPr>
-        <w:t>Name the counterexample.</w:t>
-      </w:r>
-      <w:r>
-        <w:t xml:space="preserve"> → </w:t>
-      </w:r>
-      <w:r>
-        <w:rPr>
-          <w:i/>
-          <w:iCs/>
-        </w:rPr>
-        <w:t>A rubber boot.</w:t>
-      </w:r>
-    </w:p>
-    <w:p>
-      <w:pPr>
-        <w:spacing w:after="120" w:line="276" w:lineRule="auto"/>
-      </w:pPr>
-      <w:r>
-        <w:rPr>
-          <w:b/>
-          <w:bCs/>
-        </w:rPr>
-        <w:t>Everybody. Which act of the mind? Is bread food?</w:t>
-      </w:r>
-      <w:r>
-        <w:t xml:space="preserve"> (pause, signal) → </w:t>
-      </w:r>
-      <w:r>
-        <w:rPr>
-          <w:i/>
-          <w:iCs/>
-        </w:rPr>
-        <w:t>None.</w:t>
-      </w:r>
-    </w:p>
-    <w:p>
-      <w:pPr>
-        <w:spacing w:after="120" w:line="276" w:lineRule="auto"/>
-      </w:pPr>
-      <w:r>
-        <w:rPr>
-          <w:b/>
-          <w:bCs/>
-        </w:rPr>
-        <w:t>(12). Say Rule 1</w:t>
-      </w:r>
-      <w:r>
-        <w:rPr>
-          <w:b/>
-          <w:bCs/>
-        </w:rPr>
-        <w:t xml:space="preserve"> for definitions</w:t>
-      </w:r>
-      <w:r>
-        <w:rPr>
-          <w:b/>
-          <w:bCs/>
-        </w:rPr>
-        <w:t>.</w:t>
-      </w:r>
-      <w:r>
-        <w:t xml:space="preserve"> → </w:t>
-      </w:r>
-      <w:r>
-        <w:rPr>
-          <w:i/>
-          <w:iCs/>
-        </w:rPr>
-        <w:t>A definition must include every instance of the thing defined.</w:t>
-      </w:r>
-    </w:p>
-    <w:p>
-      <w:pPr>
-        <w:spacing w:after="120" w:line="276" w:lineRule="auto"/>
-      </w:pPr>
-      <w:r>
-        <w:rPr>
-          <w:b/>
-          <w:bCs/>
-        </w:rPr>
-        <w:t>Everybody. Test it — good, too wide, or too narrow? A triangle is a shape with three straight sides.</w:t>
-      </w:r>
-      <w:r>
-        <w:t xml:space="preserve"> (pause, signal) → </w:t>
-      </w:r>
-      <w:r>
-        <w:rPr>
-          <w:i/>
-          <w:iCs/>
-        </w:rPr>
         <w:t>Good.</w:t>
       </w:r>
     </w:p>
@@ -1534,21 +1424,7 @@
           <w:b/>
           <w:bCs/>
         </w:rPr>
-        <w:t>(9). Say Rule 2</w:t>
-      </w:r>
-      <w:r>
-        <w:rPr>
-          <w:b/>
-          <w:bCs/>
-        </w:rPr>
-        <w:t xml:space="preserve"> for definitions</w:t>
-      </w:r>
-      <w:r>
-        <w:rPr>
-          <w:b/>
-          <w:bCs/>
-        </w:rPr>
-        <w:t>.</w:t>
+        <w:t>(9). Say Rule 2 for definitions.</w:t>
       </w:r>
       <w:r>
         <w:t xml:space="preserve"> → </w:t>
@@ -1751,47 +1627,7 @@
           <w:b/>
           <w:bCs/>
         </w:rPr>
-        <w:t>Yesterday we grasped what one thing is.</w:t>
-      </w:r>
-      <w:r>
-        <w:rPr>
-          <w:b/>
-          <w:bCs/>
-        </w:rPr>
-        <w:t xml:space="preserve"> But today we are looking at something more general first:</w:t>
-      </w:r>
-      <w:r>
-        <w:rPr>
-          <w:b/>
-          <w:bCs/>
-        </w:rPr>
-      </w:r>
-      <w:r>
-        <w:rPr>
-          <w:b/>
-          <w:bCs/>
-        </w:rPr>
-      </w:r>
-      <w:r>
-        <w:rPr>
-          <w:b/>
-          <w:bCs/>
-        </w:rPr>
-      </w:r>
-      <w:proofErr w:type="gramStart"/>
-      <w:r>
-        <w:rPr>
-          <w:b/>
-          <w:bCs/>
-        </w:rPr>
-      </w:r>
-      <w:proofErr w:type="gramEnd"/>
-      <w:r>
-        <w:rPr>
-          <w:b/>
-          <w:bCs/>
-        </w:rPr>
-        <w:t xml:space="preserve"> we need to look at how we say one thing about another, that is, how we can build our grasp of the things we define. We need to be clear on precisely how to say one thing about another.</w:t>
+        <w:t>Yesterday we grasped what one thing is. But today we are looking at something more general first: we need to look at how we say one thing about another, that is, how we can build our grasp of the things we define. We need to be clear on precisely how to say one thing about another.</w:t>
       </w:r>
     </w:p>
     <w:p>
@@ -1957,30 +1793,7 @@
           <w:b/>
           <w:bCs/>
         </w:rPr>
-        <w:t xml:space="preserve">Now look at the little word "is." Watch what I do with it. In "Fido is a dog," the subject is Fido, the predicate is dog, and </w:t>
-      </w:r>
-      <w:proofErr w:type="gramStart"/>
-      <w:r>
-        <w:rPr>
-          <w:b/>
-          <w:bCs/>
-        </w:rPr>
-        <w:t>"is" belongs</w:t>
-      </w:r>
-      <w:proofErr w:type="gramEnd"/>
-      <w:r>
-        <w:rPr>
-          <w:b/>
-          <w:bCs/>
-        </w:rPr>
-        <w:t xml:space="preserve"> to neither one. "Is" is the hinge that joins them. It has a name of its own, and we will learn it in Unit Two. Today: "is" is not part of the subject and not part of the predicate.</w:t>
-      </w:r>
-      <w:r>
-        <w:rPr>
-          <w:b/>
-          <w:bCs/>
-        </w:rPr>
-        <w:t xml:space="preserve"> Your grammar book tells you that “is” is part of the predicate and your grammar book is right about grammar. In logic we take the hinge out and look at it by itself later. Why? Because logic is about words in so far as they signify things through our thoughts. So, we are considered with things and how we think about things, not with the words themselves. Note also that when we say logic is about words, we know at once that logic doesn’t tell us how to spell or pronounce words. So, logic is not about everything related to words. What is logic about? Logic is about words only in so far as they signify things. </w:t>
+        <w:t xml:space="preserve">Now look at the little word "is." Watch what I do with it. In "Fido is a dog," the subject is Fido, the predicate is dog, and "is" belongs to neither one. "Is" is the hinge that joins them. It has a name of its own, and we will learn it in Unit Two. Today: "is" is not part of the subject and not part of the predicate. Your grammar book tells you that “is” is part of the predicate and your grammar book is right about grammar. In logic we take the hinge out and look at it by itself later. Why? Because logic is about words in so far as they signify things through our thoughts. So, we are considered with things and how we think about things, not with the words themselves. Note also that when we say logic is about words, we know at once that logic doesn’t tell us how to spell or pronounce words. So, logic is not about everything related to words. What is logic about? Logic is about words only in so far as they signify things. </w:t>
       </w:r>
     </w:p>
     <w:p>
@@ -2032,51 +1845,19 @@
           <w:b/>
           <w:bCs/>
         </w:rPr>
-        <w:t xml:space="preserve">My turn. "Fido runs." There </w:t>
-      </w:r>
-      <w:proofErr w:type="gramStart"/>
-      <w:r>
-        <w:rPr>
-          <w:b/>
-          <w:bCs/>
-        </w:rPr>
-        <w:t>is no "is"</w:t>
-      </w:r>
-      <w:proofErr w:type="gramEnd"/>
-      <w:r>
-        <w:rPr>
-          <w:b/>
-          <w:bCs/>
-        </w:rPr>
-        <w:t xml:space="preserve"> at all. Subject — Fido. Predicate — runs.</w:t>
-      </w:r>
-    </w:p>
-    <w:p>
-      <w:pPr>
-        <w:spacing w:after="120" w:line="276" w:lineRule="auto"/>
-      </w:pPr>
-      <w:r>
-        <w:rPr>
-          <w:b/>
-          <w:bCs/>
-        </w:rPr>
-        <w:t xml:space="preserve">My turn. "Fido is not a dog." Subject — Fido. Predicate — dog. That sentence denies the predicate of the subject, but the two parts are the same two parts. That is why the wording </w:t>
-      </w:r>
-      <w:proofErr w:type="gramStart"/>
-      <w:r>
-        <w:rPr>
-          <w:b/>
-          <w:bCs/>
-        </w:rPr>
-        <w:t>says</w:t>
-      </w:r>
-      <w:proofErr w:type="gramEnd"/>
-      <w:r>
-        <w:rPr>
-          <w:b/>
-          <w:bCs/>
-        </w:rPr>
-        <w:t xml:space="preserve"> "affirmed or denied."</w:t>
+        <w:t>My turn. "Fido runs." There is no "is" at all. Subject — Fido. Predicate — runs.</w:t>
+      </w:r>
+    </w:p>
+    <w:p>
+      <w:pPr>
+        <w:spacing w:after="120" w:line="276" w:lineRule="auto"/>
+      </w:pPr>
+      <w:r>
+        <w:rPr>
+          <w:b/>
+          <w:bCs/>
+        </w:rPr>
+        <w:t>My turn. "Fido is not a dog." Subject — Fido. Predicate — dog. That sentence denies the predicate of the subject, but the two parts are the same two parts. That is why the wording says "affirmed or denied."</w:t>
       </w:r>
     </w:p>
     <w:p>
@@ -2096,15 +1877,7 @@
         <w:spacing w:after="120" w:line="276" w:lineRule="auto"/>
       </w:pPr>
       <w:r>
-        <w:t xml:space="preserve">(This is the longest wording in the </w:t>
-      </w:r>
-      <w:proofErr w:type="gramStart"/>
-      <w:r>
-        <w:t>unit</w:t>
-      </w:r>
-      <w:proofErr w:type="gramEnd"/>
-      <w:r>
-        <w:t xml:space="preserve"> and it comes in two halves. Drill each half three times before you ever join them. Do not shorten this block — it is the reason they will still have the sentence next week.)</w:t>
+        <w:t>(This is the longest wording in the unit and it comes in two halves. Drill each half three times before you ever join them. Do not shorten this block — it is the reason they will still have the sentence next week.)</w:t>
       </w:r>
     </w:p>
     <w:p>
@@ -2687,15 +2460,7 @@
         <w:spacing w:after="120" w:line="276" w:lineRule="auto"/>
       </w:pPr>
       <w:r>
-        <w:t xml:space="preserve">(Items 1–8 </w:t>
-      </w:r>
-      <w:proofErr w:type="gramStart"/>
-      <w:r>
-        <w:t>are</w:t>
-      </w:r>
-      <w:proofErr w:type="gramEnd"/>
-      <w:r>
-        <w:t xml:space="preserve"> short. Items 9 and 10 are long on purpose, one with a long predicate and one with a long subject, so that no child can learn "the subject is the first word.")</w:t>
+        <w:t>(Items 1–8 are short. Items 9 and 10 are long on purpose, one with a long predicate and one with a long subject, so that no child can learn "the subject is the first word.")</w:t>
       </w:r>
     </w:p>
     <w:p>
@@ -2795,23 +2560,7 @@
           <w:b/>
           <w:bCs/>
         </w:rPr>
-        <w:t>CORRECTION — student puts "</w:t>
-      </w:r>
-      <w:proofErr w:type="gramStart"/>
-      <w:r>
-        <w:rPr>
-          <w:b/>
-          <w:bCs/>
-        </w:rPr>
-        <w:t>is</w:t>
-      </w:r>
-      <w:proofErr w:type="gramEnd"/>
-      <w:r>
-        <w:rPr>
-          <w:b/>
-          <w:bCs/>
-        </w:rPr>
-        <w:t>" in the predicate ("is a dog").</w:t>
+        <w:t>CORRECTION — student puts "is" in the predicate ("is a dog").</w:t>
       </w:r>
       <w:r>
         <w:t xml:space="preserve"> </w:t>
@@ -2903,23 +2652,7 @@
           <w:i/>
           <w:iCs/>
         </w:rPr>
-        <w:t xml:space="preserve"> </w:t>
-      </w:r>
-      <w:proofErr w:type="gramStart"/>
-      <w:r>
-        <w:rPr>
-          <w:i/>
-          <w:iCs/>
-        </w:rPr>
-        <w:t>So</w:t>
-      </w:r>
-      <w:proofErr w:type="gramEnd"/>
-      <w:r>
-        <w:rPr>
-          <w:i/>
-          <w:iCs/>
-        </w:rPr>
-        <w:t xml:space="preserve"> everything before it. Subject. → </w:t>
+        <w:t xml:space="preserve"> So everything before it. Subject. → </w:t>
       </w:r>
       <w:r>
         <w:t>The dog which is running.</w:t>
@@ -2929,22 +2662,10 @@
           <w:i/>
           <w:iCs/>
         </w:rPr>
-        <w:t xml:space="preserve"> </w:t>
-      </w:r>
-      <w:proofErr w:type="gramStart"/>
-      <w:r>
-        <w:rPr>
-          <w:i/>
-          <w:iCs/>
-        </w:rPr>
-        <w:t>Good.</w:t>
-      </w:r>
-      <w:r>
-        <w:t>*</w:t>
-      </w:r>
-      <w:proofErr w:type="gramEnd"/>
-      <w:r>
-        <w:t xml:space="preserve"> Retest in step 4.</w:t>
+        <w:t xml:space="preserve"> Good.</w:t>
+      </w:r>
+      <w:r>
+        <w:t>* Retest in step 4.</w:t>
       </w:r>
     </w:p>
     <w:p>
@@ -2973,23 +2694,7 @@
           <w:i/>
           <w:iCs/>
         </w:rPr>
-        <w:t xml:space="preserve">). Stop. "Not" belongs to the hinge, not to the predicate. The predicate is cat, and the sentence denies it of Fido. That is why our wording </w:t>
-      </w:r>
-      <w:proofErr w:type="gramStart"/>
-      <w:r>
-        <w:rPr>
-          <w:i/>
-          <w:iCs/>
-        </w:rPr>
-        <w:t>says</w:t>
-      </w:r>
-      <w:proofErr w:type="gramEnd"/>
-      <w:r>
-        <w:rPr>
-          <w:i/>
-          <w:iCs/>
-        </w:rPr>
-        <w:t xml:space="preserve"> "affirmed or denied." Subject. → </w:t>
+        <w:t xml:space="preserve">). Stop. "Not" belongs to the hinge, not to the predicate. The predicate is cat, and the sentence denies it of Fido. That is why our wording says "affirmed or denied." Subject. → </w:t>
       </w:r>
       <w:r>
         <w:t>Fido.</w:t>
@@ -3001,13 +2706,8 @@
         </w:rPr>
         <w:t xml:space="preserve"> Predicate. → </w:t>
       </w:r>
-      <w:proofErr w:type="gramStart"/>
-      <w:r>
-        <w:t>Cat.*</w:t>
-      </w:r>
-      <w:proofErr w:type="gramEnd"/>
-      <w:r>
-        <w:t xml:space="preserve"> Retest in step 4. (Do not open the topic of denial. It has its own lesson in Unit 2.)</w:t>
+      <w:r>
+        <w:t>Cat.* Retest in step 4. (Do not open the topic of denial. It has its own lesson in Unit 2.)</w:t>
       </w:r>
     </w:p>
     <w:p>
@@ -3072,55 +2772,7 @@
           <w:b/>
           <w:bCs/>
         </w:rPr>
-        <w:t xml:space="preserve">I can </w:t>
-      </w:r>
-      <w:proofErr w:type="gramStart"/>
-      <w:r>
-        <w:rPr>
-          <w:b/>
-          <w:bCs/>
-        </w:rPr>
-        <w:t>say</w:t>
-      </w:r>
-      <w:proofErr w:type="gramEnd"/>
-      <w:r>
-        <w:rPr>
-          <w:b/>
-          <w:bCs/>
-        </w:rPr>
-        <w:t xml:space="preserve"> "Spot is a dog." I can </w:t>
-      </w:r>
-      <w:proofErr w:type="gramStart"/>
-      <w:r>
-        <w:rPr>
-          <w:b/>
-          <w:bCs/>
-        </w:rPr>
-        <w:t>say</w:t>
-      </w:r>
-      <w:proofErr w:type="gramEnd"/>
-      <w:r>
-        <w:rPr>
-          <w:b/>
-          <w:bCs/>
-        </w:rPr>
-        <w:t xml:space="preserve"> "Fido is a dog." I can </w:t>
-      </w:r>
-      <w:proofErr w:type="gramStart"/>
-      <w:r>
-        <w:rPr>
-          <w:b/>
-          <w:bCs/>
-        </w:rPr>
-        <w:t>say</w:t>
-      </w:r>
-      <w:proofErr w:type="gramEnd"/>
-      <w:r>
-        <w:rPr>
-          <w:b/>
-          <w:bCs/>
-        </w:rPr>
-        <w:t xml:space="preserve"> "Rover is a dog." One word — dog — said of many different subjects. A word like that has a name.</w:t>
+        <w:t>I can say "Spot is a dog." I can say "Fido is a dog." I can say "Rover is a dog." One word — dog — said of many different subjects. A word like that has a name.</w:t>
       </w:r>
     </w:p>
     <w:p>
@@ -3175,23 +2827,13 @@
         <w:spacing w:after="160"/>
         <w:ind w:left="431"/>
       </w:pPr>
-      <w:proofErr w:type="gramStart"/>
       <w:r>
         <w:rPr>
           <w:rFonts w:ascii="Consolas" w:eastAsia="Consolas" w:hAnsi="Consolas" w:cs="Consolas"/>
           <w:sz w:val="20"/>
           <w:szCs w:val="20"/>
         </w:rPr>
-        <w:t>SINGULAR  —</w:t>
-      </w:r>
-      <w:proofErr w:type="gramEnd"/>
-      <w:r>
-        <w:rPr>
-          <w:rFonts w:ascii="Consolas" w:eastAsia="Consolas" w:hAnsi="Consolas" w:cs="Consolas"/>
-          <w:sz w:val="20"/>
-          <w:szCs w:val="20"/>
-        </w:rPr>
-        <w:t xml:space="preserve"> can be said of only one</w:t>
+        <w:t>SINGULAR  — can be said of only one</w:t>
       </w:r>
     </w:p>
     <w:p>
@@ -3215,39 +2857,7 @@
           <w:b/>
           <w:bCs/>
         </w:rPr>
-        <w:t xml:space="preserve">Now Fido. Can I </w:t>
-      </w:r>
-      <w:proofErr w:type="gramStart"/>
-      <w:r>
-        <w:rPr>
-          <w:b/>
-          <w:bCs/>
-        </w:rPr>
-        <w:t>say</w:t>
-      </w:r>
-      <w:proofErr w:type="gramEnd"/>
-      <w:r>
-        <w:rPr>
-          <w:b/>
-          <w:bCs/>
-        </w:rPr>
-        <w:t xml:space="preserve"> "Spot is Fido"? No. Can I </w:t>
-      </w:r>
-      <w:proofErr w:type="gramStart"/>
-      <w:r>
-        <w:rPr>
-          <w:b/>
-          <w:bCs/>
-        </w:rPr>
-        <w:t>say</w:t>
-      </w:r>
-      <w:proofErr w:type="gramEnd"/>
-      <w:r>
-        <w:rPr>
-          <w:b/>
-          <w:bCs/>
-        </w:rPr>
-        <w:t xml:space="preserve"> "Rover is Fido"? No. Fido names one dog and no other. Fido is SINGULAR.</w:t>
+        <w:t>Now Fido. Can I say "Spot is Fido"? No. Can I say "Rover is Fido"? No. Fido names one dog and no other. Fido is SINGULAR.</w:t>
       </w:r>
     </w:p>
     <w:p>
@@ -4483,23 +4093,7 @@
           <w:b/>
           <w:bCs/>
         </w:rPr>
-        <w:t xml:space="preserve">Definition or list? What is a knife? — A knife is a bread knife, a </w:t>
-      </w:r>
-      <w:proofErr w:type="gramStart"/>
-      <w:r>
-        <w:rPr>
-          <w:b/>
-          <w:bCs/>
-        </w:rPr>
-        <w:t>pocket knife</w:t>
-      </w:r>
-      <w:proofErr w:type="gramEnd"/>
-      <w:r>
-        <w:rPr>
-          <w:b/>
-          <w:bCs/>
-        </w:rPr>
-        <w:t>, and a butter knife.</w:t>
+        <w:t>Definition or list? What is a knife? — A knife is a bread knife, a pocket knife, and a butter knife.</w:t>
       </w:r>
       <w:r>
         <w:t xml:space="preserve"> (pause, signal) → </w:t>
@@ -5035,7 +4629,7 @@
           <w:i/>
           <w:iCs/>
         </w:rPr>
-        <w:t>Because Socrates is not a species. / Because it is saying something about the word or the kind, not about each man.</w:t>
+        <w:t>Because Socrates is not a species. / Because man here stands for the nature as known, not for any man.</w:t>
       </w:r>
     </w:p>
     <w:p>
@@ -5050,57 +4644,32 @@
           <w:i/>
           <w:iCs/>
         </w:rPr>
-        <w:t xml:space="preserve">Right. "Species" is not said of Socrates or of Peter or of you. It is said of the </w:t>
-      </w:r>
-      <w:r>
-        <w:t>kind</w:t>
-      </w:r>
-      <w:r>
-        <w:rPr>
-          <w:i/>
-          <w:iCs/>
-        </w:rPr>
-        <w:t xml:space="preserve"> man. </w:t>
-      </w:r>
-      <w:proofErr w:type="gramStart"/>
-      <w:r>
-        <w:rPr>
-          <w:i/>
-          <w:iCs/>
-        </w:rPr>
-        <w:t>So</w:t>
-      </w:r>
-      <w:proofErr w:type="gramEnd"/>
-      <w:r>
-        <w:rPr>
-          <w:i/>
-          <w:iCs/>
-        </w:rPr>
-        <w:t xml:space="preserve"> the word "man" is doing two different jobs in those two sentences. In one it points at real men. In the other it points at a kind that the mind has </w:t>
-      </w:r>
-      <w:proofErr w:type="gramStart"/>
-      <w:r>
-        <w:rPr>
-          <w:i/>
-          <w:iCs/>
-        </w:rPr>
-        <w:t>grasped.</w:t>
+        <w:t>Right. "Species" is not said of Socrates or of Peter or of you. In "Socrates is a man," man stands for a man. In "Man is a species," man stands for the nature as known, not for any man.</w:t>
+      </w:r>
+      <w:r>
+        <w:t/>
+      </w:r>
+      <w:r>
+        <w:rPr>
+          <w:i/>
+          <w:iCs/>
+        </w:rPr>
+        <w:t/>
       </w:r>
       <w:r>
         <w:t>*</w:t>
       </w:r>
-      <w:proofErr w:type="gramEnd"/>
-    </w:p>
-    <w:p>
-      <w:pPr>
-        <w:spacing w:after="120" w:line="276" w:lineRule="auto"/>
-      </w:pPr>
-      <w:r>
-        <w:rPr>
-          <w:b/>
-          <w:bCs/>
-        </w:rPr>
-        <w:t>Keep that. It has a name, and you will get the name later. Today just notice that it happened.</w:t>
+    </w:p>
+    <w:p>
+      <w:pPr>
+        <w:spacing w:after="120" w:line="276" w:lineRule="auto"/>
+      </w:pPr>
+      <w:r>
+        <w:rPr>
+          <w:b/>
+          <w:bCs/>
+        </w:rPr>
+        <w:t>That is a second intention. Logic studies what belongs to things only because we know them. Those are called second intentions. You will hear the name again with the whole class in Lesson 6.</w:t>
       </w:r>
     </w:p>
     <w:p>
@@ -5345,15 +4914,7 @@
         <w:spacing w:after="120" w:line="276" w:lineRule="auto"/>
       </w:pPr>
       <w:r>
-        <w:t xml:space="preserve">At the end of this </w:t>
-      </w:r>
-      <w:proofErr w:type="gramStart"/>
-      <w:r>
-        <w:t>lesson</w:t>
-      </w:r>
-      <w:proofErr w:type="gramEnd"/>
-      <w:r>
-        <w:t xml:space="preserve"> you should be able to say: </w:t>
+        <w:t xml:space="preserve">At the end of this lesson you should be able to say: </w:t>
       </w:r>
       <w:r>
         <w:rPr>
@@ -6149,15 +5710,7 @@
         <w:t>Can a singular word ever be a predicate?</w:t>
       </w:r>
       <w:r>
-        <w:t xml:space="preserve"> → (Accept hesitation. The honest answer </w:t>
-      </w:r>
-      <w:proofErr w:type="gramStart"/>
-      <w:r>
-        <w:t>is:</w:t>
-      </w:r>
-      <w:proofErr w:type="gramEnd"/>
-      <w:r>
-        <w:t xml:space="preserve"> almost never, and we will see why in Lesson 11.)</w:t>
+        <w:t xml:space="preserve"> → (Accept hesitation. The honest answer is: almost never, and we will see why in Lesson 11.)</w:t>
       </w:r>
     </w:p>
     <w:p>
@@ -6209,21 +5762,12 @@
       <w:r>
         <w:t xml:space="preserve"> If either child has done sentence diagramming, they have been taught that the predicate of "Fido is a dog" is </w:t>
       </w:r>
-      <w:proofErr w:type="spellStart"/>
-      <w:r>
-        <w:rPr>
-          <w:i/>
-          <w:iCs/>
-        </w:rPr>
-        <w:t>is</w:t>
-      </w:r>
-      <w:proofErr w:type="spellEnd"/>
-      <w:r>
-        <w:rPr>
-          <w:i/>
-          <w:iCs/>
-        </w:rPr>
-        <w:t xml:space="preserve"> a dog</w:t>
+      <w:r>
+        <w:rPr>
+          <w:i/>
+          <w:iCs/>
+        </w:rPr>
+        <w:t>is a dog</w:t>
       </w:r>
       <w:r>
         <w:t xml:space="preserve">. That is right in grammar and wrong here. </w:t>
@@ -6236,15 +5780,7 @@
         <w:t>Fix applied:</w:t>
       </w:r>
       <w:r>
-        <w:t xml:space="preserve"> the hinge is named and set aside explicitly in the model, before any test item, and a dedicated correction box handles it. If a child </w:t>
-      </w:r>
-      <w:proofErr w:type="gramStart"/>
-      <w:r>
-        <w:t>says</w:t>
-      </w:r>
-      <w:proofErr w:type="gramEnd"/>
-      <w:r>
-        <w:t xml:space="preserve"> "but my grammar book —" say: </w:t>
+        <w:t xml:space="preserve"> the hinge is named and set aside explicitly in the model, before any test item, and a dedicated correction box handles it. If a child says "but my grammar book —" say: </w:t>
       </w:r>
       <w:r>
         <w:rPr>
@@ -6361,15 +5897,7 @@
         <w:t>The subject is not "the first word."</w:t>
       </w:r>
       <w:r>
-        <w:t xml:space="preserve"> A 9-year-old will learn that rule in eight short </w:t>
-      </w:r>
-      <w:proofErr w:type="gramStart"/>
-      <w:r>
-        <w:t>items</w:t>
-      </w:r>
-      <w:proofErr w:type="gramEnd"/>
-      <w:r>
-        <w:t xml:space="preserve"> and it will fail on the ninth. </w:t>
+        <w:t xml:space="preserve"> A 9-year-old will learn that rule in eight short items and it will fail on the ninth. </w:t>
       </w:r>
       <w:r>
         <w:rPr>
@@ -6528,30 +6056,30 @@
           <w:b/>
           <w:bCs/>
         </w:rPr>
-        <w:t>The Deeper item is the first taste of second intention and must not be named.</w:t>
-      </w:r>
-      <w:r>
-        <w:t xml:space="preserve"> </w:t>
-      </w:r>
-      <w:r>
-        <w:rPr>
-          <w:i/>
-          <w:iCs/>
-        </w:rPr>
-        <w:t>Fix applied:</w:t>
-      </w:r>
-      <w:r>
-        <w:t xml:space="preserve"> the script stops at </w:t>
-      </w:r>
-      <w:r>
-        <w:rPr>
-          <w:b/>
-          <w:bCs/>
-        </w:rPr>
-        <w:t>"It has a name, and you will get the name later."</w:t>
-      </w:r>
-      <w:r>
-        <w:t xml:space="preserve"> Do not say "second intention." If she asks, say the name is coming and move on.</w:t>
+        <w:t>The Deeper item names second intention for the twelve-year-old. Fix applied: the script names it for (12). Man stands for the nature as known, and that is a second intention. Do not drill the name with (9) today. Both students meet the name in Lesson 6.</w:t>
+      </w:r>
+      <w:r>
+        <w:t/>
+      </w:r>
+      <w:r>
+        <w:rPr>
+          <w:i/>
+          <w:iCs/>
+        </w:rPr>
+        <w:t/>
+      </w:r>
+      <w:r>
+        <w:t/>
+      </w:r>
+      <w:r>
+        <w:rPr>
+          <w:b/>
+          <w:bCs/>
+        </w:rPr>
+        <w:t/>
+      </w:r>
+      <w:r>
+        <w:t/>
       </w:r>
     </w:p>
     <w:p>
@@ -6991,29 +6519,7 @@
           <w:sz w:val="34"/>
           <w:szCs w:val="34"/>
         </w:rPr>
-        <w:t xml:space="preserve">LESSON 5 — Genus and </w:t>
-      </w:r>
-      <w:proofErr w:type="gramStart"/>
-      <w:r>
-        <w:rPr>
-          <w:b/>
-          <w:bCs/>
-          <w:color w:val="000000"/>
-          <w:sz w:val="34"/>
-          <w:szCs w:val="34"/>
-        </w:rPr>
-        <w:t>Species  (</w:t>
-      </w:r>
-      <w:proofErr w:type="gramEnd"/>
-      <w:r>
-        <w:rPr>
-          <w:b/>
-          <w:bCs/>
-          <w:color w:val="000000"/>
-          <w:sz w:val="34"/>
-          <w:szCs w:val="34"/>
-        </w:rPr>
-        <w:t>~25–30 min, both students)</w:t>
+        <w:t>LESSON 5 — Genus and Species  (~25–30 min, both students)</w:t>
       </w:r>
     </w:p>
     <w:p>
@@ -7059,21 +6565,7 @@
           <w:b/>
           <w:bCs/>
         </w:rPr>
-        <w:t xml:space="preserve">A genus is a kind of thing that has other kinds </w:t>
-      </w:r>
-      <w:r>
-        <w:rPr>
-          <w:b/>
-          <w:bCs/>
-        </w:rPr>
-        <w:t>be</w:t>
-      </w:r>
-      <w:r>
-        <w:rPr>
-          <w:b/>
-          <w:bCs/>
-        </w:rPr>
-        <w:t>neath it.</w:t>
+        <w:t>A genus is a kind of thing that has other kinds beneath it.</w:t>
       </w:r>
     </w:p>
     <w:p>
@@ -7161,20 +6653,7 @@
           <w:b/>
           <w:bCs/>
         </w:rPr>
-        <w:t xml:space="preserve">Split it. </w:t>
-      </w:r>
-      <w:r>
-        <w:rPr>
-          <w:b/>
-          <w:bCs/>
-        </w:rPr>
-      </w:r>
-      <w:r>
-        <w:rPr>
-          <w:b/>
-          <w:bCs/>
-        </w:rPr>
-        <w:t>"The hammer is heavy." Subject.</w:t>
+        <w:t>Split it. "The hammer is heavy." Subject.</w:t>
       </w:r>
       <w:r>
         <w:t xml:space="preserve"> (pause, signal) → </w:t>
@@ -7241,12 +6720,6 @@
         <w:t>Everybody. Test it — good, too wide, or too narrow? A knife is a tool.</w:t>
       </w:r>
       <w:r>
-        <w:rPr>
-          <w:b/>
-          <w:bCs/>
-        </w:rPr>
-      </w:r>
-      <w:r>
         <w:t xml:space="preserve"> (pause, signal) → </w:t>
       </w:r>
       <w:r>
@@ -7336,48 +6809,19 @@
           <w:b/>
           <w:bCs/>
         </w:rPr>
-        <w:t>Remember: logic does not put “is” or “is not” in the predicate, but grammar does.</w:t>
-      </w:r>
-      <w:proofErr w:type="spellStart"/>
-      <w:r>
-        <w:rPr>
-          <w:b/>
-          <w:bCs/>
-        </w:rPr>
-      </w:r>
-      <w:proofErr w:type="spellEnd"/>
-      <w:r>
-        <w:rPr>
-          <w:b/>
-          <w:bCs/>
-        </w:rPr>
-        <w:t xml:space="preserve"> Grammar includes them because those are required to make a complete sentence in English. Logic does not include them because not every language has them, and the reason not every language has them is because we do not need them to consider the combination of two ideas in our mind.</w:t>
-      </w:r>
-    </w:p>
-    <w:p>
-      <w:pPr>
-        <w:spacing w:after="120" w:line="276" w:lineRule="auto"/>
-      </w:pPr>
-      <w:r>
-        <w:rPr>
-          <w:b/>
-          <w:bCs/>
-        </w:rPr>
-        <w:t xml:space="preserve">Singular or universal? </w:t>
-      </w:r>
-      <w:r>
-        <w:rPr>
-          <w:b/>
-          <w:bCs/>
-        </w:rPr>
-        <w:t>George Washington</w:t>
-      </w:r>
-      <w:r>
-        <w:rPr>
-          <w:b/>
-          <w:bCs/>
-        </w:rPr>
-        <w:t>.</w:t>
+        <w:t>Remember: logic does not put “is” or “is not” in the predicate, but grammar does. Grammar includes them because those are required to make a complete sentence in English. Logic does not include them because not every language has them, and the reason not every language has them is because we do not need them to consider the combination of two ideas in our mind.</w:t>
+      </w:r>
+    </w:p>
+    <w:p>
+      <w:pPr>
+        <w:spacing w:after="120" w:line="276" w:lineRule="auto"/>
+      </w:pPr>
+      <w:r>
+        <w:rPr>
+          <w:b/>
+          <w:bCs/>
+        </w:rPr>
+        <w:t>Singular or universal? George Washington.</w:t>
       </w:r>
       <w:r>
         <w:t xml:space="preserve"> (pause, signal) → </w:t>
@@ -7397,14 +6841,7 @@
           <w:b/>
           <w:bCs/>
         </w:rPr>
-        <w:t>Army general</w:t>
-      </w:r>
-      <w:r>
-        <w:rPr>
-          <w:b/>
-          <w:bCs/>
-        </w:rPr>
-        <w:t>.</w:t>
+        <w:t>Army general.</w:t>
       </w:r>
       <w:r>
         <w:t xml:space="preserve"> (pause, signal) → </w:t>
@@ -7429,28 +6866,7 @@
           <w:b/>
           <w:bCs/>
         </w:rPr>
-        <w:t xml:space="preserve">(12). </w:t>
-      </w:r>
-      <w:r>
-        <w:rPr>
-          <w:b/>
-          <w:bCs/>
-        </w:rPr>
-        <w:t xml:space="preserve">Say the </w:t>
-      </w:r>
-      <w:r>
-        <w:rPr>
-          <w:b/>
-          <w:bCs/>
-        </w:rPr>
-        <w:t xml:space="preserve">subject-and-predicate wording, </w:t>
-      </w:r>
-      <w:r>
-        <w:rPr>
-          <w:b/>
-          <w:bCs/>
-        </w:rPr>
-        <w:t>both halves.</w:t>
+        <w:t>(12). Say the subject-and-predicate wording, both halves.</w:t>
       </w:r>
       <w:r>
         <w:t xml:space="preserve"> </w:t>
@@ -7613,23 +7029,7 @@
           <w:b/>
           <w:bCs/>
         </w:rPr>
-        <w:t xml:space="preserve">Everybody. Definition or list? What is a fruit? — </w:t>
-      </w:r>
-      <w:proofErr w:type="gramStart"/>
-      <w:r>
-        <w:rPr>
-          <w:b/>
-          <w:bCs/>
-        </w:rPr>
-        <w:t>A</w:t>
-      </w:r>
-      <w:proofErr w:type="gramEnd"/>
-      <w:r>
-        <w:rPr>
-          <w:b/>
-          <w:bCs/>
-        </w:rPr>
-        <w:t xml:space="preserve"> fruit is an apple, a pear, and a plum.</w:t>
+        <w:t>Everybody. Definition or list? What is a fruit? — A fruit is an apple, a pear, and a plum.</w:t>
       </w:r>
       <w:r>
         <w:t xml:space="preserve"> (pause, signal) → </w:t>
@@ -7697,23 +7097,7 @@
           <w:b/>
           <w:bCs/>
         </w:rPr>
-        <w:t xml:space="preserve">Yesterday we found universals — words that can be said of more than one. Today we find out that universals are not all on one level. They sit above and below each other, like branches on a tree, and that turns out to be the thing we need </w:t>
-      </w:r>
-      <w:proofErr w:type="gramStart"/>
-      <w:r>
-        <w:rPr>
-          <w:b/>
-          <w:bCs/>
-        </w:rPr>
-        <w:t>in order to</w:t>
-      </w:r>
-      <w:proofErr w:type="gramEnd"/>
-      <w:r>
-        <w:rPr>
-          <w:b/>
-          <w:bCs/>
-        </w:rPr>
-        <w:t xml:space="preserve"> build a definition later this week.</w:t>
+        <w:t>Yesterday we found universals — words that can be said of more than one. Today we find out that universals are not all on one level. They sit above and below each other, like branches on a tree, and that turns out to be the thing we need in order to build a definition later this week.</w:t>
       </w:r>
     </w:p>
     <w:p>
@@ -7846,44 +7230,454 @@
           <w:sz w:val="20"/>
           <w:szCs w:val="20"/>
         </w:rPr>
-        <w:t xml:space="preserve">A genus is a kind of thing </w:t>
-      </w:r>
+        <w:t>A genus is a kind of thing that has other kinds beneath it.</w:t>
+      </w:r>
+    </w:p>
+    <w:p>
+      <w:pPr>
+        <w:spacing w:after="160"/>
+        <w:ind w:left="431"/>
+      </w:pPr>
       <w:r>
         <w:rPr>
           <w:rFonts w:ascii="Consolas" w:eastAsia="Consolas" w:hAnsi="Consolas" w:cs="Consolas"/>
           <w:sz w:val="20"/>
           <w:szCs w:val="20"/>
         </w:rPr>
-        <w:t>that has</w:t>
-      </w:r>
+        <w:t>A species is a kind under a genus.</w:t>
+      </w:r>
+    </w:p>
+    <w:p>
+      <w:pPr>
+        <w:spacing w:after="120" w:line="276" w:lineRule="auto"/>
+      </w:pPr>
+      <w:r>
+        <w:rPr>
+          <w:b/>
+          <w:bCs/>
+        </w:rPr>
+        <w:t>Animal is a genus. Dog is a kind under it, so dog is a species.</w:t>
+      </w:r>
+    </w:p>
+    <w:p>
+      <w:pPr>
+        <w:spacing w:after="120" w:line="276" w:lineRule="auto"/>
+      </w:pPr>
+      <w:r>
+        <w:rPr>
+          <w:b/>
+          <w:bCs/>
+        </w:rPr>
+        <w:t>Now look higher. LIVING THING has kinds underneath it — plant and animal. So living thing is a genus too.</w:t>
+      </w:r>
+    </w:p>
+    <w:p>
+      <w:pPr>
+        <w:spacing w:after="120" w:line="276" w:lineRule="auto"/>
+      </w:pPr>
+      <w:r>
+        <w:rPr>
+          <w:b/>
+          <w:bCs/>
+        </w:rPr>
+        <w:t>And here is the important part. Watch me.</w:t>
+      </w:r>
+      <w:r>
+        <w:t xml:space="preserve"> (Point.) </w:t>
+      </w:r>
+      <w:r>
+        <w:rPr>
+          <w:b/>
+          <w:bCs/>
+        </w:rPr>
+        <w:t>Animal has living thing above it — so animal is a species of living thing. And animal has dog below it — so animal is also a genus of dog. The same word is a species looking up and a genus looking down.</w:t>
+      </w:r>
+    </w:p>
+    <w:p>
+      <w:pPr>
+        <w:spacing w:after="120" w:line="276" w:lineRule="auto"/>
+      </w:pPr>
+      <w:r>
+        <w:rPr>
+          <w:b/>
+          <w:bCs/>
+        </w:rPr>
+        <w:t>My turn to say three.</w:t>
+      </w:r>
+    </w:p>
+    <w:p>
+      <w:pPr>
+        <w:spacing w:after="120" w:line="276" w:lineRule="auto"/>
+      </w:pPr>
+      <w:r>
+        <w:rPr>
+          <w:b/>
+          <w:bCs/>
+        </w:rPr>
+        <w:t>My turn. Living thing. Nothing above it on this tree, kinds below it. GENUS.</w:t>
+      </w:r>
+    </w:p>
+    <w:p>
+      <w:pPr>
+        <w:spacing w:after="120" w:line="276" w:lineRule="auto"/>
+      </w:pPr>
+      <w:r>
+        <w:rPr>
+          <w:b/>
+          <w:bCs/>
+        </w:rPr>
+        <w:t>My turn. Dog. Animal above it, nothing below it on this tree. SPECIES.</w:t>
+      </w:r>
+    </w:p>
+    <w:p>
+      <w:pPr>
+        <w:spacing w:after="120" w:line="276" w:lineRule="auto"/>
+      </w:pPr>
+      <w:r>
+        <w:rPr>
+          <w:b/>
+          <w:bCs/>
+        </w:rPr>
+        <w:t>My turn. Animal. Living thing above it, dogs and men and horses below it. BOTH.</w:t>
+      </w:r>
+    </w:p>
+    <w:p>
+      <w:pPr>
+        <w:spacing w:after="120" w:line="276" w:lineRule="auto"/>
+      </w:pPr>
+      <w:r>
+        <w:rPr>
+          <w:b/>
+          <w:bCs/>
+        </w:rPr>
+        <w:t>Now a fourth. Fido.</w:t>
+      </w:r>
+      <w:r>
+        <w:t xml:space="preserve"> (Write </w:t>
+      </w:r>
+      <w:r>
+        <w:rPr>
+          <w:i/>
+          <w:iCs/>
+        </w:rPr>
+        <w:t>Fido</w:t>
+      </w:r>
+      <w:r>
+        <w:t xml:space="preserve"> below DOG with a dotted line.) </w:t>
+      </w:r>
+      <w:r>
+        <w:rPr>
+          <w:b/>
+          <w:bCs/>
+        </w:rPr>
+        <w:t>Fido is under dog. But Fido is not a kind. Fido is one dog — one animal you could put on a leash. A genus and a species are both kinds. Fido is neither. NEITHER.</w:t>
+      </w:r>
+    </w:p>
+    <w:p>
+      <w:pPr>
+        <w:spacing w:after="120" w:line="276" w:lineRule="auto"/>
+      </w:pPr>
+      <w:r>
+        <w:rPr>
+          <w:b/>
+          <w:bCs/>
+        </w:rPr>
+        <w:t>LEAD.</w:t>
+      </w:r>
+    </w:p>
+    <w:p>
+      <w:pPr>
+        <w:spacing w:after="120" w:line="276" w:lineRule="auto"/>
+      </w:pPr>
+      <w:r>
+        <w:rPr>
+          <w:b/>
+          <w:bCs/>
+        </w:rPr>
+        <w:t>A genus is a kind of thing that has other kinds underneath it. Say it after I do, and then we will say it together. A genus is a kind of thing that has other kinds underneath it.</w:t>
+      </w:r>
+      <w:r>
+        <w:t xml:space="preserve"> (signal) → repeated.</w:t>
+      </w:r>
+    </w:p>
+    <w:p>
+      <w:pPr>
+        <w:spacing w:after="120" w:line="276" w:lineRule="auto"/>
+      </w:pPr>
+      <w:r>
+        <w:rPr>
+          <w:b/>
+          <w:bCs/>
+        </w:rPr>
+        <w:t>Again.</w:t>
+      </w:r>
+      <w:r>
+        <w:t xml:space="preserve"> (signal) → repeated.</w:t>
+      </w:r>
+    </w:p>
+    <w:p>
+      <w:pPr>
+        <w:spacing w:after="120" w:line="276" w:lineRule="auto"/>
+      </w:pPr>
+      <w:r>
+        <w:rPr>
+          <w:b/>
+          <w:bCs/>
+        </w:rPr>
+        <w:t>Again.</w:t>
+      </w:r>
+      <w:r>
+        <w:t xml:space="preserve"> (signal) → repeated.</w:t>
+      </w:r>
+    </w:p>
+    <w:p>
+      <w:pPr>
+        <w:spacing w:after="120" w:line="276" w:lineRule="auto"/>
+      </w:pPr>
+      <w:r>
+        <w:rPr>
+          <w:b/>
+          <w:bCs/>
+        </w:rPr>
+        <w:t>Now the other one. A species is a kind under a genus. Say it after I do, and then together. A species is a kind under a genus.</w:t>
+      </w:r>
+      <w:r>
+        <w:t xml:space="preserve"> (signal) → repeated.</w:t>
+      </w:r>
+    </w:p>
+    <w:p>
+      <w:pPr>
+        <w:spacing w:after="120" w:line="276" w:lineRule="auto"/>
+      </w:pPr>
+      <w:r>
+        <w:rPr>
+          <w:b/>
+          <w:bCs/>
+        </w:rPr>
+        <w:t>Again.</w:t>
+      </w:r>
+      <w:r>
+        <w:t xml:space="preserve"> (signal) → repeated.</w:t>
+      </w:r>
+    </w:p>
+    <w:p>
+      <w:pPr>
+        <w:spacing w:after="120" w:line="276" w:lineRule="auto"/>
+      </w:pPr>
+      <w:r>
+        <w:rPr>
+          <w:b/>
+          <w:bCs/>
+        </w:rPr>
+        <w:t>Now say both, one after the other, with me. A genus is a kind of thing that has other kinds underneath it. A species is a kind under a genus.</w:t>
+      </w:r>
+      <w:r>
+        <w:t xml:space="preserve"> (signal) → both repeated.</w:t>
+      </w:r>
+    </w:p>
+    <w:p>
+      <w:pPr>
+        <w:spacing w:after="120" w:line="276" w:lineRule="auto"/>
+      </w:pPr>
+      <w:r>
+        <w:rPr>
+          <w:b/>
+          <w:bCs/>
+        </w:rPr>
+        <w:t>Again, saying them together.</w:t>
+      </w:r>
+      <w:r>
+        <w:t xml:space="preserve"> (signal) → repeated.</w:t>
+      </w:r>
+    </w:p>
+    <w:p>
+      <w:pPr>
+        <w:spacing w:after="120" w:line="276" w:lineRule="auto"/>
+      </w:pPr>
+      <w:r>
+        <w:rPr>
+          <w:b/>
+          <w:bCs/>
+        </w:rPr>
+        <w:t>(9), say the genus one alone.</w:t>
+      </w:r>
+      <w:r>
+        <w:t xml:space="preserve"> → </w:t>
+      </w:r>
+      <w:r>
+        <w:rPr>
+          <w:i/>
+          <w:iCs/>
+        </w:rPr>
+        <w:t>A genus is a kind of thing that has other kinds underneath it.</w:t>
+      </w:r>
+    </w:p>
+    <w:p>
+      <w:pPr>
+        <w:spacing w:after="120" w:line="276" w:lineRule="auto"/>
+      </w:pPr>
+      <w:r>
+        <w:rPr>
+          <w:b/>
+          <w:bCs/>
+        </w:rPr>
+        <w:t>(12), say the species one alone.</w:t>
+      </w:r>
+      <w:r>
+        <w:t xml:space="preserve"> → </w:t>
+      </w:r>
+      <w:r>
+        <w:rPr>
+          <w:i/>
+          <w:iCs/>
+        </w:rPr>
+        <w:t>A species is a kind under a genus.</w:t>
+      </w:r>
+    </w:p>
+    <w:p>
+      <w:pPr>
+        <w:spacing w:after="120" w:line="276" w:lineRule="auto"/>
+      </w:pPr>
+      <w:r>
+        <w:rPr>
+          <w:b/>
+          <w:bCs/>
+        </w:rPr>
+        <w:t>Everybody, both, one more time.</w:t>
+      </w:r>
+      <w:r>
+        <w:t xml:space="preserve"> (signal) → both repeated.</w:t>
+      </w:r>
+    </w:p>
+    <w:p>
+      <w:pPr>
+        <w:spacing w:after="120" w:line="276" w:lineRule="auto"/>
+      </w:pPr>
+      <w:r>
+        <w:rPr>
+          <w:b/>
+          <w:bCs/>
+        </w:rPr>
+        <w:t>Now the short way. A kind with kinds underneath it is a —</w:t>
+      </w:r>
+      <w:r>
+        <w:t xml:space="preserve"> (pause, signal) → </w:t>
+      </w:r>
+      <w:r>
+        <w:rPr>
+          <w:i/>
+          <w:iCs/>
+        </w:rPr>
+        <w:t>Genus.</w:t>
+      </w:r>
+    </w:p>
+    <w:p>
+      <w:pPr>
+        <w:spacing w:after="120" w:line="276" w:lineRule="auto"/>
+      </w:pPr>
+      <w:r>
+        <w:rPr>
+          <w:b/>
+          <w:bCs/>
+        </w:rPr>
+        <w:t>A kind under a genus is a —</w:t>
+      </w:r>
+      <w:r>
+        <w:t xml:space="preserve"> (pause, signal) → </w:t>
+      </w:r>
+      <w:r>
+        <w:rPr>
+          <w:i/>
+          <w:iCs/>
+        </w:rPr>
+        <w:t>Species.</w:t>
+      </w:r>
+    </w:p>
+    <w:p>
+      <w:pPr>
+        <w:spacing w:after="120" w:line="276" w:lineRule="auto"/>
+      </w:pPr>
+      <w:r>
+        <w:rPr>
+          <w:b/>
+          <w:bCs/>
+        </w:rPr>
+        <w:t>One single thing, not a kind at all, is —</w:t>
+      </w:r>
+      <w:r>
+        <w:t xml:space="preserve"> (pause, signal) → </w:t>
+      </w:r>
+      <w:r>
+        <w:rPr>
+          <w:i/>
+          <w:iCs/>
+        </w:rPr>
+        <w:t>Neither.</w:t>
+      </w:r>
+    </w:p>
+    <w:p>
+      <w:pPr>
+        <w:pStyle w:val="Heading3"/>
+        <w:spacing w:before="240" w:after="160"/>
+      </w:pPr>
+      <w:r>
+        <w:rPr>
+          <w:b/>
+          <w:bCs/>
+          <w:color w:val="000000"/>
+        </w:rPr>
+        <w:t>2B. Two more trees, and the sort</w:t>
+      </w:r>
+    </w:p>
+    <w:p>
+      <w:pPr>
+        <w:spacing w:after="120" w:line="276" w:lineRule="auto"/>
+      </w:pPr>
+      <w:r>
+        <w:t>(Draw both. Leave all three up.)</w:t>
+      </w:r>
+    </w:p>
+    <w:p>
+      <w:pPr>
+        <w:ind w:left="431"/>
+      </w:pPr>
       <w:r>
         <w:rPr>
           <w:rFonts w:ascii="Consolas" w:eastAsia="Consolas" w:hAnsi="Consolas" w:cs="Consolas"/>
           <w:sz w:val="20"/>
           <w:szCs w:val="20"/>
         </w:rPr>
-        <w:t xml:space="preserve"> other kinds </w:t>
-      </w:r>
+        <w:t xml:space="preserve">                SHAPE                             FURNITURE</w:t>
+      </w:r>
+    </w:p>
+    <w:p>
+      <w:pPr>
+        <w:ind w:left="431"/>
+      </w:pPr>
       <w:r>
         <w:rPr>
           <w:rFonts w:ascii="Consolas" w:eastAsia="Consolas" w:hAnsi="Consolas" w:cs="Consolas"/>
           <w:sz w:val="20"/>
           <w:szCs w:val="20"/>
         </w:rPr>
-        <w:t>be</w:t>
-      </w:r>
+        <w:t xml:space="preserve">            /     |     \                        /         \</w:t>
+      </w:r>
+    </w:p>
+    <w:p>
+      <w:pPr>
+        <w:ind w:left="431"/>
+      </w:pPr>
       <w:r>
         <w:rPr>
           <w:rFonts w:ascii="Consolas" w:eastAsia="Consolas" w:hAnsi="Consolas" w:cs="Consolas"/>
           <w:sz w:val="20"/>
           <w:szCs w:val="20"/>
         </w:rPr>
-        <w:t>neath it.</w:t>
-      </w:r>
-    </w:p>
-    <w:p>
-      <w:pPr>
-        <w:spacing w:after="160"/>
+        <w:t xml:space="preserve">     TRIANGLE  SQUARE  CIRCLE                CHAIR        TABLE</w:t>
+      </w:r>
+    </w:p>
+    <w:p>
+      <w:pPr>
         <w:ind w:left="431"/>
       </w:pPr>
       <w:r>
@@ -7892,432 +7686,12 @@
           <w:sz w:val="20"/>
           <w:szCs w:val="20"/>
         </w:rPr>
-        <w:t>A species is a kind under a genus.</w:t>
-      </w:r>
-    </w:p>
-    <w:p>
-      <w:pPr>
-        <w:spacing w:after="120" w:line="276" w:lineRule="auto"/>
-      </w:pPr>
-      <w:r>
-        <w:rPr>
-          <w:b/>
-          <w:bCs/>
-        </w:rPr>
-        <w:t>Animal is a genus. Dog is a kind under it, so dog is a species.</w:t>
-      </w:r>
-    </w:p>
-    <w:p>
-      <w:pPr>
-        <w:spacing w:after="120" w:line="276" w:lineRule="auto"/>
-      </w:pPr>
-      <w:r>
-        <w:rPr>
-          <w:b/>
-          <w:bCs/>
-        </w:rPr>
-        <w:t xml:space="preserve">Now look higher. LIVING THING has kinds underneath it — plant and animal. </w:t>
-      </w:r>
-      <w:proofErr w:type="gramStart"/>
-      <w:r>
-        <w:rPr>
-          <w:b/>
-          <w:bCs/>
-        </w:rPr>
-        <w:t>So</w:t>
-      </w:r>
-      <w:proofErr w:type="gramEnd"/>
-      <w:r>
-        <w:rPr>
-          <w:b/>
-          <w:bCs/>
-        </w:rPr>
-        <w:t xml:space="preserve"> living thing is a genus too.</w:t>
-      </w:r>
-    </w:p>
-    <w:p>
-      <w:pPr>
-        <w:spacing w:after="120" w:line="276" w:lineRule="auto"/>
-      </w:pPr>
-      <w:r>
-        <w:rPr>
-          <w:b/>
-          <w:bCs/>
-        </w:rPr>
-        <w:t>And here is the important part. Watch me.</w:t>
-      </w:r>
-      <w:r>
-        <w:t xml:space="preserve"> (Point.) </w:t>
-      </w:r>
-      <w:r>
-        <w:rPr>
-          <w:b/>
-          <w:bCs/>
-        </w:rPr>
-        <w:t>Animal has living thing above it — so animal is a species of living thing. And animal has dog below it — so animal is also a genus of dog. The same word is a species looking up and a genus looking down.</w:t>
-      </w:r>
-    </w:p>
-    <w:p>
-      <w:pPr>
-        <w:spacing w:after="120" w:line="276" w:lineRule="auto"/>
-      </w:pPr>
-      <w:r>
-        <w:rPr>
-          <w:b/>
-          <w:bCs/>
-        </w:rPr>
-        <w:t>My turn to say three.</w:t>
-      </w:r>
-    </w:p>
-    <w:p>
-      <w:pPr>
-        <w:spacing w:after="120" w:line="276" w:lineRule="auto"/>
-      </w:pPr>
-      <w:r>
-        <w:rPr>
-          <w:b/>
-          <w:bCs/>
-        </w:rPr>
-        <w:t>My turn. Living thing. Nothing above it on this tree, kinds below it. GENUS.</w:t>
-      </w:r>
-    </w:p>
-    <w:p>
-      <w:pPr>
-        <w:spacing w:after="120" w:line="276" w:lineRule="auto"/>
-      </w:pPr>
-      <w:r>
-        <w:rPr>
-          <w:b/>
-          <w:bCs/>
-        </w:rPr>
-        <w:t>My turn. Dog. Animal above it, nothing below it on this tree. SPECIES.</w:t>
-      </w:r>
-    </w:p>
-    <w:p>
-      <w:pPr>
-        <w:spacing w:after="120" w:line="276" w:lineRule="auto"/>
-      </w:pPr>
-      <w:r>
-        <w:rPr>
-          <w:b/>
-          <w:bCs/>
-        </w:rPr>
-        <w:t>My turn. Animal. Living thing above it, dogs and men and horses below it. BOTH.</w:t>
-      </w:r>
-    </w:p>
-    <w:p>
-      <w:pPr>
-        <w:spacing w:after="120" w:line="276" w:lineRule="auto"/>
-      </w:pPr>
-      <w:r>
-        <w:rPr>
-          <w:b/>
-          <w:bCs/>
-        </w:rPr>
-        <w:t>Now a fourth. Fido.</w:t>
-      </w:r>
-      <w:r>
-        <w:t xml:space="preserve"> (Write </w:t>
-      </w:r>
-      <w:r>
-        <w:rPr>
-          <w:i/>
-          <w:iCs/>
-        </w:rPr>
-        <w:t>Fido</w:t>
-      </w:r>
-      <w:r>
-        <w:t xml:space="preserve"> below DOG with a dotted line.) </w:t>
-      </w:r>
-      <w:r>
-        <w:rPr>
-          <w:b/>
-          <w:bCs/>
-        </w:rPr>
-        <w:t>Fido is under dog. But Fido is not a kind. Fido is one dog — one animal you could put on a leash. A genus and a species are both kinds. Fido is neither. NEITHER.</w:t>
-      </w:r>
-    </w:p>
-    <w:p>
-      <w:pPr>
-        <w:spacing w:after="120" w:line="276" w:lineRule="auto"/>
-      </w:pPr>
-      <w:r>
-        <w:rPr>
-          <w:b/>
-          <w:bCs/>
-        </w:rPr>
-        <w:t>LEAD.</w:t>
-      </w:r>
-    </w:p>
-    <w:p>
-      <w:pPr>
-        <w:spacing w:after="120" w:line="276" w:lineRule="auto"/>
-      </w:pPr>
-      <w:r>
-        <w:rPr>
-          <w:b/>
-          <w:bCs/>
-        </w:rPr>
-        <w:t>A genus is a kind of thing that has other kinds underneath it. Say it after I do, and then we will say it together. A genus is a kind of thing that has other kinds underneath it.</w:t>
-      </w:r>
-      <w:r>
-        <w:t xml:space="preserve"> (signal) → repeated.</w:t>
-      </w:r>
-    </w:p>
-    <w:p>
-      <w:pPr>
-        <w:spacing w:after="120" w:line="276" w:lineRule="auto"/>
-      </w:pPr>
-      <w:r>
-        <w:rPr>
-          <w:b/>
-          <w:bCs/>
-        </w:rPr>
-        <w:t>Again.</w:t>
-      </w:r>
-      <w:r>
-        <w:t xml:space="preserve"> (signal) → repeated.</w:t>
-      </w:r>
-    </w:p>
-    <w:p>
-      <w:pPr>
-        <w:spacing w:after="120" w:line="276" w:lineRule="auto"/>
-      </w:pPr>
-      <w:r>
-        <w:rPr>
-          <w:b/>
-          <w:bCs/>
-        </w:rPr>
-        <w:t>Again.</w:t>
-      </w:r>
-      <w:r>
-        <w:t xml:space="preserve"> (signal) → repeated.</w:t>
-      </w:r>
-    </w:p>
-    <w:p>
-      <w:pPr>
-        <w:spacing w:after="120" w:line="276" w:lineRule="auto"/>
-      </w:pPr>
-      <w:r>
-        <w:rPr>
-          <w:b/>
-          <w:bCs/>
-        </w:rPr>
-        <w:t>Now the other one. A species is a kind under a genus. Say it after I do, and then together. A species is a kind under a genus.</w:t>
-      </w:r>
-      <w:r>
-        <w:t xml:space="preserve"> (signal) → repeated.</w:t>
-      </w:r>
-    </w:p>
-    <w:p>
-      <w:pPr>
-        <w:spacing w:after="120" w:line="276" w:lineRule="auto"/>
-      </w:pPr>
-      <w:r>
-        <w:rPr>
-          <w:b/>
-          <w:bCs/>
-        </w:rPr>
-        <w:t>Again.</w:t>
-      </w:r>
-      <w:r>
-        <w:t xml:space="preserve"> (signal) → repeated.</w:t>
-      </w:r>
-    </w:p>
-    <w:p>
-      <w:pPr>
-        <w:spacing w:after="120" w:line="276" w:lineRule="auto"/>
-      </w:pPr>
-      <w:r>
-        <w:rPr>
-          <w:b/>
-          <w:bCs/>
-        </w:rPr>
-        <w:t>Now say both, one after the other, with me. A genus is a kind of thing that has other kinds underneath it. A species is a kind under a genus.</w:t>
-      </w:r>
-      <w:r>
-        <w:t xml:space="preserve"> (signal) → both repeated.</w:t>
-      </w:r>
-    </w:p>
-    <w:p>
-      <w:pPr>
-        <w:spacing w:after="120" w:line="276" w:lineRule="auto"/>
-      </w:pPr>
-      <w:r>
-        <w:rPr>
-          <w:b/>
-          <w:bCs/>
-        </w:rPr>
-        <w:t>Again</w:t>
-      </w:r>
-      <w:r>
-        <w:rPr>
-          <w:b/>
-          <w:bCs/>
-        </w:rPr>
-        <w:t>, saying them together</w:t>
-      </w:r>
-      <w:r>
-        <w:rPr>
-          <w:b/>
-          <w:bCs/>
-        </w:rPr>
-        <w:t>.</w:t>
-      </w:r>
-      <w:r>
-        <w:t xml:space="preserve"> (signal) → repeated.</w:t>
-      </w:r>
-    </w:p>
-    <w:p>
-      <w:pPr>
-        <w:spacing w:after="120" w:line="276" w:lineRule="auto"/>
-      </w:pPr>
-      <w:r>
-        <w:rPr>
-          <w:b/>
-          <w:bCs/>
-        </w:rPr>
-        <w:t>(9), say the genus one alone.</w:t>
-      </w:r>
-      <w:r>
-        <w:t xml:space="preserve"> → </w:t>
-      </w:r>
-      <w:r>
-        <w:rPr>
-          <w:i/>
-          <w:iCs/>
-        </w:rPr>
-        <w:t>A genus is a kind of thing that has other kinds underneath it.</w:t>
-      </w:r>
-    </w:p>
-    <w:p>
-      <w:pPr>
-        <w:spacing w:after="120" w:line="276" w:lineRule="auto"/>
-      </w:pPr>
-      <w:r>
-        <w:rPr>
-          <w:b/>
-          <w:bCs/>
-        </w:rPr>
-        <w:t>(12), say the species one alone.</w:t>
-      </w:r>
-      <w:r>
-        <w:t xml:space="preserve"> → </w:t>
-      </w:r>
-      <w:r>
-        <w:rPr>
-          <w:i/>
-          <w:iCs/>
-        </w:rPr>
-        <w:t>A species is a kind under a genus.</w:t>
-      </w:r>
-    </w:p>
-    <w:p>
-      <w:pPr>
-        <w:spacing w:after="120" w:line="276" w:lineRule="auto"/>
-      </w:pPr>
-      <w:r>
-        <w:rPr>
-          <w:b/>
-          <w:bCs/>
-        </w:rPr>
-        <w:t>Everybody, both, one more time.</w:t>
-      </w:r>
-      <w:r>
-        <w:t xml:space="preserve"> (signal) → both repeated.</w:t>
-      </w:r>
-    </w:p>
-    <w:p>
-      <w:pPr>
-        <w:spacing w:after="120" w:line="276" w:lineRule="auto"/>
-      </w:pPr>
-      <w:r>
-        <w:rPr>
-          <w:b/>
-          <w:bCs/>
-        </w:rPr>
-        <w:t>Now the short way. A kind with kinds underneath it is a —</w:t>
-      </w:r>
-      <w:r>
-        <w:t xml:space="preserve"> (pause, signal) → </w:t>
-      </w:r>
-      <w:r>
-        <w:rPr>
-          <w:i/>
-          <w:iCs/>
-        </w:rPr>
-        <w:t>Genus.</w:t>
-      </w:r>
-    </w:p>
-    <w:p>
-      <w:pPr>
-        <w:spacing w:after="120" w:line="276" w:lineRule="auto"/>
-      </w:pPr>
-      <w:r>
-        <w:rPr>
-          <w:b/>
-          <w:bCs/>
-        </w:rPr>
-        <w:t>A kind under a genus is a —</w:t>
-      </w:r>
-      <w:r>
-        <w:t xml:space="preserve"> (pause, signal) → </w:t>
-      </w:r>
-      <w:r>
-        <w:rPr>
-          <w:i/>
-          <w:iCs/>
-        </w:rPr>
-        <w:t>Species.</w:t>
-      </w:r>
-    </w:p>
-    <w:p>
-      <w:pPr>
-        <w:spacing w:after="120" w:line="276" w:lineRule="auto"/>
-      </w:pPr>
-      <w:r>
-        <w:rPr>
-          <w:b/>
-          <w:bCs/>
-        </w:rPr>
-        <w:t>One single thing, not a kind at all, is —</w:t>
-      </w:r>
-      <w:r>
-        <w:t xml:space="preserve"> (pause, signal) → </w:t>
-      </w:r>
-      <w:r>
-        <w:rPr>
-          <w:i/>
-          <w:iCs/>
-        </w:rPr>
-        <w:t>Neither.</w:t>
-      </w:r>
-    </w:p>
-    <w:p>
-      <w:pPr>
-        <w:pStyle w:val="Heading3"/>
-        <w:spacing w:before="240" w:after="160"/>
-      </w:pPr>
-      <w:r>
-        <w:rPr>
-          <w:b/>
-          <w:bCs/>
-          <w:color w:val="000000"/>
-        </w:rPr>
-        <w:t>2B. Two more trees, and the sort</w:t>
-      </w:r>
-    </w:p>
-    <w:p>
-      <w:pPr>
-        <w:spacing w:after="120" w:line="276" w:lineRule="auto"/>
-      </w:pPr>
-      <w:r>
-        <w:t>(Draw both. Leave all three up.)</w:t>
-      </w:r>
-    </w:p>
-    <w:p>
-      <w:pPr>
-        <w:ind w:left="431"/>
+        <w:t xml:space="preserve">       /    \                                /     \</w:t>
+      </w:r>
+    </w:p>
+    <w:p>
+      <w:pPr>
+        <w:spacing w:after="160"/>
       </w:pPr>
       <w:r>
         <w:rPr>
@@ -8325,106 +7699,8 @@
           <w:sz w:val="20"/>
           <w:szCs w:val="20"/>
         </w:rPr>
-        <w:t xml:space="preserve">                SHAPE                             FURNITURE</w:t>
-      </w:r>
-    </w:p>
-    <w:p>
-      <w:pPr>
-        <w:ind w:left="431"/>
-      </w:pPr>
-      <w:r>
-        <w:rPr>
-          <w:rFonts w:ascii="Consolas" w:eastAsia="Consolas" w:hAnsi="Consolas" w:cs="Consolas"/>
-          <w:sz w:val="20"/>
-          <w:szCs w:val="20"/>
-        </w:rPr>
-        <w:t xml:space="preserve">            /     |     \                        /         \</w:t>
-      </w:r>
-    </w:p>
-    <w:p>
-      <w:pPr>
-        <w:ind w:left="431"/>
-      </w:pPr>
-      <w:r>
-        <w:rPr>
-          <w:rFonts w:ascii="Consolas" w:eastAsia="Consolas" w:hAnsi="Consolas" w:cs="Consolas"/>
-          <w:sz w:val="20"/>
-          <w:szCs w:val="20"/>
-        </w:rPr>
-        <w:t xml:space="preserve">     </w:t>
-      </w:r>
-      <w:proofErr w:type="gramStart"/>
-      <w:r>
-        <w:rPr>
-          <w:rFonts w:ascii="Consolas" w:eastAsia="Consolas" w:hAnsi="Consolas" w:cs="Consolas"/>
-          <w:sz w:val="20"/>
-          <w:szCs w:val="20"/>
-        </w:rPr>
-        <w:t>TRIANGLE  SQUARE</w:t>
-      </w:r>
-      <w:proofErr w:type="gramEnd"/>
-      <w:r>
-        <w:rPr>
-          <w:rFonts w:ascii="Consolas" w:eastAsia="Consolas" w:hAnsi="Consolas" w:cs="Consolas"/>
-          <w:sz w:val="20"/>
-          <w:szCs w:val="20"/>
-        </w:rPr>
-        <w:t xml:space="preserve">  CIRCLE                CHAIR        TABLE</w:t>
-      </w:r>
-    </w:p>
-    <w:p>
-      <w:pPr>
-        <w:ind w:left="431"/>
-      </w:pPr>
-      <w:r>
-        <w:rPr>
-          <w:rFonts w:ascii="Consolas" w:eastAsia="Consolas" w:hAnsi="Consolas" w:cs="Consolas"/>
-          <w:sz w:val="20"/>
-          <w:szCs w:val="20"/>
-        </w:rPr>
-        <w:t xml:space="preserve">       /    \                                /     \</w:t>
-      </w:r>
-    </w:p>
-    <w:p>
-      <w:pPr>
-        <w:spacing w:after="160"/>
-      </w:pPr>
-      <w:r>
-        <w:rPr>
-          <w:rFonts w:ascii="Consolas" w:eastAsia="Consolas" w:hAnsi="Consolas" w:cs="Consolas"/>
-          <w:sz w:val="20"/>
-          <w:szCs w:val="20"/>
-        </w:rPr>
-        <w:t xml:space="preserve">    </w:t>
-      </w:r>
-      <w:proofErr w:type="gramStart"/>
-      <w:r>
-        <w:rPr>
-          <w:rFonts w:ascii="Consolas" w:eastAsia="Consolas" w:hAnsi="Consolas" w:cs="Consolas"/>
-          <w:sz w:val="20"/>
-          <w:szCs w:val="20"/>
-        </w:rPr>
-        <w:t>EQUILATERAL  SCALENE</w:t>
-      </w:r>
-      <w:proofErr w:type="gramEnd"/>
-      <w:r>
-        <w:rPr>
-          <w:rFonts w:ascii="Consolas" w:eastAsia="Consolas" w:hAnsi="Consolas" w:cs="Consolas"/>
-          <w:sz w:val="20"/>
-          <w:szCs w:val="20"/>
-        </w:rPr>
-        <w:t xml:space="preserve">                  </w:t>
-      </w:r>
-      <w:proofErr w:type="gramStart"/>
-      <w:r>
-        <w:rPr>
-          <w:rFonts w:ascii="Consolas" w:eastAsia="Consolas" w:hAnsi="Consolas" w:cs="Consolas"/>
-          <w:sz w:val="20"/>
-          <w:szCs w:val="20"/>
-        </w:rPr>
-        <w:t>ARMCHAIR  STOOL</w:t>
-      </w:r>
-      <w:proofErr w:type="gramEnd"/>
+        <w:t xml:space="preserve">    EQUILATERAL  SCALENE                  ARMCHAIR  STOOL</w:t>
+      </w:r>
     </w:p>
     <w:p>
       <w:pPr>
@@ -8447,51 +7723,7 @@
           <w:b/>
           <w:bCs/>
         </w:rPr>
-        <w:t xml:space="preserve">I will </w:t>
-      </w:r>
-      <w:proofErr w:type="gramStart"/>
-      <w:r>
-        <w:rPr>
-          <w:b/>
-          <w:bCs/>
-        </w:rPr>
-        <w:t>say</w:t>
-      </w:r>
-      <w:proofErr w:type="gramEnd"/>
-      <w:r>
-        <w:rPr>
-          <w:b/>
-          <w:bCs/>
-        </w:rPr>
-        <w:t xml:space="preserve"> "</w:t>
-      </w:r>
-      <w:r>
-        <w:rPr>
-          <w:b/>
-          <w:bCs/>
-        </w:rPr>
-        <w:t>Classificatio</w:t>
-      </w:r>
-      <w:r>
-        <w:rPr>
-          <w:b/>
-          <w:bCs/>
-        </w:rPr>
-        <w:t>n</w:t>
-      </w:r>
-      <w:r>
-        <w:rPr>
-          <w:b/>
-          <w:bCs/>
-        </w:rPr>
-        <w:t xml:space="preserve"> </w:t>
-      </w:r>
-      <w:r>
-        <w:rPr>
-          <w:b/>
-          <w:bCs/>
-        </w:rPr>
-        <w:t>Tree," then a word. You say GENUS, SPECIES, BOTH, or NEITHER. Look at the boards. Wait for the tap.</w:t>
+        <w:t>I will say "Classification Tree," then a word. You say GENUS, SPECIES, BOTH, or NEITHER. Look at the boards. Wait for the tap.</w:t>
       </w:r>
     </w:p>
     <w:p>
@@ -8543,21 +7775,7 @@
           <w:i/>
           <w:iCs/>
         </w:rPr>
-        <w:t>Genus.</w:t>
-      </w:r>
-      <w:r>
-        <w:rPr>
-          <w:i/>
-          <w:iCs/>
-        </w:rPr>
-        <w:t xml:space="preserve"> </w:t>
-      </w:r>
-      <w:r>
-        <w:rPr>
-          <w:i/>
-          <w:iCs/>
-        </w:rPr>
-        <w:t>(But also, in some sense, a species — of something higher that is not on our chart here.)</w:t>
+        <w:t>Genus. (But also, in some sense, a species — of something higher that is not on our chart here.)</w:t>
       </w:r>
     </w:p>
     <w:p>
@@ -8895,14 +8113,7 @@
           <w:i/>
           <w:iCs/>
         </w:rPr>
-        <w:t>Species.</w:t>
-      </w:r>
-      <w:r>
-        <w:rPr>
-          <w:i/>
-          <w:iCs/>
-        </w:rPr>
-        <w:t xml:space="preserve"> (But also, in some sense, a genus — it has kinds beneath it that are not on our chart here.)</w:t>
+        <w:t>Species. (But also, in some sense, a genus — it has kinds beneath it that are not on our chart here.)</w:t>
       </w:r>
     </w:p>
     <w:p>
@@ -8948,15 +8159,7 @@
         <w:spacing w:after="120" w:line="276" w:lineRule="auto"/>
       </w:pPr>
       <w:r>
-        <w:t xml:space="preserve">(Four of each label, spread across three trees, with the NEITHER </w:t>
-      </w:r>
-      <w:proofErr w:type="gramStart"/>
-      <w:r>
-        <w:t>items</w:t>
-      </w:r>
-      <w:proofErr w:type="gramEnd"/>
-      <w:r>
-        <w:t xml:space="preserve"> scattered rather than clumped. Note that GENUS and SPECIES both appear at every level of every tree, so no child can sort by height on the board.)</w:t>
+        <w:t>(Four of each label, spread across three trees, with the NEITHER items scattered rather than clumped. Note that GENUS and SPECIES both appear at every level of every tree, so no child can sort by height on the board.)</w:t>
       </w:r>
     </w:p>
     <w:p>
@@ -9156,20 +8359,7 @@
           <w:b/>
           <w:bCs/>
         </w:rPr>
-        <w:t xml:space="preserve">(9). Tree. Genus, species, both, or neither? </w:t>
-      </w:r>
-      <w:r>
-        <w:rPr>
-          <w:b/>
-          <w:bCs/>
-        </w:rPr>
-      </w:r>
-      <w:r>
-        <w:rPr>
-          <w:b/>
-          <w:bCs/>
-        </w:rPr>
-        <w:t>Horse.</w:t>
+        <w:t>(9). Tree. Genus, species, both, or neither? Horse.</w:t>
       </w:r>
       <w:r>
         <w:t xml:space="preserve"> → </w:t>
@@ -9191,20 +8381,7 @@
           <w:b/>
           <w:bCs/>
         </w:rPr>
-        <w:t xml:space="preserve">(12). Tree. Genus, species, both, or neither? </w:t>
-      </w:r>
-      <w:r>
-        <w:rPr>
-          <w:b/>
-          <w:bCs/>
-        </w:rPr>
-      </w:r>
-      <w:r>
-        <w:rPr>
-          <w:b/>
-          <w:bCs/>
-        </w:rPr>
-        <w:t>Triangle.</w:t>
+        <w:t>(12). Tree. Genus, species, both, or neither? Triangle.</w:t>
       </w:r>
       <w:r>
         <w:t xml:space="preserve"> → </w:t>
@@ -9324,23 +8501,7 @@
           <w:b/>
           <w:bCs/>
         </w:rPr>
-        <w:t xml:space="preserve">Stop. A species is a kind. Could there be two Fidos, </w:t>
-      </w:r>
-      <w:proofErr w:type="gramStart"/>
-      <w:r>
-        <w:rPr>
-          <w:b/>
-          <w:bCs/>
-        </w:rPr>
-        <w:t>both of them</w:t>
-      </w:r>
-      <w:proofErr w:type="gramEnd"/>
-      <w:r>
-        <w:rPr>
-          <w:b/>
-          <w:bCs/>
-        </w:rPr>
-        <w:t xml:space="preserve"> Fido?</w:t>
+        <w:t>Stop. A species is a kind. Could there be two Fidos, both of them Fido?</w:t>
       </w:r>
       <w:r>
         <w:t xml:space="preserve"> → </w:t>
@@ -9518,23 +8679,7 @@
           <w:b/>
           <w:bCs/>
         </w:rPr>
-        <w:t xml:space="preserve">Stop. Put your finger on dog. Now go down from dog. Is horse </w:t>
-      </w:r>
-      <w:proofErr w:type="spellStart"/>
-      <w:r>
-        <w:rPr>
-          <w:b/>
-          <w:bCs/>
-        </w:rPr>
-        <w:t>under dog</w:t>
-      </w:r>
-      <w:proofErr w:type="spellEnd"/>
-      <w:r>
-        <w:rPr>
-          <w:b/>
-          <w:bCs/>
-        </w:rPr>
-        <w:t>, or beside it?</w:t>
+        <w:t>Stop. Put your finger on dog. Now go down from dog. Is horse under dog, or beside it?</w:t>
       </w:r>
       <w:r>
         <w:t xml:space="preserve"> → </w:t>
@@ -9797,13 +8942,22 @@
       <w:r>
         <w:t xml:space="preserve">→ </w:t>
       </w:r>
-      <w:proofErr w:type="gramStart"/>
-      <w:r>
-        <w:rPr>
-          <w:i/>
-          <w:iCs/>
-        </w:rPr>
-        <w:t>furniture.</w:t>
+      <w:r>
+        <w:rPr>
+          <w:i/>
+          <w:iCs/>
+        </w:rPr>
+        <w:t xml:space="preserve">furniture.. </w:t>
+      </w:r>
+      <w:r>
+        <w:rPr>
+          <w:b/>
+          <w:bCs/>
+        </w:rPr>
+        <w:t>Which is the species?</w:t>
+      </w:r>
+      <w:r>
+        <w:t xml:space="preserve"> → Chair</w:t>
       </w:r>
       <w:r>
         <w:rPr>
@@ -9812,100 +8966,21 @@
         </w:rPr>
         <w:t>.</w:t>
       </w:r>
-      <w:proofErr w:type="gramEnd"/>
-      <w:r>
-        <w:rPr>
-          <w:i/>
-          <w:iCs/>
-        </w:rPr>
-        <w:t xml:space="preserve"> </w:t>
-      </w:r>
-      <w:r>
-        <w:rPr>
-          <w:b/>
-          <w:bCs/>
-        </w:rPr>
-        <w:t>Which is the species?</w:t>
-      </w:r>
-      <w:r>
-        <w:t xml:space="preserve"> </w:t>
-      </w:r>
-      <w:r>
-        <w:t>→</w:t>
-      </w:r>
-      <w:r>
-        <w:t xml:space="preserve"> Chair</w:t>
-      </w:r>
-      <w:r>
-        <w:rPr>
-          <w:i/>
-          <w:iCs/>
-        </w:rPr>
-        <w:t>.</w:t>
-      </w:r>
-    </w:p>
-    <w:p>
-      <w:pPr>
-        <w:spacing w:after="120" w:line="276" w:lineRule="auto"/>
-        <w:rPr>
-          <w:b/>
-          <w:bCs/>
-        </w:rPr>
-      </w:pPr>
-      <w:proofErr w:type="gramStart"/>
-      <w:r>
-        <w:rPr>
-          <w:b/>
-          <w:bCs/>
-        </w:rPr>
-        <w:t>So</w:t>
-      </w:r>
-      <w:proofErr w:type="gramEnd"/>
-      <w:r>
-        <w:rPr>
-          <w:b/>
-          <w:bCs/>
-        </w:rPr>
-        <w:t xml:space="preserve"> when I </w:t>
-      </w:r>
-      <w:proofErr w:type="gramStart"/>
-      <w:r>
-        <w:rPr>
-          <w:b/>
-          <w:bCs/>
-        </w:rPr>
-        <w:t>say</w:t>
-      </w:r>
-      <w:proofErr w:type="gramEnd"/>
-      <w:r>
-        <w:rPr>
-          <w:b/>
-          <w:bCs/>
-        </w:rPr>
-        <w:t xml:space="preserve"> “a chair is furniture,” furniture is the genus and the species is chair.</w:t>
-      </w:r>
-      <w:r>
-        <w:rPr>
-          <w:b/>
-          <w:bCs/>
-        </w:rPr>
-        <w:t xml:space="preserve"> And “chair” is also the thing that I am trying to define. </w:t>
-      </w:r>
-      <w:proofErr w:type="gramStart"/>
-      <w:r>
-        <w:rPr>
-          <w:b/>
-          <w:bCs/>
-        </w:rPr>
-        <w:t>So</w:t>
-      </w:r>
-      <w:proofErr w:type="gramEnd"/>
-      <w:r>
-        <w:rPr>
-          <w:b/>
-          <w:bCs/>
-        </w:rPr>
-        <w:t xml:space="preserve"> what I am defining is the species; and in the definition “a chair is furniture,” what am I using to define the species chair? I am using furniture, which is the.  </w:t>
+    </w:p>
+    <w:p>
+      <w:pPr>
+        <w:spacing w:after="120" w:line="276" w:lineRule="auto"/>
+        <w:rPr>
+          <w:b/>
+          <w:bCs/>
+        </w:rPr>
+      </w:pPr>
+      <w:r>
+        <w:rPr>
+          <w:b/>
+          <w:bCs/>
+        </w:rPr>
+        <w:t xml:space="preserve">So when I say “a chair is furniture,” furniture is the genus and the species is chair. And “chair” is also the thing that I am trying to define. So what I am defining is the species; and in the definition “a chair is furniture,” what am I using to define the species chair? I am using furniture, which is the.  </w:t>
       </w:r>
       <w:r>
         <w:t xml:space="preserve">→ </w:t>
@@ -9915,77 +8990,27 @@
           <w:i/>
           <w:iCs/>
         </w:rPr>
-        <w:t>genus</w:t>
-      </w:r>
-      <w:r>
-        <w:rPr>
-          <w:i/>
-          <w:iCs/>
-        </w:rPr>
-        <w:t>.</w:t>
-      </w:r>
-    </w:p>
-    <w:p>
-      <w:pPr>
-        <w:spacing w:after="120" w:line="276" w:lineRule="auto"/>
-        <w:rPr>
-          <w:b/>
-          <w:bCs/>
-        </w:rPr>
-      </w:pPr>
-      <w:r>
-        <w:rPr>
-          <w:b/>
-          <w:bCs/>
-        </w:rPr>
-        <w:t>(</w:t>
-      </w:r>
-      <w:r>
-        <w:rPr>
-          <w:b/>
-          <w:bCs/>
-        </w:rPr>
-        <w:t xml:space="preserve">12). </w:t>
-      </w:r>
-      <w:r>
-        <w:rPr>
-          <w:b/>
-          <w:bCs/>
-        </w:rPr>
-        <w:t>The</w:t>
-      </w:r>
-      <w:r>
-        <w:rPr>
-          <w:b/>
-          <w:bCs/>
-        </w:rPr>
-        <w:t xml:space="preserve"> definition </w:t>
-      </w:r>
-      <w:r>
-        <w:rPr>
-          <w:b/>
-          <w:bCs/>
-        </w:rPr>
-        <w:t xml:space="preserve">“a chair is furniture” </w:t>
-      </w:r>
-      <w:r>
-        <w:rPr>
-          <w:b/>
-          <w:bCs/>
-        </w:rPr>
-        <w:t xml:space="preserve">took the genus and stopped. </w:t>
-      </w:r>
-      <w:r>
-        <w:rPr>
-          <w:b/>
-          <w:bCs/>
-        </w:rPr>
-        <w:t xml:space="preserve">It only gave the genus. But a genus has other kinds beneath it. What are other kinds of furniture that are not chairs? </w:t>
+        <w:t>genus.</w:t>
+      </w:r>
+    </w:p>
+    <w:p>
+      <w:pPr>
+        <w:spacing w:after="120" w:line="276" w:lineRule="auto"/>
+        <w:rPr>
+          <w:b/>
+          <w:bCs/>
+        </w:rPr>
+      </w:pPr>
+      <w:r>
+        <w:rPr>
+          <w:b/>
+          <w:bCs/>
+        </w:rPr>
+        <w:t xml:space="preserve">(12). The definition “a chair is furniture” took the genus and stopped. It only gave the genus. But a genus has other kinds beneath it. What are other kinds of furniture that are not chairs? </w:t>
       </w:r>
       <w:r>
         <w:t xml:space="preserve">→ </w:t>
       </w:r>
-      <w:proofErr w:type="spellStart"/>
       <w:r>
         <w:rPr>
           <w:i/>
@@ -9993,19 +9018,6 @@
         </w:rPr>
         <w:t>Tables, lamps, and beds.</w:t>
       </w:r>
-      <w:proofErr w:type="spellEnd"/>
-      <w:r>
-        <w:rPr>
-          <w:i/>
-          <w:iCs/>
-        </w:rPr>
-      </w:r>
-      <w:r>
-        <w:rPr>
-          <w:i/>
-          <w:iCs/>
-        </w:rPr>
-      </w:r>
     </w:p>
     <w:p>
       <w:pPr>
@@ -10030,88 +9042,35 @@
           <w:i/>
           <w:iCs/>
         </w:rPr>
-        <w:t>No</w:t>
-      </w:r>
-      <w:r>
-        <w:rPr>
-          <w:i/>
-          <w:iCs/>
-        </w:rPr>
-        <w:t>.</w:t>
-      </w:r>
-    </w:p>
-    <w:p>
-      <w:pPr>
-        <w:spacing w:after="120" w:line="276" w:lineRule="auto"/>
-        <w:rPr>
-          <w:b/>
-          <w:bCs/>
-        </w:rPr>
-      </w:pPr>
-      <w:proofErr w:type="gramStart"/>
-      <w:r>
-        <w:rPr>
-          <w:b/>
-          <w:bCs/>
-        </w:rPr>
-        <w:t>In order to</w:t>
-      </w:r>
-      <w:proofErr w:type="gramEnd"/>
-      <w:r>
-        <w:rPr>
-          <w:b/>
-          <w:bCs/>
-        </w:rPr>
-        <w:t xml:space="preserve"> decide what kind of </w:t>
-      </w:r>
-      <w:proofErr w:type="gramStart"/>
-      <w:r>
-        <w:rPr>
-          <w:b/>
-          <w:bCs/>
-        </w:rPr>
-        <w:t>furniture</w:t>
-      </w:r>
-      <w:proofErr w:type="gramEnd"/>
-      <w:r>
-        <w:rPr>
-          <w:b/>
-          <w:bCs/>
-        </w:rPr>
-        <w:t xml:space="preserve"> chairs are we need to know something more about chairs. We need to know what makes chairs different from every other kind of furniture.</w:t>
-      </w:r>
-    </w:p>
-    <w:p>
-      <w:pPr>
-        <w:spacing w:after="120" w:line="276" w:lineRule="auto"/>
-      </w:pPr>
-      <w:r>
-        <w:rPr>
-          <w:b/>
-          <w:bCs/>
-        </w:rPr>
-        <w:t>So, w</w:t>
-      </w:r>
-      <w:r>
-        <w:rPr>
-          <w:b/>
-          <w:bCs/>
-        </w:rPr>
-        <w:t xml:space="preserve">hat did </w:t>
-      </w:r>
-      <w:r>
-        <w:rPr>
-          <w:b/>
-          <w:bCs/>
-        </w:rPr>
-        <w:t xml:space="preserve">the definition “a chair is furniture” </w:t>
-      </w:r>
-      <w:r>
-        <w:rPr>
-          <w:b/>
-          <w:bCs/>
-        </w:rPr>
-        <w:t>leave out?</w:t>
+        <w:t>No.</w:t>
+      </w:r>
+    </w:p>
+    <w:p>
+      <w:pPr>
+        <w:spacing w:after="120" w:line="276" w:lineRule="auto"/>
+        <w:rPr>
+          <w:b/>
+          <w:bCs/>
+        </w:rPr>
+      </w:pPr>
+      <w:r>
+        <w:rPr>
+          <w:b/>
+          <w:bCs/>
+        </w:rPr>
+        <w:t>In order to decide what kind of furniture chairs are we need to know something more about chairs. We need to know what makes chairs different from every other kind of furniture.</w:t>
+      </w:r>
+    </w:p>
+    <w:p>
+      <w:pPr>
+        <w:spacing w:after="120" w:line="276" w:lineRule="auto"/>
+      </w:pPr>
+      <w:r>
+        <w:rPr>
+          <w:b/>
+          <w:bCs/>
+        </w:rPr>
+        <w:t>So, what did the definition “a chair is furniture” leave out?</w:t>
       </w:r>
       <w:r>
         <w:t xml:space="preserve"> → </w:t>
@@ -10348,12 +9307,6 @@
         <w:t>Everybody. Tree. Genus, species, both, or neither? Animal.</w:t>
       </w:r>
       <w:r>
-        <w:rPr>
-          <w:b/>
-          <w:bCs/>
-        </w:rPr>
-      </w:r>
-      <w:r>
         <w:t xml:space="preserve"> (pause, signal) → </w:t>
       </w:r>
       <w:r>
@@ -10439,20 +9392,7 @@
           <w:b/>
           <w:bCs/>
         </w:rPr>
-        <w:t xml:space="preserve">Everybody. Split it. </w:t>
-      </w:r>
-      <w:r>
-        <w:rPr>
-          <w:b/>
-          <w:bCs/>
-        </w:rPr>
-      </w:r>
-      <w:r>
-        <w:rPr>
-          <w:b/>
-          <w:bCs/>
-        </w:rPr>
-        <w:t>"Fido is a dog." Subject.</w:t>
+        <w:t>Everybody. Split it. "Fido is a dog." Subject.</w:t>
       </w:r>
       <w:r>
         <w:t xml:space="preserve"> (pause, signal) → </w:t>
@@ -10617,21 +9557,7 @@
           <w:b/>
           <w:bCs/>
         </w:rPr>
-        <w:t xml:space="preserve">Look at the living-thing </w:t>
-      </w:r>
-      <w:r>
-        <w:rPr>
-          <w:b/>
-          <w:bCs/>
-        </w:rPr>
-        <w:t xml:space="preserve">classification </w:t>
-      </w:r>
-      <w:r>
-        <w:rPr>
-          <w:b/>
-          <w:bCs/>
-        </w:rPr>
-        <w:t>tree. We can go down from animal to dog, and down again — dog to spaniel, spaniel to this spaniel. Down and down until we hit one single dog, and then we stop, because Fido is not a kind.</w:t>
+        <w:t>Look at the living-thing classification tree. We can go down from animal to dog, and down again — dog to spaniel, spaniel to this spaniel. Down and down until we hit one single dog, and then we stop, because Fido is not a kind.</w:t>
       </w:r>
     </w:p>
     <w:p>
@@ -10646,15 +9572,7 @@
         <w:t>Now go the other way. Up from animal is living thing. What is above living thing?</w:t>
       </w:r>
       <w:r>
-        <w:t xml:space="preserve"> → (Let her </w:t>
-      </w:r>
-      <w:proofErr w:type="gramStart"/>
-      <w:r>
-        <w:t>try:</w:t>
-      </w:r>
-      <w:proofErr w:type="gramEnd"/>
-      <w:r>
-        <w:t xml:space="preserve"> </w:t>
+        <w:t xml:space="preserve"> → (Let her try: </w:t>
       </w:r>
       <w:r>
         <w:rPr>
@@ -10691,21 +9609,7 @@
           <w:b/>
           <w:bCs/>
         </w:rPr>
-        <w:t xml:space="preserve">Here is the question. Does every </w:t>
-      </w:r>
-      <w:r>
-        <w:rPr>
-          <w:b/>
-          <w:bCs/>
-        </w:rPr>
-        <w:t xml:space="preserve">classification </w:t>
-      </w:r>
-      <w:r>
-        <w:rPr>
-          <w:b/>
-          <w:bCs/>
-        </w:rPr>
-        <w:t>tree have a top? Is there a highest kind — one you cannot climb above — or does it go up forever?</w:t>
+        <w:t>Here is the question. Does every classification tree have a top? Is there a highest kind — one you cannot climb above — or does it go up forever?</w:t>
       </w:r>
     </w:p>
     <w:p>
@@ -10720,53 +9624,7 @@
           <w:i/>
           <w:iCs/>
         </w:rPr>
-        <w:t>Think about what would happen if it went up forever. Remember Rule 1 and Rule 2</w:t>
-      </w:r>
-      <w:r>
-        <w:rPr>
-          <w:i/>
-          <w:iCs/>
-        </w:rPr>
-        <w:t xml:space="preserve"> for definitions</w:t>
-      </w:r>
-      <w:r>
-        <w:rPr>
-          <w:i/>
-          <w:iCs/>
-        </w:rPr>
-        <w:t xml:space="preserve">. To define a </w:t>
-      </w:r>
-      <w:proofErr w:type="gramStart"/>
-      <w:r>
-        <w:rPr>
-          <w:i/>
-          <w:iCs/>
-        </w:rPr>
-        <w:t>thing</w:t>
-      </w:r>
-      <w:proofErr w:type="gramEnd"/>
-      <w:r>
-        <w:rPr>
-          <w:i/>
-          <w:iCs/>
-        </w:rPr>
-        <w:t xml:space="preserve"> you name its genus. To define the </w:t>
-      </w:r>
-      <w:proofErr w:type="gramStart"/>
-      <w:r>
-        <w:rPr>
-          <w:i/>
-          <w:iCs/>
-        </w:rPr>
-        <w:t>genus</w:t>
-      </w:r>
-      <w:proofErr w:type="gramEnd"/>
-      <w:r>
-        <w:rPr>
-          <w:i/>
-          <w:iCs/>
-        </w:rPr>
-        <w:t xml:space="preserve"> you name </w:t>
+        <w:t xml:space="preserve">Think about what would happen if it went up forever. Remember Rule 1 and Rule 2 for definitions. To define a thing you name its genus. To define the genus you name </w:t>
       </w:r>
       <w:r>
         <w:t>its</w:t>
@@ -10779,107 +9637,19 @@
         <w:t xml:space="preserve"> genus. If it never stopped — → </w:t>
       </w:r>
       <w:r>
-        <w:t xml:space="preserve">You could never finish. / You could never define </w:t>
-      </w:r>
-      <w:proofErr w:type="gramStart"/>
-      <w:r>
-        <w:t>anything.*</w:t>
-      </w:r>
-      <w:proofErr w:type="gramEnd"/>
-    </w:p>
-    <w:p>
-      <w:pPr>
-        <w:spacing w:after="120" w:line="276" w:lineRule="auto"/>
-      </w:pPr>
-      <w:r>
-        <w:rPr>
-          <w:b/>
-          <w:bCs/>
-        </w:rPr>
-        <w:t xml:space="preserve">Right. </w:t>
-      </w:r>
-      <w:proofErr w:type="gramStart"/>
-      <w:r>
-        <w:rPr>
-          <w:b/>
-          <w:bCs/>
-        </w:rPr>
-        <w:t>So</w:t>
-      </w:r>
-      <w:proofErr w:type="gramEnd"/>
-      <w:r>
-        <w:rPr>
-          <w:b/>
-          <w:bCs/>
-        </w:rPr>
-        <w:t xml:space="preserve"> the </w:t>
-      </w:r>
-      <w:r>
-        <w:rPr>
-          <w:b/>
-          <w:bCs/>
-        </w:rPr>
-        <w:t xml:space="preserve">highest </w:t>
-      </w:r>
-      <w:proofErr w:type="gramStart"/>
-      <w:r>
-        <w:rPr>
-          <w:b/>
-          <w:bCs/>
-        </w:rPr>
-        <w:t>kinds</w:t>
-      </w:r>
-      <w:proofErr w:type="gramEnd"/>
-      <w:r>
-        <w:rPr>
-          <w:b/>
-          <w:bCs/>
-        </w:rPr>
-        <w:t xml:space="preserve"> matter. Aristotle went and made the list of the</w:t>
-      </w:r>
-      <w:r>
-        <w:rPr>
-          <w:b/>
-          <w:bCs/>
-        </w:rPr>
-        <w:t>se highest kinds</w:t>
-      </w:r>
-      <w:r>
-        <w:rPr>
-          <w:b/>
-          <w:bCs/>
-        </w:rPr>
-        <w:t>, and there are ten of them</w:t>
-      </w:r>
-      <w:r>
-        <w:rPr>
-          <w:b/>
-          <w:bCs/>
-        </w:rPr>
-        <w:t>: these are the categories</w:t>
-      </w:r>
-      <w:r>
-        <w:rPr>
-          <w:b/>
-          <w:bCs/>
-        </w:rPr>
-        <w:t xml:space="preserve">. We start that list in Lesson 10. Today you only </w:t>
-      </w:r>
-      <w:proofErr w:type="gramStart"/>
-      <w:r>
-        <w:rPr>
-          <w:b/>
-          <w:bCs/>
-        </w:rPr>
-        <w:t>have to</w:t>
-      </w:r>
-      <w:proofErr w:type="gramEnd"/>
-      <w:r>
-        <w:rPr>
-          <w:b/>
-          <w:bCs/>
-        </w:rPr>
-        <w:t xml:space="preserve"> know that the question is a real one, and that it has an answer.</w:t>
+        <w:t>You could never finish. / You could never define anything.*</w:t>
+      </w:r>
+    </w:p>
+    <w:p>
+      <w:pPr>
+        <w:spacing w:after="120" w:line="276" w:lineRule="auto"/>
+      </w:pPr>
+      <w:r>
+        <w:rPr>
+          <w:b/>
+          <w:bCs/>
+        </w:rPr>
+        <w:t>Right. So the highest kinds matter. Aristotle went and made the list of these highest kinds, and there are ten of them: these are the categories. We start that list in Lesson 10. Today you only have to know that the question is a real one, and that it has an answer.</w:t>
       </w:r>
     </w:p>
     <w:p>
@@ -10904,12 +9674,6 @@
           <w:bCs/>
         </w:rPr>
         <w:t>(9). Tree. Genus, species, both, or neither? Dog.</w:t>
-      </w:r>
-      <w:r>
-        <w:rPr>
-          <w:b/>
-          <w:bCs/>
-        </w:rPr>
       </w:r>
       <w:r>
         <w:t xml:space="preserve"> → </w:t>
@@ -11117,36 +9881,14 @@
         <w:spacing w:after="120" w:line="276" w:lineRule="auto"/>
       </w:pPr>
       <w:r>
-        <w:t xml:space="preserve">At the end of this </w:t>
-      </w:r>
-      <w:proofErr w:type="gramStart"/>
-      <w:r>
-        <w:t>lesson</w:t>
-      </w:r>
-      <w:proofErr w:type="gramEnd"/>
-      <w:r>
-        <w:t xml:space="preserve"> you should be able to say: </w:t>
-      </w:r>
-      <w:r>
-        <w:rPr>
-          <w:b/>
-          <w:bCs/>
-        </w:rPr>
-        <w:t xml:space="preserve">"Given a </w:t>
-      </w:r>
-      <w:r>
-        <w:rPr>
-          <w:b/>
-          <w:bCs/>
-        </w:rPr>
-        <w:t xml:space="preserve">classification </w:t>
-      </w:r>
-      <w:r>
-        <w:rPr>
-          <w:b/>
-          <w:bCs/>
-        </w:rPr>
-        <w:t>tree, both students answer genus/species questions without hesitation and reject the Fido trap with a reason."</w:t>
+        <w:t xml:space="preserve">At the end of this lesson you should be able to say: </w:t>
+      </w:r>
+      <w:r>
+        <w:rPr>
+          <w:b/>
+          <w:bCs/>
+        </w:rPr>
+        <w:t>"Given a classification tree, both students answer genus/species questions without hesitation and reject the Fido trap with a reason."</w:t>
       </w:r>
     </w:p>
     <w:p>
@@ -11331,23 +10073,7 @@
           <w:b/>
           <w:bCs/>
         </w:rPr>
-        <w:t xml:space="preserve">Which act of the mind? </w:t>
-      </w:r>
-      <w:proofErr w:type="gramStart"/>
-      <w:r>
-        <w:rPr>
-          <w:b/>
-          <w:bCs/>
-        </w:rPr>
-        <w:t>Rivers</w:t>
-      </w:r>
-      <w:proofErr w:type="gramEnd"/>
-      <w:r>
-        <w:rPr>
-          <w:b/>
-          <w:bCs/>
-        </w:rPr>
-        <w:t xml:space="preserve"> flow.</w:t>
+        <w:t>Which act of the mind? Rivers flow.</w:t>
       </w:r>
       <w:r>
         <w:t xml:space="preserve"> → </w:t>
@@ -11589,23 +10315,7 @@
           <w:b/>
           <w:bCs/>
         </w:rPr>
-        <w:t xml:space="preserve">For 2 (extra NEITHER </w:t>
-      </w:r>
-      <w:proofErr w:type="gramStart"/>
-      <w:r>
-        <w:rPr>
-          <w:b/>
-          <w:bCs/>
-        </w:rPr>
-        <w:t>items</w:t>
-      </w:r>
-      <w:proofErr w:type="gramEnd"/>
-      <w:r>
-        <w:rPr>
-          <w:b/>
-          <w:bCs/>
-        </w:rPr>
-        <w:t>).</w:t>
+        <w:t>For 2 (extra NEITHER items).</w:t>
       </w:r>
       <w:r>
         <w:t xml:space="preserve"> </w:t>
@@ -11905,15 +10615,7 @@
         <w:t>The Fido trap is the whole point of the lesson and will be missed.</w:t>
       </w:r>
       <w:r>
-        <w:t xml:space="preserve"> A child who has just learned "dog is a species of animal" will run the pattern one step too far and </w:t>
-      </w:r>
-      <w:proofErr w:type="gramStart"/>
-      <w:r>
-        <w:t>say</w:t>
-      </w:r>
-      <w:proofErr w:type="gramEnd"/>
-      <w:r>
-        <w:t xml:space="preserve"> "Fido is a species of dog." </w:t>
+        <w:t xml:space="preserve"> A child who has just learned "dog is a species of animal" will run the pattern one step too far and say "Fido is a species of dog." </w:t>
       </w:r>
       <w:r>
         <w:rPr>
@@ -11933,15 +10635,7 @@
         <w:t>a genus and a species are both kinds; Fido is one dog</w:t>
       </w:r>
       <w:r>
-        <w:t xml:space="preserve">), gets four NEITHER </w:t>
-      </w:r>
-      <w:proofErr w:type="gramStart"/>
-      <w:r>
-        <w:t>items</w:t>
-      </w:r>
-      <w:proofErr w:type="gramEnd"/>
-      <w:r>
-        <w:t xml:space="preserve"> scattered through the sequence, has its own correction box, and appears again in the delayed test. The reason, not the label, is what the mastery note requires.</w:t>
+        <w:t>), gets four NEITHER items scattered through the sequence, has its own correction box, and appears again in the delayed test. The reason, not the label, is what the mastery note requires.</w:t>
       </w:r>
     </w:p>
     <w:p>
@@ -12152,23 +10846,7 @@
           <w:b/>
           <w:bCs/>
         </w:rPr>
-        <w:t xml:space="preserve">This lesson's GENUS and SPECIES are tree positions; Lesson 6's are </w:t>
-      </w:r>
-      <w:proofErr w:type="spellStart"/>
-      <w:r>
-        <w:rPr>
-          <w:b/>
-          <w:bCs/>
-        </w:rPr>
-        <w:t>predicables</w:t>
-      </w:r>
-      <w:proofErr w:type="spellEnd"/>
-      <w:r>
-        <w:rPr>
-          <w:b/>
-          <w:bCs/>
-        </w:rPr>
-        <w:t>.</w:t>
+        <w:t>This lesson's GENUS and SPECIES are tree positions; Lesson 6's are predicables.</w:t>
       </w:r>
       <w:r>
         <w:t xml:space="preserve"> They agree doctrinally, but the </w:t>
@@ -12742,29 +11420,7 @@
           <w:sz w:val="34"/>
           <w:szCs w:val="34"/>
         </w:rPr>
-        <w:t xml:space="preserve">LESSON 6 — Difference, Property, </w:t>
-      </w:r>
-      <w:proofErr w:type="gramStart"/>
-      <w:r>
-        <w:rPr>
-          <w:b/>
-          <w:bCs/>
-          <w:color w:val="000000"/>
-          <w:sz w:val="34"/>
-          <w:szCs w:val="34"/>
-        </w:rPr>
-        <w:t>Accident  (</w:t>
-      </w:r>
-      <w:proofErr w:type="gramEnd"/>
-      <w:r>
-        <w:rPr>
-          <w:b/>
-          <w:bCs/>
-          <w:color w:val="000000"/>
-          <w:sz w:val="34"/>
-          <w:szCs w:val="34"/>
-        </w:rPr>
-        <w:t>~25–30 min, both students)</w:t>
+        <w:t>LESSON 6 — Difference, Property, Accident  (~25–30 min, both students)</w:t>
       </w:r>
     </w:p>
     <w:p>
@@ -12826,25 +11482,7 @@
           <w:b/>
           <w:bCs/>
         </w:rPr>
-        <w:t xml:space="preserve">A property is not what makes the thing what it is, but </w:t>
-      </w:r>
-      <w:proofErr w:type="spellStart"/>
-      <w:proofErr w:type="gramStart"/>
-      <w:r>
-        <w:rPr>
-          <w:b/>
-          <w:bCs/>
-        </w:rPr>
-        <w:t>every one</w:t>
-      </w:r>
-      <w:proofErr w:type="spellEnd"/>
-      <w:proofErr w:type="gramEnd"/>
-      <w:r>
-        <w:rPr>
-          <w:b/>
-          <w:bCs/>
-        </w:rPr>
-        <w:t xml:space="preserve"> has it, always.</w:t>
+        <w:t>A property is not what makes the thing what it is, but every one has it, always, and nothing else does.</w:t>
       </w:r>
     </w:p>
     <w:p>
@@ -13291,23 +11929,7 @@
           <w:b/>
           <w:bCs/>
         </w:rPr>
-        <w:t xml:space="preserve">Yesterday you learned two words for how one thing sits above or below another: genus and species. Today those same two words get a second job. We are going to ask a different question about them. Yesterday's question was "where does this word sit on the tree?" Today's question is "what kind of thing is this word saying about the thing?" I will always tell you which question I am asking. When I say "Tree," it is yesterday's question. When I </w:t>
-      </w:r>
-      <w:proofErr w:type="gramStart"/>
-      <w:r>
-        <w:rPr>
-          <w:b/>
-          <w:bCs/>
-        </w:rPr>
-        <w:t>say</w:t>
-      </w:r>
-      <w:proofErr w:type="gramEnd"/>
-      <w:r>
-        <w:rPr>
-          <w:b/>
-          <w:bCs/>
-        </w:rPr>
-        <w:t xml:space="preserve"> "Which predicable," it is today's.</w:t>
+        <w:t>Yesterday you learned two words for how one thing sits above or below another: genus and species. Today those same two words get a second job. We are going to ask a different question about them. Yesterday's question was "where does this word sit on the tree?" Today's question is "what kind of thing is this word saying about the thing?" I will always tell you which question I am asking. When I say "Tree," it is yesterday's question. When I say "Which predicable," it is today's.</w:t>
       </w:r>
     </w:p>
     <w:p>
@@ -13341,23 +11963,7 @@
           <w:b/>
           <w:bCs/>
         </w:rPr>
-        <w:t xml:space="preserve">Everybody. When I </w:t>
-      </w:r>
-      <w:proofErr w:type="gramStart"/>
-      <w:r>
-        <w:rPr>
-          <w:b/>
-          <w:bCs/>
-        </w:rPr>
-        <w:t>say</w:t>
-      </w:r>
-      <w:proofErr w:type="gramEnd"/>
-      <w:r>
-        <w:rPr>
-          <w:b/>
-          <w:bCs/>
-        </w:rPr>
-        <w:t xml:space="preserve"> "Which predicable," which question?</w:t>
+        <w:t>Everybody. When I say "Which predicable," which question?</w:t>
       </w:r>
       <w:r>
         <w:t xml:space="preserve"> (pause, signal) → </w:t>
@@ -13442,20 +12048,11 @@
           <w:i/>
           <w:iCs/>
         </w:rPr>
-        <w:t xml:space="preserve"> him a man — being able to reason is what makes him a man. Laughing follows from it. It belongs to every man, always, but it is not the thing itself. That is called a </w:t>
-      </w:r>
-      <w:proofErr w:type="gramStart"/>
-      <w:r>
-        <w:rPr>
-          <w:i/>
-          <w:iCs/>
-        </w:rPr>
-        <w:t>property.</w:t>
+        <w:t xml:space="preserve"> him a man — being able to reason is what makes him a man. Laughing follows from it. It belongs to every man, always, but it is not the thing itself. That is called a property.</w:t>
       </w:r>
       <w:r>
         <w:t>*</w:t>
       </w:r>
-      <w:proofErr w:type="gramEnd"/>
     </w:p>
     <w:p>
       <w:pPr>
@@ -13513,25 +12110,33 @@
           <w:sz w:val="20"/>
           <w:szCs w:val="20"/>
         </w:rPr>
-        <w:t xml:space="preserve">SPECIES    — the very kind it is              </w:t>
-      </w:r>
-      <w:proofErr w:type="gramStart"/>
+        <w:t>SPECIES    — the very kind it is                 (Socrates is a man)</w:t>
+      </w:r>
+    </w:p>
+    <w:p>
+      <w:pPr>
+        <w:ind w:left="431"/>
+      </w:pPr>
       <w:r>
         <w:rPr>
           <w:rFonts w:ascii="Consolas" w:eastAsia="Consolas" w:hAnsi="Consolas" w:cs="Consolas"/>
           <w:sz w:val="20"/>
           <w:szCs w:val="20"/>
         </w:rPr>
-        <w:t xml:space="preserve">   (</w:t>
-      </w:r>
-      <w:proofErr w:type="gramEnd"/>
+        <w:t>GENUS      — a wider kind it falls under         (Socrates is an animal)</w:t>
+      </w:r>
+    </w:p>
+    <w:p>
+      <w:pPr>
+        <w:ind w:left="431"/>
+      </w:pPr>
       <w:r>
         <w:rPr>
           <w:rFonts w:ascii="Consolas" w:eastAsia="Consolas" w:hAnsi="Consolas" w:cs="Consolas"/>
           <w:sz w:val="20"/>
           <w:szCs w:val="20"/>
         </w:rPr>
-        <w:t>Socrates is a man)</w:t>
+        <w:t>DIFFERENCE — marks the species off inside the genus  (Socrates is rational)</w:t>
       </w:r>
     </w:p>
     <w:p>
@@ -13544,25 +12149,343 @@
           <w:sz w:val="20"/>
           <w:szCs w:val="20"/>
         </w:rPr>
-        <w:t xml:space="preserve">GENUS      — a wider kind it falls under      </w:t>
-      </w:r>
-      <w:proofErr w:type="gramStart"/>
+        <w:t>PROPERTY   — not what makes it what it is, but every one has it, always, and nothing else does</w:t>
+      </w:r>
+    </w:p>
+    <w:p>
+      <w:pPr>
+        <w:ind w:left="431"/>
+      </w:pPr>
       <w:r>
         <w:rPr>
           <w:rFonts w:ascii="Consolas" w:eastAsia="Consolas" w:hAnsi="Consolas" w:cs="Consolas"/>
           <w:sz w:val="20"/>
           <w:szCs w:val="20"/>
         </w:rPr>
-        <w:t xml:space="preserve">   (</w:t>
-      </w:r>
-      <w:proofErr w:type="gramEnd"/>
+        <w:t xml:space="preserve">                                                  (Socrates can laugh)</w:t>
+      </w:r>
+    </w:p>
+    <w:p>
+      <w:pPr>
+        <w:spacing w:after="160"/>
+        <w:ind w:left="431"/>
+      </w:pPr>
       <w:r>
         <w:rPr>
           <w:rFonts w:ascii="Consolas" w:eastAsia="Consolas" w:hAnsi="Consolas" w:cs="Consolas"/>
           <w:sz w:val="20"/>
           <w:szCs w:val="20"/>
         </w:rPr>
-        <w:t>Socrates is an animal)</w:t>
+        <w:t>ACCIDENT   — may come and go                      (Socrates is tan)</w:t>
+      </w:r>
+    </w:p>
+    <w:p>
+      <w:pPr>
+        <w:spacing w:after="120" w:line="276" w:lineRule="auto"/>
+      </w:pPr>
+      <w:r>
+        <w:rPr>
+          <w:b/>
+          <w:bCs/>
+        </w:rPr>
+        <w:t>LEAD.</w:t>
+      </w:r>
+    </w:p>
+    <w:p>
+      <w:pPr>
+        <w:spacing w:after="120" w:line="276" w:lineRule="auto"/>
+      </w:pPr>
+      <w:r>
+        <w:rPr>
+          <w:b/>
+          <w:bCs/>
+        </w:rPr>
+        <w:t>The difference is what marks a species off inside its genus. Say it after I do, and then we will say it together. The difference is what marks a species off inside its genus.</w:t>
+      </w:r>
+      <w:r>
+        <w:t xml:space="preserve"> (signal) → repeated.</w:t>
+      </w:r>
+    </w:p>
+    <w:p>
+      <w:pPr>
+        <w:spacing w:after="120" w:line="276" w:lineRule="auto"/>
+      </w:pPr>
+      <w:r>
+        <w:rPr>
+          <w:b/>
+          <w:bCs/>
+        </w:rPr>
+        <w:t>Again.</w:t>
+      </w:r>
+      <w:r>
+        <w:t xml:space="preserve"> (signal) → repeated.</w:t>
+      </w:r>
+    </w:p>
+    <w:p>
+      <w:pPr>
+        <w:spacing w:after="120" w:line="276" w:lineRule="auto"/>
+      </w:pPr>
+      <w:r>
+        <w:rPr>
+          <w:b/>
+          <w:bCs/>
+        </w:rPr>
+        <w:t>A property is not what makes the thing what it is, but every one has it, always, and nothing else does. Say it after I do, and then together.</w:t>
+      </w:r>
+      <w:r>
+        <w:t xml:space="preserve"> (signal) → repeated.</w:t>
+      </w:r>
+    </w:p>
+    <w:p>
+      <w:pPr>
+        <w:spacing w:after="120" w:line="276" w:lineRule="auto"/>
+      </w:pPr>
+      <w:r>
+        <w:rPr>
+          <w:b/>
+          <w:bCs/>
+        </w:rPr>
+        <w:t>Again.</w:t>
+      </w:r>
+      <w:r>
+        <w:t xml:space="preserve"> (signal) → repeated.</w:t>
+      </w:r>
+    </w:p>
+    <w:p>
+      <w:pPr>
+        <w:spacing w:after="120" w:line="276" w:lineRule="auto"/>
+      </w:pPr>
+      <w:r>
+        <w:rPr>
+          <w:b/>
+          <w:bCs/>
+        </w:rPr>
+        <w:t>An accident may come and go, and the thing is still what it is. Say it after I do, and then together.</w:t>
+      </w:r>
+      <w:r>
+        <w:t xml:space="preserve"> (signal) → repeated.</w:t>
+      </w:r>
+    </w:p>
+    <w:p>
+      <w:pPr>
+        <w:spacing w:after="120" w:line="276" w:lineRule="auto"/>
+      </w:pPr>
+      <w:r>
+        <w:rPr>
+          <w:b/>
+          <w:bCs/>
+        </w:rPr>
+        <w:t>Again.</w:t>
+      </w:r>
+      <w:r>
+        <w:t xml:space="preserve"> (signal) → repeated.</w:t>
+      </w:r>
+    </w:p>
+    <w:p>
+      <w:pPr>
+        <w:spacing w:after="120" w:line="276" w:lineRule="auto"/>
+      </w:pPr>
+      <w:r>
+        <w:rPr>
+          <w:b/>
+          <w:bCs/>
+        </w:rPr>
+        <w:t>Now the short way. What cuts the species out of the genus?</w:t>
+      </w:r>
+      <w:r>
+        <w:t xml:space="preserve"> (pause, signal) → </w:t>
+      </w:r>
+      <w:r>
+        <w:rPr>
+          <w:i/>
+          <w:iCs/>
+        </w:rPr>
+        <w:t>The difference.</w:t>
+      </w:r>
+    </w:p>
+    <w:p>
+      <w:pPr>
+        <w:spacing w:after="120" w:line="276" w:lineRule="auto"/>
+      </w:pPr>
+      <w:r>
+        <w:rPr>
+          <w:b/>
+          <w:bCs/>
+        </w:rPr>
+        <w:t>Every one has it, always, and nothing else, but it is not what makes it what it is?</w:t>
+      </w:r>
+      <w:r>
+        <w:t xml:space="preserve"> (pause, signal) → </w:t>
+      </w:r>
+      <w:r>
+        <w:rPr>
+          <w:i/>
+          <w:iCs/>
+        </w:rPr>
+        <w:t>A property.</w:t>
+      </w:r>
+    </w:p>
+    <w:p>
+      <w:pPr>
+        <w:spacing w:after="120" w:line="276" w:lineRule="auto"/>
+      </w:pPr>
+      <w:r>
+        <w:rPr>
+          <w:b/>
+          <w:bCs/>
+        </w:rPr>
+        <w:t>It can come and go?</w:t>
+      </w:r>
+      <w:r>
+        <w:t xml:space="preserve"> (pause, signal) → </w:t>
+      </w:r>
+      <w:r>
+        <w:rPr>
+          <w:i/>
+          <w:iCs/>
+        </w:rPr>
+        <w:t>An accident.</w:t>
+      </w:r>
+    </w:p>
+    <w:p>
+      <w:pPr>
+        <w:spacing w:after="120" w:line="276" w:lineRule="auto"/>
+      </w:pPr>
+      <w:r>
+        <w:rPr>
+          <w:b/>
+          <w:bCs/>
+        </w:rPr>
+        <w:t>Now all five, in order, with me. Genus, species, difference, property, accident. (signal) → repeated. These five belong to things only because we know them. They are called second intentions. Say the Lesson 1 sentence with the name: Logic studies what belongs to things only because we know them. Those are called second intentions. (How the nature itself exists in the things and in the mind is a deeper question, and it is not this lesson.)</w:t>
+      </w:r>
+      <w:r>
+        <w:t/>
+      </w:r>
+    </w:p>
+    <w:p>
+      <w:pPr>
+        <w:spacing w:after="120" w:line="276" w:lineRule="auto"/>
+      </w:pPr>
+      <w:r>
+        <w:rPr>
+          <w:b/>
+          <w:bCs/>
+        </w:rPr>
+        <w:t>Again.</w:t>
+      </w:r>
+      <w:r>
+        <w:t xml:space="preserve"> (signal) → repeated.</w:t>
+      </w:r>
+    </w:p>
+    <w:p>
+      <w:pPr>
+        <w:spacing w:after="120" w:line="276" w:lineRule="auto"/>
+      </w:pPr>
+      <w:r>
+        <w:rPr>
+          <w:b/>
+          <w:bCs/>
+        </w:rPr>
+        <w:t>Again.</w:t>
+      </w:r>
+      <w:r>
+        <w:t xml:space="preserve"> (signal) → repeated.</w:t>
+      </w:r>
+    </w:p>
+    <w:p>
+      <w:pPr>
+        <w:spacing w:after="120" w:line="276" w:lineRule="auto"/>
+      </w:pPr>
+      <w:r>
+        <w:rPr>
+          <w:b/>
+          <w:bCs/>
+        </w:rPr>
+        <w:t>(9), all five alone.</w:t>
+      </w:r>
+      <w:r>
+        <w:t xml:space="preserve"> → </w:t>
+      </w:r>
+      <w:r>
+        <w:rPr>
+          <w:i/>
+          <w:iCs/>
+        </w:rPr>
+        <w:t>Genus, species, difference, property, accident.</w:t>
+      </w:r>
+    </w:p>
+    <w:p>
+      <w:pPr>
+        <w:spacing w:after="120" w:line="276" w:lineRule="auto"/>
+      </w:pPr>
+      <w:r>
+        <w:rPr>
+          <w:b/>
+          <w:bCs/>
+        </w:rPr>
+        <w:t>(12), all five alone.</w:t>
+      </w:r>
+      <w:r>
+        <w:t xml:space="preserve"> → </w:t>
+      </w:r>
+      <w:r>
+        <w:rPr>
+          <w:i/>
+          <w:iCs/>
+        </w:rPr>
+        <w:t>Genus, species, difference, property, accident.</w:t>
+      </w:r>
+    </w:p>
+    <w:p>
+      <w:pPr>
+        <w:spacing w:after="120" w:line="276" w:lineRule="auto"/>
+      </w:pPr>
+      <w:r>
+        <w:rPr>
+          <w:b/>
+          <w:bCs/>
+        </w:rPr>
+        <w:t>Everybody, one more time.</w:t>
+      </w:r>
+      <w:r>
+        <w:t xml:space="preserve"> (signal) → repeated.</w:t>
+      </w:r>
+    </w:p>
+    <w:p>
+      <w:pPr>
+        <w:spacing w:after="120" w:line="276" w:lineRule="auto"/>
+      </w:pPr>
+      <w:r>
+        <w:t>(The order is not decoration. Lesson 9 walks down this list to build a definition. If they can only produce the five as a jumble, that lesson will not work.)</w:t>
+      </w:r>
+    </w:p>
+    <w:p>
+      <w:pPr>
+        <w:pStyle w:val="Heading3"/>
+        <w:spacing w:before="240" w:after="160"/>
+      </w:pPr>
+      <w:r>
+        <w:rPr>
+          <w:b/>
+          <w:bCs/>
+          <w:color w:val="000000"/>
+        </w:rPr>
+        <w:t>2B. The hunt questions</w:t>
+      </w:r>
+    </w:p>
+    <w:p>
+      <w:pPr>
+        <w:spacing w:after="120" w:line="276" w:lineRule="auto"/>
+      </w:pPr>
+      <w:r>
+        <w:rPr>
+          <w:b/>
+          <w:bCs/>
+        </w:rPr>
+        <w:t>When I ask "which predicable," ask yourself these in order.</w:t>
+      </w:r>
+      <w:r>
+        <w:t xml:space="preserve"> (Write beside the five, and leave up:)</w:t>
       </w:r>
     </w:p>
     <w:p>
@@ -13575,25 +12498,33 @@
           <w:sz w:val="20"/>
           <w:szCs w:val="20"/>
         </w:rPr>
-        <w:t xml:space="preserve">DIFFERENCE — marks the species off inside the </w:t>
-      </w:r>
-      <w:proofErr w:type="gramStart"/>
+        <w:t>1. Is it the very kind this is?                     → SPECIES</w:t>
+      </w:r>
+    </w:p>
+    <w:p>
+      <w:pPr>
+        <w:ind w:left="431"/>
+      </w:pPr>
       <w:r>
         <w:rPr>
           <w:rFonts w:ascii="Consolas" w:eastAsia="Consolas" w:hAnsi="Consolas" w:cs="Consolas"/>
           <w:sz w:val="20"/>
           <w:szCs w:val="20"/>
         </w:rPr>
-        <w:t>genus  (</w:t>
-      </w:r>
-      <w:proofErr w:type="gramEnd"/>
+        <w:t>2. Is it a wider kind it falls under?               → GENUS</w:t>
+      </w:r>
+    </w:p>
+    <w:p>
+      <w:pPr>
+        <w:ind w:left="431"/>
+      </w:pPr>
       <w:r>
         <w:rPr>
           <w:rFonts w:ascii="Consolas" w:eastAsia="Consolas" w:hAnsi="Consolas" w:cs="Consolas"/>
           <w:sz w:val="20"/>
           <w:szCs w:val="20"/>
         </w:rPr>
-        <w:t>Socrates is rational)</w:t>
+        <w:t>3. Does it cut this kind out of that wider kind?    → DIFFERENCE</w:t>
       </w:r>
     </w:p>
     <w:p>
@@ -13606,524 +12537,33 @@
           <w:sz w:val="20"/>
           <w:szCs w:val="20"/>
         </w:rPr>
-        <w:t xml:space="preserve">PROPERTY   — not what makes it what it is, but </w:t>
-      </w:r>
-      <w:proofErr w:type="spellStart"/>
-      <w:proofErr w:type="gramStart"/>
+        <w:t>4. Does every one have it, always, and nothing else, but it is not what makes it what it is?</w:t>
+      </w:r>
+    </w:p>
+    <w:p>
+      <w:pPr>
+        <w:ind w:left="431"/>
+      </w:pPr>
       <w:r>
         <w:rPr>
           <w:rFonts w:ascii="Consolas" w:eastAsia="Consolas" w:hAnsi="Consolas" w:cs="Consolas"/>
           <w:sz w:val="20"/>
           <w:szCs w:val="20"/>
         </w:rPr>
-        <w:t>every one</w:t>
-      </w:r>
-      <w:proofErr w:type="spellEnd"/>
-      <w:proofErr w:type="gramEnd"/>
+        <w:t xml:space="preserve">                                                     → PROPERTY</w:t>
+      </w:r>
+    </w:p>
+    <w:p>
+      <w:pPr>
+        <w:spacing w:after="160"/>
+        <w:ind w:left="431"/>
+      </w:pPr>
       <w:r>
         <w:rPr>
           <w:rFonts w:ascii="Consolas" w:eastAsia="Consolas" w:hAnsi="Consolas" w:cs="Consolas"/>
           <w:sz w:val="20"/>
           <w:szCs w:val="20"/>
         </w:rPr>
-        <w:t xml:space="preserve"> has it, always</w:t>
-      </w:r>
-    </w:p>
-    <w:p>
-      <w:pPr>
-        <w:ind w:left="431"/>
-      </w:pPr>
-      <w:r>
-        <w:rPr>
-          <w:rFonts w:ascii="Consolas" w:eastAsia="Consolas" w:hAnsi="Consolas" w:cs="Consolas"/>
-          <w:sz w:val="20"/>
-          <w:szCs w:val="20"/>
-        </w:rPr>
-        <w:t xml:space="preserve">                                                  (Socrates can laugh)</w:t>
-      </w:r>
-    </w:p>
-    <w:p>
-      <w:pPr>
-        <w:spacing w:after="160"/>
-        <w:ind w:left="431"/>
-      </w:pPr>
-      <w:r>
-        <w:rPr>
-          <w:rFonts w:ascii="Consolas" w:eastAsia="Consolas" w:hAnsi="Consolas" w:cs="Consolas"/>
-          <w:sz w:val="20"/>
-          <w:szCs w:val="20"/>
-        </w:rPr>
-        <w:t xml:space="preserve">ACCIDENT   — may come and go                   </w:t>
-      </w:r>
-      <w:proofErr w:type="gramStart"/>
-      <w:r>
-        <w:rPr>
-          <w:rFonts w:ascii="Consolas" w:eastAsia="Consolas" w:hAnsi="Consolas" w:cs="Consolas"/>
-          <w:sz w:val="20"/>
-          <w:szCs w:val="20"/>
-        </w:rPr>
-        <w:t xml:space="preserve">   (</w:t>
-      </w:r>
-      <w:proofErr w:type="gramEnd"/>
-      <w:r>
-        <w:rPr>
-          <w:rFonts w:ascii="Consolas" w:eastAsia="Consolas" w:hAnsi="Consolas" w:cs="Consolas"/>
-          <w:sz w:val="20"/>
-          <w:szCs w:val="20"/>
-        </w:rPr>
-        <w:t>Socrates is tan)</w:t>
-      </w:r>
-    </w:p>
-    <w:p>
-      <w:pPr>
-        <w:spacing w:after="120" w:line="276" w:lineRule="auto"/>
-      </w:pPr>
-      <w:r>
-        <w:rPr>
-          <w:b/>
-          <w:bCs/>
-        </w:rPr>
-        <w:t>LEAD.</w:t>
-      </w:r>
-    </w:p>
-    <w:p>
-      <w:pPr>
-        <w:spacing w:after="120" w:line="276" w:lineRule="auto"/>
-      </w:pPr>
-      <w:r>
-        <w:rPr>
-          <w:b/>
-          <w:bCs/>
-        </w:rPr>
-        <w:t>The difference is what marks a species off inside its genus. Say it after I do, and then we will say it together. The difference is what marks a species off inside its genus.</w:t>
-      </w:r>
-      <w:r>
-        <w:t xml:space="preserve"> (signal) → repeated.</w:t>
-      </w:r>
-    </w:p>
-    <w:p>
-      <w:pPr>
-        <w:spacing w:after="120" w:line="276" w:lineRule="auto"/>
-      </w:pPr>
-      <w:r>
-        <w:rPr>
-          <w:b/>
-          <w:bCs/>
-        </w:rPr>
-        <w:t>Again.</w:t>
-      </w:r>
-      <w:r>
-        <w:t xml:space="preserve"> (signal) → repeated.</w:t>
-      </w:r>
-    </w:p>
-    <w:p>
-      <w:pPr>
-        <w:spacing w:after="120" w:line="276" w:lineRule="auto"/>
-      </w:pPr>
-      <w:r>
-        <w:rPr>
-          <w:b/>
-          <w:bCs/>
-        </w:rPr>
-        <w:t xml:space="preserve">A property is not what makes the thing what it is, but </w:t>
-      </w:r>
-      <w:proofErr w:type="spellStart"/>
-      <w:proofErr w:type="gramStart"/>
-      <w:r>
-        <w:rPr>
-          <w:b/>
-          <w:bCs/>
-        </w:rPr>
-        <w:t>every one</w:t>
-      </w:r>
-      <w:proofErr w:type="spellEnd"/>
-      <w:proofErr w:type="gramEnd"/>
-      <w:r>
-        <w:rPr>
-          <w:b/>
-          <w:bCs/>
-        </w:rPr>
-        <w:t xml:space="preserve"> has it, always. Say it after I do, and then together.</w:t>
-      </w:r>
-      <w:r>
-        <w:t xml:space="preserve"> (signal) → repeated.</w:t>
-      </w:r>
-    </w:p>
-    <w:p>
-      <w:pPr>
-        <w:spacing w:after="120" w:line="276" w:lineRule="auto"/>
-      </w:pPr>
-      <w:r>
-        <w:rPr>
-          <w:b/>
-          <w:bCs/>
-        </w:rPr>
-        <w:t>Again.</w:t>
-      </w:r>
-      <w:r>
-        <w:t xml:space="preserve"> (signal) → repeated.</w:t>
-      </w:r>
-    </w:p>
-    <w:p>
-      <w:pPr>
-        <w:spacing w:after="120" w:line="276" w:lineRule="auto"/>
-      </w:pPr>
-      <w:r>
-        <w:rPr>
-          <w:b/>
-          <w:bCs/>
-        </w:rPr>
-        <w:t>An accident may come and go, and the thing is still what it is. Say it after I do, and then together.</w:t>
-      </w:r>
-      <w:r>
-        <w:t xml:space="preserve"> (signal) → repeated.</w:t>
-      </w:r>
-    </w:p>
-    <w:p>
-      <w:pPr>
-        <w:spacing w:after="120" w:line="276" w:lineRule="auto"/>
-      </w:pPr>
-      <w:r>
-        <w:rPr>
-          <w:b/>
-          <w:bCs/>
-        </w:rPr>
-        <w:t>Again.</w:t>
-      </w:r>
-      <w:r>
-        <w:t xml:space="preserve"> (signal) → repeated.</w:t>
-      </w:r>
-    </w:p>
-    <w:p>
-      <w:pPr>
-        <w:spacing w:after="120" w:line="276" w:lineRule="auto"/>
-      </w:pPr>
-      <w:r>
-        <w:rPr>
-          <w:b/>
-          <w:bCs/>
-        </w:rPr>
-        <w:t>Now the short way. What cuts the species out of the genus?</w:t>
-      </w:r>
-      <w:r>
-        <w:t xml:space="preserve"> (pause, signal) → </w:t>
-      </w:r>
-      <w:r>
-        <w:rPr>
-          <w:i/>
-          <w:iCs/>
-        </w:rPr>
-        <w:t>The difference.</w:t>
-      </w:r>
-    </w:p>
-    <w:p>
-      <w:pPr>
-        <w:spacing w:after="120" w:line="276" w:lineRule="auto"/>
-      </w:pPr>
-      <w:proofErr w:type="spellStart"/>
-      <w:proofErr w:type="gramStart"/>
-      <w:r>
-        <w:rPr>
-          <w:b/>
-          <w:bCs/>
-        </w:rPr>
-        <w:t>Every one</w:t>
-      </w:r>
-      <w:proofErr w:type="spellEnd"/>
-      <w:proofErr w:type="gramEnd"/>
-      <w:r>
-        <w:rPr>
-          <w:b/>
-          <w:bCs/>
-        </w:rPr>
-        <w:t xml:space="preserve"> has it always, but it is not what makes it what it is?</w:t>
-      </w:r>
-      <w:r>
-        <w:t xml:space="preserve"> (pause, signal) → </w:t>
-      </w:r>
-      <w:r>
-        <w:rPr>
-          <w:i/>
-          <w:iCs/>
-        </w:rPr>
-        <w:t>A property.</w:t>
-      </w:r>
-    </w:p>
-    <w:p>
-      <w:pPr>
-        <w:spacing w:after="120" w:line="276" w:lineRule="auto"/>
-      </w:pPr>
-      <w:r>
-        <w:rPr>
-          <w:b/>
-          <w:bCs/>
-        </w:rPr>
-        <w:t>It can come and go?</w:t>
-      </w:r>
-      <w:r>
-        <w:t xml:space="preserve"> (pause, signal) → </w:t>
-      </w:r>
-      <w:r>
-        <w:rPr>
-          <w:i/>
-          <w:iCs/>
-        </w:rPr>
-        <w:t>An accident.</w:t>
-      </w:r>
-    </w:p>
-    <w:p>
-      <w:pPr>
-        <w:spacing w:after="120" w:line="276" w:lineRule="auto"/>
-      </w:pPr>
-      <w:r>
-        <w:rPr>
-          <w:b/>
-          <w:bCs/>
-        </w:rPr>
-        <w:t>Now all five, in order, with me. Genus, species, difference, property, accident.</w:t>
-      </w:r>
-      <w:r>
-        <w:t xml:space="preserve"> (signal) → repeated.</w:t>
-      </w:r>
-    </w:p>
-    <w:p>
-      <w:pPr>
-        <w:spacing w:after="120" w:line="276" w:lineRule="auto"/>
-      </w:pPr>
-      <w:r>
-        <w:rPr>
-          <w:b/>
-          <w:bCs/>
-        </w:rPr>
-        <w:t>Again.</w:t>
-      </w:r>
-      <w:r>
-        <w:t xml:space="preserve"> (signal) → repeated.</w:t>
-      </w:r>
-    </w:p>
-    <w:p>
-      <w:pPr>
-        <w:spacing w:after="120" w:line="276" w:lineRule="auto"/>
-      </w:pPr>
-      <w:r>
-        <w:rPr>
-          <w:b/>
-          <w:bCs/>
-        </w:rPr>
-        <w:t>Again.</w:t>
-      </w:r>
-      <w:r>
-        <w:t xml:space="preserve"> (signal) → repeated.</w:t>
-      </w:r>
-    </w:p>
-    <w:p>
-      <w:pPr>
-        <w:spacing w:after="120" w:line="276" w:lineRule="auto"/>
-      </w:pPr>
-      <w:r>
-        <w:rPr>
-          <w:b/>
-          <w:bCs/>
-        </w:rPr>
-        <w:t>(9), all five alone.</w:t>
-      </w:r>
-      <w:r>
-        <w:t xml:space="preserve"> → </w:t>
-      </w:r>
-      <w:r>
-        <w:rPr>
-          <w:i/>
-          <w:iCs/>
-        </w:rPr>
-        <w:t>Genus, species, difference, property, accident.</w:t>
-      </w:r>
-    </w:p>
-    <w:p>
-      <w:pPr>
-        <w:spacing w:after="120" w:line="276" w:lineRule="auto"/>
-      </w:pPr>
-      <w:r>
-        <w:rPr>
-          <w:b/>
-          <w:bCs/>
-        </w:rPr>
-        <w:t>(12), all five alone.</w:t>
-      </w:r>
-      <w:r>
-        <w:t xml:space="preserve"> → </w:t>
-      </w:r>
-      <w:r>
-        <w:rPr>
-          <w:i/>
-          <w:iCs/>
-        </w:rPr>
-        <w:t>Genus, species, difference, property, accident.</w:t>
-      </w:r>
-    </w:p>
-    <w:p>
-      <w:pPr>
-        <w:spacing w:after="120" w:line="276" w:lineRule="auto"/>
-      </w:pPr>
-      <w:r>
-        <w:rPr>
-          <w:b/>
-          <w:bCs/>
-        </w:rPr>
-        <w:t>Everybody, one more time.</w:t>
-      </w:r>
-      <w:r>
-        <w:t xml:space="preserve"> (signal) → repeated.</w:t>
-      </w:r>
-    </w:p>
-    <w:p>
-      <w:pPr>
-        <w:spacing w:after="120" w:line="276" w:lineRule="auto"/>
-      </w:pPr>
-      <w:r>
-        <w:t>(The order is not decoration. Lesson 9 walks down this list to build a definition. If they can only produce the five as a jumble, that lesson will not work.)</w:t>
-      </w:r>
-    </w:p>
-    <w:p>
-      <w:pPr>
-        <w:pStyle w:val="Heading3"/>
-        <w:spacing w:before="240" w:after="160"/>
-      </w:pPr>
-      <w:r>
-        <w:rPr>
-          <w:b/>
-          <w:bCs/>
-          <w:color w:val="000000"/>
-        </w:rPr>
-        <w:t>2B. The hunt questions</w:t>
-      </w:r>
-    </w:p>
-    <w:p>
-      <w:pPr>
-        <w:spacing w:after="120" w:line="276" w:lineRule="auto"/>
-      </w:pPr>
-      <w:r>
-        <w:rPr>
-          <w:b/>
-          <w:bCs/>
-        </w:rPr>
-        <w:t xml:space="preserve">When I </w:t>
-      </w:r>
-      <w:proofErr w:type="gramStart"/>
-      <w:r>
-        <w:rPr>
-          <w:b/>
-          <w:bCs/>
-        </w:rPr>
-        <w:t>ask</w:t>
-      </w:r>
-      <w:proofErr w:type="gramEnd"/>
-      <w:r>
-        <w:rPr>
-          <w:b/>
-          <w:bCs/>
-        </w:rPr>
-        <w:t xml:space="preserve"> "which predicable," ask yourself these in order.</w:t>
-      </w:r>
-      <w:r>
-        <w:t xml:space="preserve"> (Write beside the five, and leave up:)</w:t>
-      </w:r>
-    </w:p>
-    <w:p>
-      <w:pPr>
-        <w:ind w:left="431"/>
-      </w:pPr>
-      <w:r>
-        <w:rPr>
-          <w:rFonts w:ascii="Consolas" w:eastAsia="Consolas" w:hAnsi="Consolas" w:cs="Consolas"/>
-          <w:sz w:val="20"/>
-          <w:szCs w:val="20"/>
-        </w:rPr>
-        <w:t>1. Is it the very kind this is?                     → SPECIES</w:t>
-      </w:r>
-    </w:p>
-    <w:p>
-      <w:pPr>
-        <w:ind w:left="431"/>
-      </w:pPr>
-      <w:r>
-        <w:rPr>
-          <w:rFonts w:ascii="Consolas" w:eastAsia="Consolas" w:hAnsi="Consolas" w:cs="Consolas"/>
-          <w:sz w:val="20"/>
-          <w:szCs w:val="20"/>
-        </w:rPr>
-        <w:t>2. Is it a wider kind it falls under?               → GENUS</w:t>
-      </w:r>
-    </w:p>
-    <w:p>
-      <w:pPr>
-        <w:ind w:left="431"/>
-      </w:pPr>
-      <w:r>
-        <w:rPr>
-          <w:rFonts w:ascii="Consolas" w:eastAsia="Consolas" w:hAnsi="Consolas" w:cs="Consolas"/>
-          <w:sz w:val="20"/>
-          <w:szCs w:val="20"/>
-        </w:rPr>
-        <w:t>3. Does it cut this kind out of that wider kind?    → DIFFERENCE</w:t>
-      </w:r>
-    </w:p>
-    <w:p>
-      <w:pPr>
-        <w:ind w:left="431"/>
-      </w:pPr>
-      <w:r>
-        <w:rPr>
-          <w:rFonts w:ascii="Consolas" w:eastAsia="Consolas" w:hAnsi="Consolas" w:cs="Consolas"/>
-          <w:sz w:val="20"/>
-          <w:szCs w:val="20"/>
-        </w:rPr>
-        <w:t xml:space="preserve">4. Does </w:t>
-      </w:r>
-      <w:proofErr w:type="spellStart"/>
-      <w:proofErr w:type="gramStart"/>
-      <w:r>
-        <w:rPr>
-          <w:rFonts w:ascii="Consolas" w:eastAsia="Consolas" w:hAnsi="Consolas" w:cs="Consolas"/>
-          <w:sz w:val="20"/>
-          <w:szCs w:val="20"/>
-        </w:rPr>
-        <w:t>every one</w:t>
-      </w:r>
-      <w:proofErr w:type="spellEnd"/>
-      <w:proofErr w:type="gramEnd"/>
-      <w:r>
-        <w:rPr>
-          <w:rFonts w:ascii="Consolas" w:eastAsia="Consolas" w:hAnsi="Consolas" w:cs="Consolas"/>
-          <w:sz w:val="20"/>
-          <w:szCs w:val="20"/>
-        </w:rPr>
-        <w:t xml:space="preserve"> have it, always — but it is not what makes it what it is?</w:t>
-      </w:r>
-    </w:p>
-    <w:p>
-      <w:pPr>
-        <w:ind w:left="431"/>
-      </w:pPr>
-      <w:r>
-        <w:rPr>
-          <w:rFonts w:ascii="Consolas" w:eastAsia="Consolas" w:hAnsi="Consolas" w:cs="Consolas"/>
-          <w:sz w:val="20"/>
-          <w:szCs w:val="20"/>
-        </w:rPr>
-        <w:t xml:space="preserve">                                                     → PROPERTY</w:t>
-      </w:r>
-    </w:p>
-    <w:p>
-      <w:pPr>
-        <w:spacing w:after="160"/>
-        <w:ind w:left="431"/>
-      </w:pPr>
-      <w:r>
-        <w:rPr>
-          <w:rFonts w:ascii="Consolas" w:eastAsia="Consolas" w:hAnsi="Consolas" w:cs="Consolas"/>
-          <w:sz w:val="20"/>
-          <w:szCs w:val="20"/>
-        </w:rPr>
         <w:t>5. Could one have it and another not?               → ACCIDENT</w:t>
       </w:r>
     </w:p>
@@ -14161,20 +12601,11 @@
           <w:i/>
           <w:iCs/>
         </w:rPr>
-        <w:t xml:space="preserve"> him a man? No. What makes him a man is that he can reason; the laughing follows. Does every man have it, always? Yes. </w:t>
-      </w:r>
-      <w:proofErr w:type="gramStart"/>
-      <w:r>
-        <w:rPr>
-          <w:i/>
-          <w:iCs/>
-        </w:rPr>
-        <w:t>PROPERTY.</w:t>
+        <w:t xml:space="preserve"> him a man? No. What makes him a man is that he can reason; the laughing follows. Does every man have it, always, and nothing else? Yes. PROPERTY.</w:t>
       </w:r>
       <w:r>
         <w:t>*</w:t>
       </w:r>
-      <w:proofErr w:type="gramEnd"/>
     </w:p>
     <w:p>
       <w:pPr>
@@ -14197,23 +12628,7 @@
           <w:b/>
           <w:bCs/>
         </w:rPr>
-        <w:t xml:space="preserve">I will </w:t>
-      </w:r>
-      <w:proofErr w:type="gramStart"/>
-      <w:r>
-        <w:rPr>
-          <w:b/>
-          <w:bCs/>
-        </w:rPr>
-        <w:t>say</w:t>
-      </w:r>
-      <w:proofErr w:type="gramEnd"/>
-      <w:r>
-        <w:rPr>
-          <w:b/>
-          <w:bCs/>
-        </w:rPr>
-        <w:t xml:space="preserve"> "Which predicable," then a subject and a predicate. You say GENUS, SPECIES, DIFFERENCE, PROPERTY, or ACCIDENT. Wait for the tap.</w:t>
+        <w:t>I will say "Which predicable," then a subject and a predicate. You say GENUS, SPECIES, DIFFERENCE, PROPERTY, or ACCIDENT. Wait for the tap.</w:t>
       </w:r>
     </w:p>
     <w:p>
@@ -14312,24 +12727,24 @@
         <w:ind w:left="504" w:hanging="504"/>
       </w:pPr>
       <w:r>
-        <w:t xml:space="preserve">4.  </w:t>
-      </w:r>
-      <w:r>
-        <w:rPr>
-          <w:b/>
-          <w:bCs/>
-        </w:rPr>
-        <w:t>Socrates can laugh.</w:t>
-      </w:r>
-      <w:r>
-        <w:t xml:space="preserve">   → </w:t>
-      </w:r>
-      <w:r>
-        <w:rPr>
-          <w:i/>
-          <w:iCs/>
-        </w:rPr>
-        <w:t>Property.</w:t>
+        <w:t>4.  Which predicable? Socrates can laugh.   → Property.</w:t>
+      </w:r>
+      <w:r>
+        <w:rPr>
+          <w:b/>
+          <w:bCs/>
+        </w:rPr>
+        <w:t/>
+      </w:r>
+      <w:r>
+        <w:t/>
+      </w:r>
+      <w:r>
+        <w:rPr>
+          <w:i/>
+          <w:iCs/>
+        </w:rPr>
+        <w:t/>
       </w:r>
     </w:p>
     <w:p>
@@ -14338,24 +12753,24 @@
         <w:ind w:left="504" w:hanging="504"/>
       </w:pPr>
       <w:r>
-        <w:t xml:space="preserve">5.  </w:t>
-      </w:r>
-      <w:r>
-        <w:rPr>
-          <w:b/>
-          <w:bCs/>
-        </w:rPr>
-        <w:t>Socrates is tan.</w:t>
-      </w:r>
-      <w:r>
-        <w:t xml:space="preserve">   → </w:t>
-      </w:r>
-      <w:r>
-        <w:rPr>
-          <w:i/>
-          <w:iCs/>
-        </w:rPr>
-        <w:t>Accident.</w:t>
+        <w:t>5.  Which predicable? Socrates is tan.   → Accident.</w:t>
+      </w:r>
+      <w:r>
+        <w:rPr>
+          <w:b/>
+          <w:bCs/>
+        </w:rPr>
+        <w:t/>
+      </w:r>
+      <w:r>
+        <w:t/>
+      </w:r>
+      <w:r>
+        <w:rPr>
+          <w:i/>
+          <w:iCs/>
+        </w:rPr>
+        <w:t/>
       </w:r>
     </w:p>
     <w:p>
@@ -14364,24 +12779,24 @@
         <w:ind w:left="504" w:hanging="504"/>
       </w:pPr>
       <w:r>
-        <w:t xml:space="preserve">6.  </w:t>
-      </w:r>
-      <w:r>
-        <w:rPr>
-          <w:b/>
-          <w:bCs/>
-        </w:rPr>
-        <w:t>Socrates is a living thing.</w:t>
-      </w:r>
-      <w:r>
-        <w:t xml:space="preserve">   → </w:t>
-      </w:r>
-      <w:r>
-        <w:rPr>
-          <w:i/>
-          <w:iCs/>
-        </w:rPr>
-        <w:t>Genus.</w:t>
+        <w:t>6.  Which predicable? Socrates is a living thing.   → Genus.</w:t>
+      </w:r>
+      <w:r>
+        <w:rPr>
+          <w:b/>
+          <w:bCs/>
+        </w:rPr>
+        <w:t/>
+      </w:r>
+      <w:r>
+        <w:t/>
+      </w:r>
+      <w:r>
+        <w:rPr>
+          <w:i/>
+          <w:iCs/>
+        </w:rPr>
+        <w:t/>
       </w:r>
     </w:p>
     <w:p>
@@ -14390,24 +12805,24 @@
         <w:ind w:left="504" w:hanging="504"/>
       </w:pPr>
       <w:r>
-        <w:t xml:space="preserve">7.  </w:t>
-      </w:r>
-      <w:r>
-        <w:rPr>
-          <w:b/>
-          <w:bCs/>
-        </w:rPr>
-        <w:t>Socrates is sitting.</w:t>
-      </w:r>
-      <w:r>
-        <w:t xml:space="preserve">   → </w:t>
-      </w:r>
-      <w:r>
-        <w:rPr>
-          <w:i/>
-          <w:iCs/>
-        </w:rPr>
-        <w:t>Accident.</w:t>
+        <w:t>7.  Which predicable? Socrates is sitting.   → Accident.</w:t>
+      </w:r>
+      <w:r>
+        <w:rPr>
+          <w:b/>
+          <w:bCs/>
+        </w:rPr>
+        <w:t/>
+      </w:r>
+      <w:r>
+        <w:t/>
+      </w:r>
+      <w:r>
+        <w:rPr>
+          <w:i/>
+          <w:iCs/>
+        </w:rPr>
+        <w:t/>
       </w:r>
     </w:p>
     <w:p>
@@ -14544,24 +12959,24 @@
         <w:ind w:left="504" w:hanging="504"/>
       </w:pPr>
       <w:r>
-        <w:t xml:space="preserve">12.  </w:t>
-      </w:r>
-      <w:r>
-        <w:rPr>
-          <w:b/>
-          <w:bCs/>
-        </w:rPr>
-        <w:t>This triangle is drawn in red.</w:t>
-      </w:r>
-      <w:r>
-        <w:t xml:space="preserve">   → </w:t>
-      </w:r>
-      <w:r>
-        <w:rPr>
-          <w:i/>
-          <w:iCs/>
-        </w:rPr>
-        <w:t>Accident.</w:t>
+        <w:t>12.  Which predicable? This triangle is drawn in red.   → Accident.</w:t>
+      </w:r>
+      <w:r>
+        <w:rPr>
+          <w:b/>
+          <w:bCs/>
+        </w:rPr>
+        <w:t/>
+      </w:r>
+      <w:r>
+        <w:t/>
+      </w:r>
+      <w:r>
+        <w:rPr>
+          <w:i/>
+          <w:iCs/>
+        </w:rPr>
+        <w:t/>
       </w:r>
     </w:p>
     <w:p>
@@ -14570,24 +12985,24 @@
         <w:ind w:left="504" w:hanging="504"/>
       </w:pPr>
       <w:r>
-        <w:t xml:space="preserve">13.  </w:t>
-      </w:r>
-      <w:r>
-        <w:rPr>
-          <w:b/>
-          <w:bCs/>
-        </w:rPr>
-        <w:t>A triangle is a triangle.</w:t>
-      </w:r>
-      <w:r>
-        <w:t xml:space="preserve">   → </w:t>
-      </w:r>
-      <w:r>
-        <w:rPr>
-          <w:i/>
-          <w:iCs/>
-        </w:rPr>
-        <w:t>Species.</w:t>
+        <w:t>13.  Which predicable? A triangle is a triangle.   → Species.</w:t>
+      </w:r>
+      <w:r>
+        <w:rPr>
+          <w:b/>
+          <w:bCs/>
+        </w:rPr>
+        <w:t/>
+      </w:r>
+      <w:r>
+        <w:t/>
+      </w:r>
+      <w:r>
+        <w:rPr>
+          <w:i/>
+          <w:iCs/>
+        </w:rPr>
+        <w:t/>
       </w:r>
     </w:p>
     <w:p>
@@ -14724,24 +13139,24 @@
         <w:ind w:left="504" w:hanging="504"/>
       </w:pPr>
       <w:r>
-        <w:t xml:space="preserve">18.  </w:t>
-      </w:r>
-      <w:r>
-        <w:rPr>
-          <w:b/>
-          <w:bCs/>
-        </w:rPr>
-        <w:t>This chair is broken.</w:t>
-      </w:r>
-      <w:r>
-        <w:t xml:space="preserve">   → </w:t>
-      </w:r>
-      <w:r>
-        <w:rPr>
-          <w:i/>
-          <w:iCs/>
-        </w:rPr>
-        <w:t>Accident.</w:t>
+        <w:t>18.  Which predicable? This chair is broken.   → Accident.</w:t>
+      </w:r>
+      <w:r>
+        <w:rPr>
+          <w:b/>
+          <w:bCs/>
+        </w:rPr>
+        <w:t/>
+      </w:r>
+      <w:r>
+        <w:t/>
+      </w:r>
+      <w:r>
+        <w:rPr>
+          <w:i/>
+          <w:iCs/>
+        </w:rPr>
+        <w:t/>
       </w:r>
     </w:p>
     <w:p>
@@ -14750,24 +13165,24 @@
         <w:ind w:left="504" w:hanging="504"/>
       </w:pPr>
       <w:r>
-        <w:t xml:space="preserve">19.  </w:t>
-      </w:r>
-      <w:r>
-        <w:rPr>
-          <w:b/>
-          <w:bCs/>
-        </w:rPr>
-        <w:t>A knife has a blade for cutting.</w:t>
-      </w:r>
-      <w:r>
-        <w:t xml:space="preserve">   → </w:t>
-      </w:r>
-      <w:r>
-        <w:rPr>
-          <w:i/>
-          <w:iCs/>
-        </w:rPr>
-        <w:t>Difference.</w:t>
+        <w:t>19.  Which predicable? A knife has a blade for cutting.   → Difference.</w:t>
+      </w:r>
+      <w:r>
+        <w:rPr>
+          <w:b/>
+          <w:bCs/>
+        </w:rPr>
+        <w:t/>
+      </w:r>
+      <w:r>
+        <w:t/>
+      </w:r>
+      <w:r>
+        <w:rPr>
+          <w:i/>
+          <w:iCs/>
+        </w:rPr>
+        <w:t/>
       </w:r>
     </w:p>
     <w:p>
@@ -14776,24 +13191,24 @@
         <w:ind w:left="504" w:hanging="504"/>
       </w:pPr>
       <w:r>
-        <w:t xml:space="preserve">20.  </w:t>
-      </w:r>
-      <w:r>
-        <w:rPr>
-          <w:b/>
-          <w:bCs/>
-        </w:rPr>
-        <w:t>Which predicable? A knife can go dull.</w:t>
-      </w:r>
-      <w:r>
-        <w:t xml:space="preserve">   → </w:t>
-      </w:r>
-      <w:r>
-        <w:rPr>
-          <w:i/>
-          <w:iCs/>
-        </w:rPr>
-        <w:t>Property.</w:t>
+        <w:t>20.  Which predicable? This knife is dull.   → Accident.</w:t>
+      </w:r>
+      <w:r>
+        <w:rPr>
+          <w:b/>
+          <w:bCs/>
+        </w:rPr>
+        <w:t/>
+      </w:r>
+      <w:r>
+        <w:t/>
+      </w:r>
+      <w:r>
+        <w:rPr>
+          <w:i/>
+          <w:iCs/>
+        </w:rPr>
+        <w:t/>
       </w:r>
     </w:p>
     <w:p>
@@ -14833,15 +13248,7 @@
         <w:t>10 against 11</w:t>
       </w:r>
       <w:r>
-        <w:t xml:space="preserve"> — three straight sides against three corners, where the second follows from the first and is therefore the property. Say items 10 and 11 </w:t>
-      </w:r>
-      <w:proofErr w:type="gramStart"/>
-      <w:r>
-        <w:t>back to back</w:t>
-      </w:r>
-      <w:proofErr w:type="gramEnd"/>
-      <w:r>
-        <w:t xml:space="preserve"> and slowly.)</w:t>
+        <w:t xml:space="preserve"> — three straight sides against three corners, where the second follows from the first and is therefore the property. Say items 10 and 11 back to back and slowly.)</w:t>
       </w:r>
     </w:p>
     <w:p>
@@ -15142,20 +13549,11 @@
           <w:i/>
           <w:iCs/>
         </w:rPr>
-        <w:t xml:space="preserve"> Retest in step 4. (This is the most likely error in the lesson. Run the pair, not the single item</w:t>
-      </w:r>
-      <w:proofErr w:type="gramStart"/>
-      <w:r>
-        <w:rPr>
-          <w:i/>
-          <w:iCs/>
-        </w:rPr>
-        <w:t>.)</w:t>
+        <w:t xml:space="preserve"> Retest in step 4. (This is the most likely error in the lesson. Run the pair, not the single item.)</w:t>
       </w:r>
       <w:r>
         <w:t>*</w:t>
       </w:r>
-      <w:proofErr w:type="gramEnd"/>
     </w:p>
     <w:p>
       <w:pPr>
@@ -15180,17 +13578,17 @@
           <w:i/>
           <w:iCs/>
         </w:rPr>
-        <w:t xml:space="preserve">Stop. Ask the fourth question. Does </w:t>
-      </w:r>
-      <w:r>
-        <w:t>every</w:t>
-      </w:r>
-      <w:r>
-        <w:rPr>
-          <w:i/>
-          <w:iCs/>
-        </w:rPr>
-        <w:t xml:space="preserve"> man have it, always? Is every man tan? → </w:t>
+        <w:t xml:space="preserve">Stop. Ask the fourth question. Does every one have it, always, and nothing else? Is every man tan? → </w:t>
+      </w:r>
+      <w:r>
+        <w:t/>
+      </w:r>
+      <w:r>
+        <w:rPr>
+          <w:i/>
+          <w:iCs/>
+        </w:rPr>
+        <w:t/>
       </w:r>
       <w:r>
         <w:t>No.</w:t>
@@ -15212,13 +13610,8 @@
         </w:rPr>
         <w:t xml:space="preserve"> Socrates can laugh. → </w:t>
       </w:r>
-      <w:proofErr w:type="gramStart"/>
-      <w:r>
-        <w:t>Property.*</w:t>
-      </w:r>
-      <w:proofErr w:type="gramEnd"/>
-      <w:r>
-        <w:t xml:space="preserve"> Retest in step 4.</w:t>
+      <w:r>
+        <w:t>Property.* Retest in step 4.</w:t>
       </w:r>
     </w:p>
     <w:p>
@@ -15254,45 +13647,27 @@
           <w:i/>
           <w:iCs/>
         </w:rPr>
-        <w:t xml:space="preserve"> laugh, even asleep. A property is something </w:t>
-      </w:r>
-      <w:proofErr w:type="spellStart"/>
-      <w:proofErr w:type="gramStart"/>
-      <w:r>
-        <w:rPr>
-          <w:i/>
-          <w:iCs/>
-        </w:rPr>
-        <w:t>every one</w:t>
-      </w:r>
-      <w:proofErr w:type="spellEnd"/>
-      <w:proofErr w:type="gramEnd"/>
-      <w:r>
-        <w:rPr>
-          <w:i/>
-          <w:iCs/>
-        </w:rPr>
-        <w:t xml:space="preserve"> </w:t>
-      </w:r>
-      <w:r>
-        <w:t>can</w:t>
-      </w:r>
-      <w:r>
-        <w:rPr>
-          <w:i/>
-          <w:iCs/>
-        </w:rPr>
-        <w:t xml:space="preserve"> do or </w:t>
-      </w:r>
-      <w:r>
-        <w:t>does</w:t>
-      </w:r>
-      <w:r>
-        <w:rPr>
-          <w:i/>
-          <w:iCs/>
-        </w:rPr>
-        <w:t xml:space="preserve"> have, always. Property. Retest in step 4. Do not develop the point; if (12) presses, say "that is a real question and it has an answer, but not this year."</w:t>
+        <w:t xml:space="preserve"> laugh, even asleep. A property is something every one can do or does have, always, and nothing else does. Property. Retest in step 4. Do not develop the point; if (12) presses, say "that is a real question and it has an answer, but not this year."</w:t>
+      </w:r>
+      <w:r>
+        <w:t/>
+      </w:r>
+      <w:r>
+        <w:rPr>
+          <w:i/>
+          <w:iCs/>
+        </w:rPr>
+        <w:t/>
+      </w:r>
+      <w:r>
+        <w:t/>
+      </w:r>
+      <w:r>
+        <w:rPr>
+          <w:i/>
+          <w:iCs/>
+        </w:rPr>
+        <w:t/>
       </w:r>
       <w:r>
         <w:t>*</w:t>
@@ -15825,23 +14200,7 @@
           <w:b/>
           <w:bCs/>
         </w:rPr>
-        <w:t xml:space="preserve">Everybody. Name the five </w:t>
-      </w:r>
-      <w:proofErr w:type="spellStart"/>
-      <w:r>
-        <w:rPr>
-          <w:b/>
-          <w:bCs/>
-        </w:rPr>
-        <w:t>predicables</w:t>
-      </w:r>
-      <w:proofErr w:type="spellEnd"/>
-      <w:r>
-        <w:rPr>
-          <w:b/>
-          <w:bCs/>
-        </w:rPr>
-        <w:t xml:space="preserve"> in order.</w:t>
+        <w:t>Everybody. Name the five predicables in order.</w:t>
       </w:r>
       <w:r>
         <w:t xml:space="preserve"> (pause, signal) → </w:t>
@@ -16118,21 +14477,12 @@
       <w:pPr>
         <w:spacing w:after="120" w:line="276" w:lineRule="auto"/>
       </w:pPr>
-      <w:proofErr w:type="gramStart"/>
-      <w:r>
-        <w:rPr>
-          <w:b/>
-          <w:bCs/>
-        </w:rPr>
-        <w:t>So</w:t>
-      </w:r>
-      <w:proofErr w:type="gramEnd"/>
-      <w:r>
-        <w:rPr>
-          <w:b/>
-          <w:bCs/>
-        </w:rPr>
-        <w:t xml:space="preserve"> it is —</w:t>
+      <w:r>
+        <w:rPr>
+          <w:b/>
+          <w:bCs/>
+        </w:rPr>
+        <w:t>So it is —</w:t>
       </w:r>
       <w:r>
         <w:t xml:space="preserve"> → </w:t>
@@ -16201,49 +14551,17 @@
           <w:i/>
           <w:iCs/>
         </w:rPr>
-        <w:t xml:space="preserve">Right. Two legs </w:t>
-      </w:r>
-      <w:proofErr w:type="gramStart"/>
-      <w:r>
-        <w:rPr>
-          <w:i/>
-          <w:iCs/>
-        </w:rPr>
-        <w:t>is</w:t>
-      </w:r>
-      <w:proofErr w:type="gramEnd"/>
-      <w:r>
-        <w:rPr>
-          <w:i/>
-          <w:iCs/>
-        </w:rPr>
-        <w:t xml:space="preserve"> closer to a property, and featherless is barely even that — it is a way of saying what he is </w:t>
-      </w:r>
-      <w:r>
-        <w:t>not</w:t>
-      </w:r>
-      <w:r>
-        <w:rPr>
-          <w:i/>
-          <w:iCs/>
-        </w:rPr>
-        <w:t xml:space="preserve">. A definition </w:t>
-      </w:r>
-      <w:proofErr w:type="gramStart"/>
-      <w:r>
-        <w:rPr>
-          <w:i/>
-          <w:iCs/>
-        </w:rPr>
-        <w:t>has to</w:t>
-      </w:r>
-      <w:proofErr w:type="gramEnd"/>
-      <w:r>
-        <w:rPr>
-          <w:i/>
-          <w:iCs/>
-        </w:rPr>
-        <w:t xml:space="preserve"> be built out of the genus and the difference. It cannot be built out of properties and accidents, no matter how neatly they happen to fence the thing in.</w:t>
+        <w:t>Right. Having two legs is not the difference of man, and it is not a property of man: a bird has two legs too, so it does not belong to man alone. Featherless only says what he is not. A definition has to be built out of the genus and the difference. It cannot be built out of properties and accidents, no matter how neatly they happen to fence the thing in.</w:t>
+      </w:r>
+      <w:r>
+        <w:t/>
+      </w:r>
+      <w:r>
+        <w:rPr>
+          <w:i/>
+          <w:iCs/>
+        </w:rPr>
+        <w:t/>
       </w:r>
       <w:r>
         <w:t>*</w:t>
@@ -16258,23 +14576,7 @@
           <w:b/>
           <w:bCs/>
         </w:rPr>
-        <w:t xml:space="preserve">One more. Which of our two Rules does "featherless two-legged animal" </w:t>
-      </w:r>
-      <w:proofErr w:type="gramStart"/>
-      <w:r>
-        <w:rPr>
-          <w:b/>
-          <w:bCs/>
-        </w:rPr>
-        <w:t>actually break</w:t>
-      </w:r>
-      <w:proofErr w:type="gramEnd"/>
-      <w:r>
-        <w:rPr>
-          <w:b/>
-          <w:bCs/>
-        </w:rPr>
-        <w:t>, if a plucked chicken gets in?</w:t>
+        <w:t>One more. Which of our two Rules does "featherless two-legged animal" actually break, if a plucked chicken gets in?</w:t>
       </w:r>
       <w:r>
         <w:t xml:space="preserve"> → </w:t>
@@ -16320,23 +14622,7 @@
           <w:b/>
           <w:bCs/>
         </w:rPr>
-        <w:t xml:space="preserve">(9). Name the five </w:t>
-      </w:r>
-      <w:proofErr w:type="spellStart"/>
-      <w:r>
-        <w:rPr>
-          <w:b/>
-          <w:bCs/>
-        </w:rPr>
-        <w:t>predicables</w:t>
-      </w:r>
-      <w:proofErr w:type="spellEnd"/>
-      <w:r>
-        <w:rPr>
-          <w:b/>
-          <w:bCs/>
-        </w:rPr>
-        <w:t xml:space="preserve"> in order.</w:t>
+        <w:t>(9). Name the five predicables in order.</w:t>
       </w:r>
       <w:r>
         <w:t xml:space="preserve"> → all five.</w:t>
@@ -16446,7 +14732,6 @@
       <w:r>
         <w:t xml:space="preserve"> The app opens tomorrow, in Lesson 7, with the </w:t>
       </w:r>
-      <w:proofErr w:type="spellStart"/>
       <w:r>
         <w:rPr>
           <w:b/>
@@ -16454,7 +14739,6 @@
         </w:rPr>
         <w:t>Predicables</w:t>
       </w:r>
-      <w:proofErr w:type="spellEnd"/>
       <w:r>
         <w:t xml:space="preserve"> set — the five you just learned.</w:t>
       </w:r>
@@ -16495,54 +14779,14 @@
         <w:spacing w:after="120" w:line="276" w:lineRule="auto"/>
       </w:pPr>
       <w:r>
-        <w:t xml:space="preserve">At the end of this </w:t>
-      </w:r>
-      <w:proofErr w:type="gramStart"/>
-      <w:r>
-        <w:t>lesson</w:t>
-      </w:r>
-      <w:proofErr w:type="gramEnd"/>
-      <w:r>
-        <w:t xml:space="preserve"> you should be able to say: </w:t>
-      </w:r>
-      <w:r>
-        <w:rPr>
-          <w:b/>
-          <w:bCs/>
-        </w:rPr>
-        <w:t xml:space="preserve">"Both students name the five </w:t>
-      </w:r>
-      <w:proofErr w:type="spellStart"/>
-      <w:r>
-        <w:rPr>
-          <w:b/>
-          <w:bCs/>
-        </w:rPr>
-        <w:t>predicables</w:t>
-      </w:r>
-      <w:proofErr w:type="spellEnd"/>
-      <w:r>
-        <w:rPr>
-          <w:b/>
-          <w:bCs/>
-        </w:rPr>
-        <w:t xml:space="preserve"> in </w:t>
-      </w:r>
-      <w:proofErr w:type="gramStart"/>
-      <w:r>
-        <w:rPr>
-          <w:b/>
-          <w:bCs/>
-        </w:rPr>
-        <w:t>order, and</w:t>
-      </w:r>
-      <w:proofErr w:type="gramEnd"/>
-      <w:r>
-        <w:rPr>
-          <w:b/>
-          <w:bCs/>
-        </w:rPr>
-        <w:t xml:space="preserve"> sort a predicate into the five at nine out of ten or better."</w:t>
+        <w:t xml:space="preserve">At the end of this lesson you should be able to say: </w:t>
+      </w:r>
+      <w:r>
+        <w:rPr>
+          <w:b/>
+          <w:bCs/>
+        </w:rPr>
+        <w:t>"Both students name the five predicables in order, and sort a predicate into the five at nine out of ten or better."</w:t>
       </w:r>
     </w:p>
     <w:p>
@@ -16578,47 +14822,14 @@
         <w:ind w:left="504" w:hanging="288"/>
       </w:pPr>
       <w:r>
-        <w:t xml:space="preserve">•  If PROPERTY and ACCIDENT are being swapped → run ten items asking </w:t>
-      </w:r>
-      <w:proofErr w:type="gramStart"/>
-      <w:r>
-        <w:t>only</w:t>
-      </w:r>
-      <w:proofErr w:type="gramEnd"/>
-      <w:r>
-        <w:t xml:space="preserve"> </w:t>
-      </w:r>
-      <w:r>
-        <w:rPr>
-          <w:b/>
-          <w:bCs/>
-        </w:rPr>
-        <w:t xml:space="preserve">"Does </w:t>
-      </w:r>
-      <w:proofErr w:type="spellStart"/>
-      <w:r>
-        <w:rPr>
-          <w:b/>
-          <w:bCs/>
-        </w:rPr>
-        <w:t xml:space="preserve">every </w:t>
-      </w:r>
-      <w:proofErr w:type="gramStart"/>
-      <w:r>
-        <w:rPr>
-          <w:b/>
-          <w:bCs/>
-        </w:rPr>
-        <w:t>one</w:t>
-      </w:r>
-      <w:proofErr w:type="spellEnd"/>
-      <w:proofErr w:type="gramEnd"/>
-      <w:r>
-        <w:rPr>
-          <w:b/>
-          <w:bCs/>
-        </w:rPr>
-        <w:t xml:space="preserve"> have it, always?"</w:t>
+        <w:t xml:space="preserve">•  If PROPERTY and ACCIDENT are being swapped → run ten items asking only </w:t>
+      </w:r>
+      <w:r>
+        <w:rPr>
+          <w:b/>
+          <w:bCs/>
+        </w:rPr>
+        <w:t>"Does every one have it, always?"</w:t>
       </w:r>
       <w:r>
         <w:t xml:space="preserve"> with no labels at all. The question is the skill.</w:t>
@@ -17059,23 +15270,7 @@
           <w:b/>
           <w:bCs/>
         </w:rPr>
-        <w:t xml:space="preserve">Which predicable? A square has four equal straight sides and </w:t>
-      </w:r>
-      <w:proofErr w:type="gramStart"/>
-      <w:r>
-        <w:rPr>
-          <w:b/>
-          <w:bCs/>
-        </w:rPr>
-        <w:t>four square</w:t>
-      </w:r>
-      <w:proofErr w:type="gramEnd"/>
-      <w:r>
-        <w:rPr>
-          <w:b/>
-          <w:bCs/>
-        </w:rPr>
-        <w:t xml:space="preserve"> corners.</w:t>
+        <w:t>Which predicable? A square has four equal straight sides and four square corners.</w:t>
       </w:r>
       <w:r>
         <w:t xml:space="preserve"> → </w:t>
@@ -17095,7 +15290,27 @@
           <w:b/>
           <w:bCs/>
         </w:rPr>
-        <w:t>Which predicable? A square has four corners.</w:t>
+        <w:t>Which predicable? Socrates can learn to read. → Property.</w:t>
+      </w:r>
+      <w:r>
+        <w:t/>
+      </w:r>
+      <w:r>
+        <w:rPr>
+          <w:i/>
+          <w:iCs/>
+        </w:rPr>
+        <w:t/>
+      </w:r>
+      <w:r>
+        <w:t xml:space="preserve"> / </w:t>
+      </w:r>
+      <w:r>
+        <w:rPr>
+          <w:b/>
+          <w:bCs/>
+        </w:rPr>
+        <w:t>Which predicable? This square is small.</w:t>
       </w:r>
       <w:r>
         <w:t xml:space="preserve"> → </w:t>
@@ -17105,7 +15320,7 @@
           <w:i/>
           <w:iCs/>
         </w:rPr>
-        <w:t>Property.</w:t>
+        <w:t>Accident.</w:t>
       </w:r>
       <w:r>
         <w:t xml:space="preserve"> / </w:t>
@@ -17115,7 +15330,7 @@
           <w:b/>
           <w:bCs/>
         </w:rPr>
-        <w:t>Which predicable? This square is small.</w:t>
+        <w:t>Which predicable? A square is a square.</w:t>
       </w:r>
       <w:r>
         <w:t xml:space="preserve"> → </w:t>
@@ -17125,6 +15340,150 @@
           <w:i/>
           <w:iCs/>
         </w:rPr>
+        <w:t>Species.</w:t>
+      </w:r>
+    </w:p>
+    <w:p>
+      <w:pPr>
+        <w:spacing w:after="120" w:line="276" w:lineRule="auto"/>
+      </w:pPr>
+      <w:r>
+        <w:rPr>
+          <w:b/>
+          <w:bCs/>
+        </w:rPr>
+        <w:t>For 2 (the two hard pairs, for re-running).</w:t>
+      </w:r>
+      <w:r>
+        <w:t xml:space="preserve"> </w:t>
+      </w:r>
+      <w:r>
+        <w:rPr>
+          <w:i/>
+          <w:iCs/>
+        </w:rPr>
+        <w:t>Difference against property: can reason / can laugh · three straight sides / three corners. Property against accident: can laugh / is laughing now · three corners / drawn in red.</w:t>
+      </w:r>
+      <w:r>
+        <w:t/>
+      </w:r>
+      <w:r>
+        <w:rPr>
+          <w:b/>
+          <w:bCs/>
+        </w:rPr>
+        <w:t/>
+      </w:r>
+      <w:r>
+        <w:t/>
+      </w:r>
+      <w:r>
+        <w:rPr>
+          <w:b/>
+          <w:bCs/>
+        </w:rPr>
+        <w:t/>
+      </w:r>
+      <w:r>
+        <w:t/>
+      </w:r>
+      <w:r>
+        <w:rPr>
+          <w:b/>
+          <w:bCs/>
+        </w:rPr>
+        <w:t/>
+      </w:r>
+      <w:r>
+        <w:t/>
+      </w:r>
+      <w:r>
+        <w:rPr>
+          <w:i/>
+          <w:iCs/>
+        </w:rPr>
+        <w:t/>
+      </w:r>
+      <w:r>
+        <w:t/>
+      </w:r>
+      <w:r>
+        <w:rPr>
+          <w:b/>
+          <w:bCs/>
+        </w:rPr>
+        <w:t/>
+      </w:r>
+      <w:r>
+        <w:t/>
+      </w:r>
+      <w:r>
+        <w:rPr>
+          <w:b/>
+          <w:bCs/>
+        </w:rPr>
+        <w:t/>
+      </w:r>
+      <w:r>
+        <w:t/>
+      </w:r>
+      <w:r>
+        <w:rPr>
+          <w:b/>
+          <w:bCs/>
+        </w:rPr>
+        <w:t/>
+      </w:r>
+    </w:p>
+    <w:p>
+      <w:pPr>
+        <w:spacing w:after="120" w:line="276" w:lineRule="auto"/>
+      </w:pPr>
+      <w:r>
+        <w:rPr>
+          <w:b/>
+          <w:bCs/>
+        </w:rPr>
+        <w:t>For 3 (guided practice).</w:t>
+      </w:r>
+      <w:r>
+        <w:t xml:space="preserve"> </w:t>
+      </w:r>
+      <w:r>
+        <w:rPr>
+          <w:b/>
+          <w:bCs/>
+        </w:rPr>
+        <w:t>Which predicable? A shepherd takes care of sheep.</w:t>
+      </w:r>
+      <w:r>
+        <w:t xml:space="preserve"> → </w:t>
+      </w:r>
+      <w:r>
+        <w:rPr>
+          <w:i/>
+          <w:iCs/>
+        </w:rPr>
+        <w:t>Difference.</w:t>
+      </w:r>
+      <w:r>
+        <w:t xml:space="preserve"> / </w:t>
+      </w:r>
+      <w:r>
+        <w:rPr>
+          <w:b/>
+          <w:bCs/>
+        </w:rPr>
+        <w:t>Which predicable? This shepherd is old.</w:t>
+      </w:r>
+      <w:r>
+        <w:t xml:space="preserve"> → </w:t>
+      </w:r>
+      <w:r>
+        <w:rPr>
+          <w:i/>
+          <w:iCs/>
+        </w:rPr>
         <w:t>Accident.</w:t>
       </w:r>
       <w:r>
@@ -17135,7 +15494,7 @@
           <w:b/>
           <w:bCs/>
         </w:rPr>
-        <w:t>Which predicable? A square is a square.</w:t>
+        <w:t>Test it — good, too wide, or too narrow? A shepherd is a man.</w:t>
       </w:r>
       <w:r>
         <w:t xml:space="preserve"> → </w:t>
@@ -17145,6 +15504,26 @@
           <w:i/>
           <w:iCs/>
         </w:rPr>
+        <w:t>Too wide — a carpenter.</w:t>
+      </w:r>
+      <w:r>
+        <w:t xml:space="preserve"> / </w:t>
+      </w:r>
+      <w:r>
+        <w:rPr>
+          <w:b/>
+          <w:bCs/>
+        </w:rPr>
+        <w:t>Tree. Genus, species, both, or neither? Man.</w:t>
+      </w:r>
+      <w:r>
+        <w:t xml:space="preserve"> → </w:t>
+      </w:r>
+      <w:r>
+        <w:rPr>
+          <w:i/>
+          <w:iCs/>
+        </w:rPr>
         <w:t>Species.</w:t>
       </w:r>
     </w:p>
@@ -17157,109 +15536,57 @@
           <w:b/>
           <w:bCs/>
         </w:rPr>
-        <w:t>For 2 (the two hard pairs, for re-running).</w:t>
-      </w:r>
-      <w:r>
-        <w:t xml:space="preserve"> </w:t>
-      </w:r>
-      <w:r>
-        <w:rPr>
-          <w:i/>
-          <w:iCs/>
-        </w:rPr>
-        <w:t>Difference against property:</w:t>
-      </w:r>
-      <w:r>
-        <w:t xml:space="preserve"> </w:t>
-      </w:r>
-      <w:r>
-        <w:rPr>
-          <w:b/>
-          <w:bCs/>
-        </w:rPr>
-        <w:t>can reason / can laugh</w:t>
-      </w:r>
-      <w:r>
-        <w:t xml:space="preserve"> · </w:t>
-      </w:r>
-      <w:r>
-        <w:rPr>
-          <w:b/>
-          <w:bCs/>
-        </w:rPr>
-        <w:t>three straight sides / three corners</w:t>
-      </w:r>
-      <w:r>
-        <w:t xml:space="preserve"> · </w:t>
-      </w:r>
-      <w:r>
-        <w:rPr>
-          <w:b/>
-          <w:bCs/>
-        </w:rPr>
-        <w:t>four equal sides / four corners.</w:t>
-      </w:r>
-      <w:r>
-        <w:t xml:space="preserve"> </w:t>
-      </w:r>
-      <w:r>
-        <w:rPr>
-          <w:i/>
-          <w:iCs/>
-        </w:rPr>
-        <w:t>Property against accident:</w:t>
-      </w:r>
-      <w:r>
-        <w:t xml:space="preserve"> </w:t>
-      </w:r>
-      <w:r>
-        <w:rPr>
-          <w:b/>
-          <w:bCs/>
-        </w:rPr>
-        <w:t>can laugh / is laughing now</w:t>
-      </w:r>
-      <w:r>
-        <w:t xml:space="preserve"> · </w:t>
-      </w:r>
-      <w:r>
-        <w:rPr>
-          <w:b/>
-          <w:bCs/>
-        </w:rPr>
-        <w:t>can go dull / is dull today</w:t>
-      </w:r>
-      <w:r>
-        <w:t xml:space="preserve"> · </w:t>
-      </w:r>
-      <w:r>
-        <w:rPr>
-          <w:b/>
-          <w:bCs/>
-        </w:rPr>
-        <w:t>three corners / drawn in red.</w:t>
-      </w:r>
-    </w:p>
-    <w:p>
-      <w:pPr>
-        <w:spacing w:after="120" w:line="276" w:lineRule="auto"/>
-      </w:pPr>
-      <w:r>
-        <w:rPr>
-          <w:b/>
-          <w:bCs/>
-        </w:rPr>
-        <w:t>For 3 (guided practice).</w:t>
-      </w:r>
-      <w:r>
-        <w:t xml:space="preserve"> </w:t>
-      </w:r>
-      <w:r>
-        <w:rPr>
-          <w:b/>
-          <w:bCs/>
-        </w:rPr>
-        <w:t>Which predicable? A shepherd takes care of sheep.</w:t>
+        <w:t>For 5 (deeper).</w:t>
+      </w:r>
+      <w:r>
+        <w:t xml:space="preserve"> Ask </w:t>
+      </w:r>
+      <w:r>
+        <w:rPr>
+          <w:b/>
+          <w:bCs/>
+        </w:rPr>
+        <w:t>(12)</w:t>
+      </w:r>
+      <w:r>
+        <w:t xml:space="preserve">: </w:t>
+      </w:r>
+      <w:r>
+        <w:rPr>
+          <w:b/>
+          <w:bCs/>
+        </w:rPr>
+        <w:t>Give me a property of a triangle and an accident of this triangle. → e.g. three corners / drawn in red.</w:t>
+      </w:r>
+      <w:r>
+        <w:t/>
+      </w:r>
+      <w:r>
+        <w:rPr>
+          <w:i/>
+          <w:iCs/>
+        </w:rPr>
+        <w:t/>
+      </w:r>
+      <w:r>
+        <w:t/>
+      </w:r>
+      <w:r>
+        <w:rPr>
+          <w:i/>
+          <w:iCs/>
+        </w:rPr>
+        <w:t/>
+      </w:r>
+      <w:r>
+        <w:t xml:space="preserve"> / </w:t>
+      </w:r>
+      <w:r>
+        <w:rPr>
+          <w:b/>
+          <w:bCs/>
+        </w:rPr>
+        <w:t>Why can a definition never be made out of accidents?</w:t>
       </w:r>
       <w:r>
         <w:t xml:space="preserve"> → </w:t>
@@ -17269,187 +15596,7 @@
           <w:i/>
           <w:iCs/>
         </w:rPr>
-        <w:t>Difference.</w:t>
-      </w:r>
-      <w:r>
-        <w:t xml:space="preserve"> / </w:t>
-      </w:r>
-      <w:r>
-        <w:rPr>
-          <w:b/>
-          <w:bCs/>
-        </w:rPr>
-        <w:t>Which predicable? This shepherd is old.</w:t>
-      </w:r>
-      <w:r>
-        <w:t xml:space="preserve"> → </w:t>
-      </w:r>
-      <w:r>
-        <w:rPr>
-          <w:i/>
-          <w:iCs/>
-        </w:rPr>
-        <w:t>Accident.</w:t>
-      </w:r>
-      <w:r>
-        <w:t xml:space="preserve"> / </w:t>
-      </w:r>
-      <w:r>
-        <w:rPr>
-          <w:b/>
-          <w:bCs/>
-        </w:rPr>
-        <w:t>Test it — good, too wide, or too narrow? A shepherd is a man.</w:t>
-      </w:r>
-      <w:r>
-        <w:t xml:space="preserve"> → </w:t>
-      </w:r>
-      <w:r>
-        <w:rPr>
-          <w:i/>
-          <w:iCs/>
-        </w:rPr>
-        <w:t>Too wide — a carpenter.</w:t>
-      </w:r>
-      <w:r>
-        <w:t xml:space="preserve"> / </w:t>
-      </w:r>
-      <w:r>
-        <w:rPr>
-          <w:b/>
-          <w:bCs/>
-        </w:rPr>
-        <w:t>Tree. Genus, species, both, or neither? Man.</w:t>
-      </w:r>
-      <w:r>
-        <w:t xml:space="preserve"> → </w:t>
-      </w:r>
-      <w:r>
-        <w:rPr>
-          <w:i/>
-          <w:iCs/>
-        </w:rPr>
-        <w:t>Species.</w:t>
-      </w:r>
-    </w:p>
-    <w:p>
-      <w:pPr>
-        <w:spacing w:after="120" w:line="276" w:lineRule="auto"/>
-      </w:pPr>
-      <w:r>
-        <w:rPr>
-          <w:b/>
-          <w:bCs/>
-        </w:rPr>
-        <w:t>For 5 (deeper).</w:t>
-      </w:r>
-      <w:r>
-        <w:t xml:space="preserve"> Ask </w:t>
-      </w:r>
-      <w:r>
-        <w:rPr>
-          <w:b/>
-          <w:bCs/>
-        </w:rPr>
-        <w:t>(12)</w:t>
-      </w:r>
-      <w:r>
-        <w:t xml:space="preserve">: </w:t>
-      </w:r>
-      <w:r>
-        <w:rPr>
-          <w:b/>
-          <w:bCs/>
-        </w:rPr>
-        <w:t>Give me a property of a knife and an accident of this knife.</w:t>
-      </w:r>
-      <w:r>
-        <w:t xml:space="preserve"> → e.g. </w:t>
-      </w:r>
-      <w:r>
-        <w:rPr>
-          <w:i/>
-          <w:iCs/>
-        </w:rPr>
-        <w:t>can go dull</w:t>
-      </w:r>
-      <w:r>
-        <w:t xml:space="preserve"> / </w:t>
-      </w:r>
-      <w:r>
-        <w:rPr>
-          <w:i/>
-          <w:iCs/>
-        </w:rPr>
-        <w:t>is on the table.</w:t>
-      </w:r>
-      <w:r>
-        <w:t xml:space="preserve"> / </w:t>
-      </w:r>
-      <w:r>
-        <w:rPr>
-          <w:b/>
-          <w:bCs/>
-        </w:rPr>
-        <w:t xml:space="preserve">Why can a definition never be </w:t>
-      </w:r>
-      <w:proofErr w:type="gramStart"/>
-      <w:r>
-        <w:rPr>
-          <w:b/>
-          <w:bCs/>
-        </w:rPr>
-        <w:t>made out of</w:t>
-      </w:r>
-      <w:proofErr w:type="gramEnd"/>
-      <w:r>
-        <w:rPr>
-          <w:b/>
-          <w:bCs/>
-        </w:rPr>
-        <w:t xml:space="preserve"> accidents?</w:t>
-      </w:r>
-      <w:r>
-        <w:t xml:space="preserve"> → </w:t>
-      </w:r>
-      <w:r>
-        <w:rPr>
-          <w:i/>
-          <w:iCs/>
-        </w:rPr>
-        <w:t xml:space="preserve">Because accidents come and go, and the definition </w:t>
-      </w:r>
-      <w:proofErr w:type="gramStart"/>
-      <w:r>
-        <w:rPr>
-          <w:i/>
-          <w:iCs/>
-        </w:rPr>
-        <w:t>has to</w:t>
-      </w:r>
-      <w:proofErr w:type="gramEnd"/>
-      <w:r>
-        <w:rPr>
-          <w:i/>
-          <w:iCs/>
-        </w:rPr>
-        <w:t xml:space="preserve"> be true of </w:t>
-      </w:r>
-      <w:proofErr w:type="gramStart"/>
-      <w:r>
-        <w:rPr>
-          <w:i/>
-          <w:iCs/>
-        </w:rPr>
-        <w:t>every one</w:t>
-      </w:r>
-      <w:proofErr w:type="gramEnd"/>
-      <w:r>
-        <w:rPr>
-          <w:i/>
-          <w:iCs/>
-        </w:rPr>
-        <w:t>, always.</w:t>
+        <w:t>Because accidents come and go, and the definition has to be true of every one, always.</w:t>
       </w:r>
     </w:p>
     <w:p>
@@ -17539,15 +15686,7 @@
         <w:t>pair</w:t>
       </w:r>
       <w:r>
-        <w:t xml:space="preserve">, never the single item; and the second subject supplies a second matched </w:t>
-      </w:r>
-      <w:proofErr w:type="spellStart"/>
-      <w:r>
-        <w:t>pair</w:t>
-      </w:r>
-      <w:proofErr w:type="spellEnd"/>
-      <w:r>
-        <w:t xml:space="preserve"> — </w:t>
+        <w:t xml:space="preserve">, never the single item; and the second subject supplies a second matched pair — </w:t>
       </w:r>
       <w:r>
         <w:rPr>
@@ -17576,23 +15715,7 @@
         <w:t>GENUS and SPECIES now mean two different jobs.</w:t>
       </w:r>
       <w:r>
-        <w:t xml:space="preserve"> In L5 they </w:t>
-      </w:r>
-      <w:proofErr w:type="gramStart"/>
-      <w:r>
-        <w:t>answered</w:t>
-      </w:r>
-      <w:proofErr w:type="gramEnd"/>
-      <w:r>
-        <w:t xml:space="preserve"> "where does this word sit on the tree?"; today they </w:t>
-      </w:r>
-      <w:proofErr w:type="gramStart"/>
-      <w:r>
-        <w:t>answer</w:t>
-      </w:r>
-      <w:proofErr w:type="gramEnd"/>
-      <w:r>
-        <w:t xml:space="preserve"> "what kind of predicate is this?" </w:t>
+        <w:t xml:space="preserve"> In L5 they answered "where does this word sit on the tree?"; today they answer "what kind of predicate is this?" </w:t>
       </w:r>
       <w:r>
         <w:rPr>
@@ -17632,15 +15755,7 @@
         <w:t>same word</w:t>
       </w:r>
       <w:r>
-        <w:t xml:space="preserve"> </w:t>
-      </w:r>
-      <w:proofErr w:type="gramStart"/>
-      <w:r>
-        <w:t>back to back</w:t>
-      </w:r>
-      <w:proofErr w:type="gramEnd"/>
-      <w:r>
-        <w:t xml:space="preserve"> (</w:t>
+        <w:t xml:space="preserve"> back to back (</w:t>
       </w:r>
       <w:r>
         <w:rPr>
@@ -17660,15 +15775,7 @@
         <w:t>Tree. Genus, species, both, or neither? Dog.</w:t>
       </w:r>
       <w:r>
-        <w:t xml:space="preserve"> → species) and the script pauses to </w:t>
-      </w:r>
-      <w:proofErr w:type="gramStart"/>
-      <w:r>
-        <w:t>say</w:t>
-      </w:r>
-      <w:proofErr w:type="gramEnd"/>
-      <w:r>
-        <w:t xml:space="preserve"> </w:t>
+        <w:t xml:space="preserve"> → species) and the script pauses to say </w:t>
       </w:r>
       <w:r>
         <w:rPr>
@@ -17707,17 +15814,7 @@
         <w:t>Fix applied:</w:t>
       </w:r>
       <w:r>
-        <w:t xml:space="preserve"> a correction box that concedes the observation, restates the property as what </w:t>
-      </w:r>
-      <w:proofErr w:type="spellStart"/>
-      <w:proofErr w:type="gramStart"/>
-      <w:r>
-        <w:t>every one</w:t>
-      </w:r>
-      <w:proofErr w:type="spellEnd"/>
-      <w:proofErr w:type="gramEnd"/>
-      <w:r>
-        <w:t xml:space="preserve"> </w:t>
+        <w:t xml:space="preserve"> a correction box that concedes the observation, restates the property as what every one </w:t>
       </w:r>
       <w:r>
         <w:rPr>
@@ -17803,23 +15900,7 @@
           <w:b/>
           <w:bCs/>
         </w:rPr>
-        <w:t xml:space="preserve">"Good ear. There are two jobs for that </w:t>
-      </w:r>
-      <w:proofErr w:type="gramStart"/>
-      <w:r>
-        <w:rPr>
-          <w:b/>
-          <w:bCs/>
-        </w:rPr>
-        <w:t>word</w:t>
-      </w:r>
-      <w:proofErr w:type="gramEnd"/>
-      <w:r>
-        <w:rPr>
-          <w:b/>
-          <w:bCs/>
-        </w:rPr>
-        <w:t xml:space="preserve"> and you get the second one in Lesson 11."</w:t>
+        <w:t>"Good ear. There are two jobs for that word and you get the second one in Lesson 11."</w:t>
       </w:r>
     </w:p>
     <w:p>
@@ -17848,15 +15929,7 @@
         <w:t>Fix applied:</w:t>
       </w:r>
       <w:r>
-        <w:t xml:space="preserve"> they are broken into three sets with a spoken transition between each, and the third set is short and easy on </w:t>
-      </w:r>
-      <w:proofErr w:type="gramStart"/>
-      <w:r>
-        <w:t>purpose</w:t>
-      </w:r>
-      <w:proofErr w:type="gramEnd"/>
-      <w:r>
-        <w:t xml:space="preserve"> so the sequence ends on success. If he is fading, cut the third set — not the two hard pairs.</w:t>
+        <w:t xml:space="preserve"> they are broken into three sets with a spoken transition between each, and the third set is short and easy on purpose so the sequence ends on success. If he is fading, cut the third set — not the two hard pairs.</w:t>
       </w:r>
     </w:p>
     <w:p>
@@ -18013,15 +16086,7 @@
         <w:t>"Hold that. It is Lesson 9."</w:t>
       </w:r>
       <w:r>
-        <w:t xml:space="preserve"> Do not teach the definition formula today — the five </w:t>
-      </w:r>
-      <w:proofErr w:type="gramStart"/>
-      <w:r>
-        <w:t>have to</w:t>
-      </w:r>
-      <w:proofErr w:type="gramEnd"/>
-      <w:r>
-        <w:t xml:space="preserve"> be firm first.</w:t>
+        <w:t xml:space="preserve"> Do not teach the definition formula today — the five have to be firm first.</w:t>
       </w:r>
     </w:p>
     <w:p>
@@ -18564,17 +16629,7 @@
         <w:ind w:left="360"/>
       </w:pPr>
       <w:r>
-        <w:t xml:space="preserve">PROPERTY — not what makes the thing what it is, but </w:t>
-      </w:r>
-      <w:proofErr w:type="spellStart"/>
-      <w:proofErr w:type="gramStart"/>
-      <w:r>
-        <w:t>every one</w:t>
-      </w:r>
-      <w:proofErr w:type="spellEnd"/>
-      <w:proofErr w:type="gramEnd"/>
-      <w:r>
-        <w:t xml:space="preserve"> has it, always</w:t>
+        <w:t>PROPERTY — not what makes the thing what it is, but every one has it, always, and nothing else does</w:t>
       </w:r>
     </w:p>
     <w:p>
@@ -18611,51 +16666,7 @@
           <w:sz w:val="34"/>
           <w:szCs w:val="34"/>
         </w:rPr>
-        <w:t xml:space="preserve">LESSON 7 — </w:t>
-      </w:r>
-      <w:proofErr w:type="spellStart"/>
-      <w:r>
-        <w:rPr>
-          <w:b/>
-          <w:bCs/>
-          <w:color w:val="000000"/>
-          <w:sz w:val="34"/>
-          <w:szCs w:val="34"/>
-        </w:rPr>
-        <w:t>Predicables</w:t>
-      </w:r>
-      <w:proofErr w:type="spellEnd"/>
-      <w:r>
-        <w:rPr>
-          <w:b/>
-          <w:bCs/>
-          <w:color w:val="000000"/>
-          <w:sz w:val="34"/>
-          <w:szCs w:val="34"/>
-        </w:rPr>
-        <w:t xml:space="preserve"> Firming, Mastery Test 1, and App </w:t>
-      </w:r>
-      <w:proofErr w:type="gramStart"/>
-      <w:r>
-        <w:rPr>
-          <w:b/>
-          <w:bCs/>
-          <w:color w:val="000000"/>
-          <w:sz w:val="34"/>
-          <w:szCs w:val="34"/>
-        </w:rPr>
-        <w:t>Onboarding  (</w:t>
-      </w:r>
-      <w:proofErr w:type="gramEnd"/>
-      <w:r>
-        <w:rPr>
-          <w:b/>
-          <w:bCs/>
-          <w:color w:val="000000"/>
-          <w:sz w:val="34"/>
-          <w:szCs w:val="34"/>
-        </w:rPr>
-        <w:t>~35–40 min today)</w:t>
+        <w:t>LESSON 7 — Predicables Firming, Mastery Test 1, and App Onboarding  (~35–40 min today)</w:t>
       </w:r>
     </w:p>
     <w:p>
@@ -18670,15 +16681,7 @@
         <w:t>MATERIALS:</w:t>
       </w:r>
       <w:r>
-        <w:t xml:space="preserve"> whiteboard; the three L5 trees rewritten and left up; the </w:t>
-      </w:r>
-      <w:proofErr w:type="spellStart"/>
-      <w:r>
-        <w:t>predicables</w:t>
-      </w:r>
-      <w:proofErr w:type="spellEnd"/>
-      <w:r>
-        <w:t xml:space="preserve"> board from L6 </w:t>
+        <w:t xml:space="preserve"> whiteboard; the three L5 trees rewritten and left up; the predicables board from L6 </w:t>
       </w:r>
       <w:r>
         <w:rPr>
@@ -18710,23 +16713,7 @@
           <w:b/>
           <w:bCs/>
         </w:rPr>
-        <w:t xml:space="preserve">This lesson runs long — plan for 35–40 </w:t>
-      </w:r>
-      <w:proofErr w:type="gramStart"/>
-      <w:r>
-        <w:rPr>
-          <w:b/>
-          <w:bCs/>
-        </w:rPr>
-        <w:t>minutes, or</w:t>
-      </w:r>
-      <w:proofErr w:type="gramEnd"/>
-      <w:r>
-        <w:rPr>
-          <w:b/>
-          <w:bCs/>
-        </w:rPr>
-        <w:t xml:space="preserve"> split it across two sittings</w:t>
+        <w:t>This lesson runs long — plan for 35–40 minutes, or split it across two sittings</w:t>
       </w:r>
       <w:r>
         <w:t xml:space="preserve"> (firming + test today, app onboarding tomorrow). Do not shorten the firming block to make room.</w:t>
@@ -18817,23 +16804,7 @@
           <w:b/>
           <w:bCs/>
         </w:rPr>
-        <w:t xml:space="preserve">Everybody. Name the five </w:t>
-      </w:r>
-      <w:proofErr w:type="spellStart"/>
-      <w:r>
-        <w:rPr>
-          <w:b/>
-          <w:bCs/>
-        </w:rPr>
-        <w:t>predicables</w:t>
-      </w:r>
-      <w:proofErr w:type="spellEnd"/>
-      <w:r>
-        <w:rPr>
-          <w:b/>
-          <w:bCs/>
-        </w:rPr>
-        <w:t xml:space="preserve"> in order.</w:t>
+        <w:t>Everybody. Name the five predicables in order.</w:t>
       </w:r>
       <w:r>
         <w:t xml:space="preserve"> (pause, signal) → </w:t>
@@ -19300,23 +17271,7 @@
           <w:b/>
           <w:bCs/>
         </w:rPr>
-        <w:t xml:space="preserve">Erase the </w:t>
-      </w:r>
-      <w:proofErr w:type="spellStart"/>
-      <w:r>
-        <w:rPr>
-          <w:b/>
-          <w:bCs/>
-        </w:rPr>
-        <w:t>predicables</w:t>
-      </w:r>
-      <w:proofErr w:type="spellEnd"/>
-      <w:r>
-        <w:rPr>
-          <w:b/>
-          <w:bCs/>
-        </w:rPr>
-        <w:t xml:space="preserve"> board and the hunt questions.</w:t>
+        <w:t>Erase the predicables board and the hunt questions.</w:t>
       </w:r>
       <w:r>
         <w:t xml:space="preserve"> Leave the three trees up — Section F is </w:t>
@@ -19337,7 +17292,6 @@
         <w:spacing w:after="80" w:line="276" w:lineRule="auto"/>
         <w:ind w:left="504" w:hanging="288"/>
       </w:pPr>
-      <w:proofErr w:type="gramStart"/>
       <w:r>
         <w:t xml:space="preserve">•  </w:t>
       </w:r>
@@ -19346,15 +17300,7 @@
           <w:b/>
           <w:bCs/>
         </w:rPr>
-        <w:t>(</w:t>
-      </w:r>
-      <w:proofErr w:type="gramEnd"/>
-      <w:r>
-        <w:rPr>
-          <w:b/>
-          <w:bCs/>
-        </w:rPr>
-        <w:t>12)</w:t>
+        <w:t>(12)</w:t>
       </w:r>
       <w:r>
         <w:t xml:space="preserve"> works from the printed sheet in silence.</w:t>
@@ -19365,7 +17311,6 @@
         <w:spacing w:after="80" w:line="276" w:lineRule="auto"/>
         <w:ind w:left="504" w:hanging="288"/>
       </w:pPr>
-      <w:proofErr w:type="gramStart"/>
       <w:r>
         <w:t xml:space="preserve">•  </w:t>
       </w:r>
@@ -19374,15 +17319,7 @@
           <w:b/>
           <w:bCs/>
         </w:rPr>
-        <w:t>(</w:t>
-      </w:r>
-      <w:proofErr w:type="gramEnd"/>
-      <w:r>
-        <w:rPr>
-          <w:b/>
-          <w:bCs/>
-        </w:rPr>
-        <w:t>9)</w:t>
+        <w:t>(9)</w:t>
       </w:r>
       <w:r>
         <w:t xml:space="preserve"> is tested </w:t>
@@ -19823,23 +17760,7 @@
           <w:b/>
           <w:bCs/>
         </w:rPr>
-        <w:t xml:space="preserve">Section G — The five </w:t>
-      </w:r>
-      <w:proofErr w:type="spellStart"/>
-      <w:r>
-        <w:rPr>
-          <w:b/>
-          <w:bCs/>
-        </w:rPr>
-        <w:t>predicables</w:t>
-      </w:r>
-      <w:proofErr w:type="spellEnd"/>
-      <w:r>
-        <w:rPr>
-          <w:b/>
-          <w:bCs/>
-        </w:rPr>
-        <w:t>.</w:t>
+        <w:t>Section G — The five predicables.</w:t>
       </w:r>
       <w:r>
         <w:t xml:space="preserve"> </w:t>
@@ -19979,15 +17900,7 @@
         <w:ind w:left="504" w:hanging="504"/>
       </w:pPr>
       <w:r>
-        <w:t xml:space="preserve">40. Name the five </w:t>
-      </w:r>
-      <w:proofErr w:type="spellStart"/>
-      <w:r>
-        <w:t>predicables</w:t>
-      </w:r>
-      <w:proofErr w:type="spellEnd"/>
-      <w:r>
-        <w:t xml:space="preserve"> in order.</w:t>
+        <w:t>40. Name the five predicables in order.</w:t>
       </w:r>
     </w:p>
     <w:p>
@@ -20269,21 +18182,12 @@
       <w:r>
         <w:t xml:space="preserve">•  Item 16: if the child says </w:t>
       </w:r>
-      <w:proofErr w:type="gramStart"/>
-      <w:r>
-        <w:rPr>
-          <w:i/>
-          <w:iCs/>
-        </w:rPr>
-        <w:t>The</w:t>
-      </w:r>
-      <w:proofErr w:type="gramEnd"/>
-      <w:r>
-        <w:rPr>
-          <w:i/>
-          <w:iCs/>
-        </w:rPr>
-        <w:t xml:space="preserve"> boy</w:t>
+      <w:r>
+        <w:rPr>
+          <w:i/>
+          <w:iCs/>
+        </w:rPr>
+        <w:t>The boy</w:t>
       </w:r>
       <w:r>
         <w:t>, mark wrong. That is the long-subject error.</w:t>
@@ -20533,23 +18437,7 @@
           <w:b/>
           <w:bCs/>
         </w:rPr>
-        <w:t xml:space="preserve">Are </w:t>
-      </w:r>
-      <w:proofErr w:type="gramStart"/>
-      <w:r>
-        <w:rPr>
-          <w:b/>
-          <w:bCs/>
-        </w:rPr>
-        <w:t>dogs</w:t>
-      </w:r>
-      <w:proofErr w:type="gramEnd"/>
-      <w:r>
-        <w:rPr>
-          <w:b/>
-          <w:bCs/>
-        </w:rPr>
-        <w:t xml:space="preserve"> animals?</w:t>
+        <w:t>Are dogs animals?</w:t>
       </w:r>
       <w:r>
         <w:t xml:space="preserve"> · </w:t>
@@ -20629,15 +18517,7 @@
         <w:t>Remedy 3 — counterexamples (5 min). Run this one even if you are short of time.</w:t>
       </w:r>
       <w:r>
-        <w:t xml:space="preserve"> Supply the verdict yourself and ask </w:t>
-      </w:r>
-      <w:proofErr w:type="gramStart"/>
-      <w:r>
-        <w:t>only</w:t>
-      </w:r>
-      <w:proofErr w:type="gramEnd"/>
-      <w:r>
-        <w:t xml:space="preserve"> </w:t>
+        <w:t xml:space="preserve"> Supply the verdict yourself and ask only </w:t>
       </w:r>
       <w:r>
         <w:rPr>
@@ -20774,23 +18654,7 @@
           <w:b/>
           <w:bCs/>
         </w:rPr>
-        <w:t xml:space="preserve">Remedy 7 — the </w:t>
-      </w:r>
-      <w:proofErr w:type="spellStart"/>
-      <w:r>
-        <w:rPr>
-          <w:b/>
-          <w:bCs/>
-        </w:rPr>
-        <w:t>predicables</w:t>
-      </w:r>
-      <w:proofErr w:type="spellEnd"/>
-      <w:r>
-        <w:rPr>
-          <w:b/>
-          <w:bCs/>
-        </w:rPr>
-        <w:t xml:space="preserve"> (5 min).</w:t>
+        <w:t>Remedy 7 — the predicables (5 min).</w:t>
       </w:r>
       <w:r>
         <w:t xml:space="preserve"> Identify which pair failed.</w:t>
@@ -20843,40 +18707,14 @@
         <w:t>Property / accident:</w:t>
       </w:r>
       <w:r>
-        <w:t xml:space="preserve"> run ten items asking </w:t>
-      </w:r>
-      <w:proofErr w:type="gramStart"/>
-      <w:r>
-        <w:t>only</w:t>
-      </w:r>
-      <w:proofErr w:type="gramEnd"/>
-      <w:r>
-        <w:t xml:space="preserve"> </w:t>
-      </w:r>
-      <w:r>
-        <w:rPr>
-          <w:b/>
-          <w:bCs/>
-        </w:rPr>
-        <w:t xml:space="preserve">"Does </w:t>
-      </w:r>
-      <w:proofErr w:type="spellStart"/>
-      <w:proofErr w:type="gramStart"/>
-      <w:r>
-        <w:rPr>
-          <w:b/>
-          <w:bCs/>
-        </w:rPr>
-        <w:t>every one</w:t>
-      </w:r>
-      <w:proofErr w:type="spellEnd"/>
-      <w:proofErr w:type="gramEnd"/>
-      <w:r>
-        <w:rPr>
-          <w:b/>
-          <w:bCs/>
-        </w:rPr>
-        <w:t xml:space="preserve"> have it, always?"</w:t>
+        <w:t xml:space="preserve"> run ten items asking only </w:t>
+      </w:r>
+      <w:r>
+        <w:rPr>
+          <w:b/>
+          <w:bCs/>
+        </w:rPr>
+        <w:t>"Does every one have it, always?"</w:t>
       </w:r>
       <w:r>
         <w:t xml:space="preserve"> — no labels at all.</w:t>
@@ -20894,15 +18732,7 @@
         <w:t>Genus / species:</w:t>
       </w:r>
       <w:r>
-        <w:t xml:space="preserve"> run ten items asking </w:t>
-      </w:r>
-      <w:proofErr w:type="gramStart"/>
-      <w:r>
-        <w:t>only</w:t>
-      </w:r>
-      <w:proofErr w:type="gramEnd"/>
-      <w:r>
-        <w:t xml:space="preserve"> </w:t>
+        <w:t xml:space="preserve"> run ten items asking only </w:t>
       </w:r>
       <w:r>
         <w:rPr>
@@ -20983,39 +18813,7 @@
           <w:b/>
           <w:bCs/>
         </w:rPr>
-        <w:t xml:space="preserve">We have a new tool. It is called Ars </w:t>
-      </w:r>
-      <w:proofErr w:type="spellStart"/>
-      <w:r>
-        <w:rPr>
-          <w:b/>
-          <w:bCs/>
-        </w:rPr>
-        <w:t>Syllogistica</w:t>
-      </w:r>
-      <w:proofErr w:type="spellEnd"/>
-      <w:r>
-        <w:rPr>
-          <w:b/>
-          <w:bCs/>
-        </w:rPr>
-        <w:t xml:space="preserve">. It is not a </w:t>
-      </w:r>
-      <w:proofErr w:type="gramStart"/>
-      <w:r>
-        <w:rPr>
-          <w:b/>
-          <w:bCs/>
-        </w:rPr>
-        <w:t>game</w:t>
-      </w:r>
-      <w:proofErr w:type="gramEnd"/>
-      <w:r>
-        <w:rPr>
-          <w:b/>
-          <w:bCs/>
-        </w:rPr>
-        <w:t xml:space="preserve"> and it is not a teacher — it is a practice field. I teach you here; you get fast in there.</w:t>
+        <w:t>We have a new tool. It is called Ars Syllogistica. It is not a game and it is not a teacher — it is a practice field. I teach you here; you get fast in there.</w:t>
       </w:r>
     </w:p>
     <w:p>
@@ -21152,9 +18950,16 @@
           <w:b/>
           <w:bCs/>
         </w:rPr>
-        <w:t xml:space="preserve">Step four. Today we start the </w:t>
-      </w:r>
-      <w:proofErr w:type="spellStart"/>
+        <w:t>Step four. Today we start the Predicables set. That is the five you learned yesterday — genus, species, difference, property, accident. Easy level. English words, not letters, for now.</w:t>
+      </w:r>
+    </w:p>
+    <w:p>
+      <w:pPr>
+        <w:spacing w:after="120" w:line="276" w:lineRule="auto"/>
+      </w:pPr>
+      <w:r>
+        <w:t xml:space="preserve">(Set: </w:t>
+      </w:r>
       <w:r>
         <w:rPr>
           <w:b/>
@@ -21162,31 +18967,6 @@
         </w:rPr>
         <w:t>Predicables</w:t>
       </w:r>
-      <w:proofErr w:type="spellEnd"/>
-      <w:r>
-        <w:rPr>
-          <w:b/>
-          <w:bCs/>
-        </w:rPr>
-        <w:t xml:space="preserve"> set. That is the five you learned yesterday — genus, species, difference, property, accident. Easy level. English words, not letters, for now.</w:t>
-      </w:r>
-    </w:p>
-    <w:p>
-      <w:pPr>
-        <w:spacing w:after="120" w:line="276" w:lineRule="auto"/>
-      </w:pPr>
-      <w:r>
-        <w:t xml:space="preserve">(Set: </w:t>
-      </w:r>
-      <w:proofErr w:type="spellStart"/>
-      <w:r>
-        <w:rPr>
-          <w:b/>
-          <w:bCs/>
-        </w:rPr>
-        <w:t>Predicables</w:t>
-      </w:r>
-      <w:proofErr w:type="spellEnd"/>
       <w:r>
         <w:t xml:space="preserve">, difficulty </w:t>
       </w:r>
@@ -21259,15 +19039,7 @@
         <w:t>A note for you, not for them.</w:t>
       </w:r>
       <w:r>
-        <w:t xml:space="preserve"> The </w:t>
-      </w:r>
-      <w:proofErr w:type="spellStart"/>
-      <w:r>
-        <w:t>Predicables</w:t>
-      </w:r>
-      <w:proofErr w:type="spellEnd"/>
-      <w:r>
-        <w:t xml:space="preserve"> set does not gate anything — it runs alongside at their own pace. Division and Definition are the two that unlock the Second Act, and those are the ones to protect time for. If app time is short on any day, spend it on the gating set.</w:t>
+        <w:t xml:space="preserve"> The Predicables set does not gate anything — it runs alongside at their own pace. Division and Definition are the two that unlock the Second Act, and those are the ones to protect time for. If app time is short on any day, spend it on the gating set.</w:t>
       </w:r>
     </w:p>
     <w:p>
@@ -21306,38 +19078,14 @@
         <w:spacing w:after="120" w:line="276" w:lineRule="auto"/>
       </w:pPr>
       <w:r>
-        <w:t xml:space="preserve">At the end of this </w:t>
-      </w:r>
-      <w:proofErr w:type="gramStart"/>
-      <w:r>
-        <w:t>lesson</w:t>
-      </w:r>
-      <w:proofErr w:type="gramEnd"/>
-      <w:r>
-        <w:t xml:space="preserve"> you should be able to say: </w:t>
-      </w:r>
-      <w:r>
-        <w:rPr>
-          <w:b/>
-          <w:bCs/>
-        </w:rPr>
-        <w:t xml:space="preserve">"Both students passed every core section of Mastery Test 1, and both have started the </w:t>
-      </w:r>
-      <w:proofErr w:type="spellStart"/>
-      <w:r>
-        <w:rPr>
-          <w:b/>
-          <w:bCs/>
-        </w:rPr>
-        <w:t>Predicables</w:t>
-      </w:r>
-      <w:proofErr w:type="spellEnd"/>
-      <w:r>
-        <w:rPr>
-          <w:b/>
-          <w:bCs/>
-        </w:rPr>
-        <w:t xml:space="preserve"> set with tracking on."</w:t>
+        <w:t xml:space="preserve">At the end of this lesson you should be able to say: </w:t>
+      </w:r>
+      <w:r>
+        <w:rPr>
+          <w:b/>
+          <w:bCs/>
+        </w:rPr>
+        <w:t>"Both students passed every core section of Mastery Test 1, and both have started the Predicables set with tracking on."</w:t>
       </w:r>
     </w:p>
     <w:p>
@@ -21496,23 +19244,7 @@
           <w:i/>
           <w:iCs/>
         </w:rPr>
-        <w:t xml:space="preserve">What is a fruit? — </w:t>
-      </w:r>
-      <w:proofErr w:type="gramStart"/>
-      <w:r>
-        <w:rPr>
-          <w:i/>
-          <w:iCs/>
-        </w:rPr>
-        <w:t>A</w:t>
-      </w:r>
-      <w:proofErr w:type="gramEnd"/>
-      <w:r>
-        <w:rPr>
-          <w:i/>
-          <w:iCs/>
-        </w:rPr>
-        <w:t xml:space="preserve"> fruit is an apple, a pear, and a plum</w:t>
+        <w:t>What is a fruit? — A fruit is an apple, a pear, and a plum</w:t>
       </w:r>
       <w:r>
         <w:t xml:space="preserve"> → List. / </w:t>
@@ -21853,23 +19585,7 @@
           <w:i/>
           <w:iCs/>
         </w:rPr>
-        <w:t xml:space="preserve">A square has four equal straight sides and </w:t>
-      </w:r>
-      <w:proofErr w:type="gramStart"/>
-      <w:r>
-        <w:rPr>
-          <w:i/>
-          <w:iCs/>
-        </w:rPr>
-        <w:t>four square</w:t>
-      </w:r>
-      <w:proofErr w:type="gramEnd"/>
-      <w:r>
-        <w:rPr>
-          <w:i/>
-          <w:iCs/>
-        </w:rPr>
-        <w:t xml:space="preserve"> corners</w:t>
+        <w:t>A square has four equal straight sides and four square corners</w:t>
       </w:r>
       <w:r>
         <w:t xml:space="preserve"> → Difference. / </w:t>
@@ -21879,10 +19595,10 @@
           <w:i/>
           <w:iCs/>
         </w:rPr>
-        <w:t>A square has four corners</w:t>
-      </w:r>
-      <w:r>
-        <w:t xml:space="preserve"> → Property. / </w:t>
+        <w:t xml:space="preserve">Socrates can learn to read → Property. / </w:t>
+      </w:r>
+      <w:r>
+        <w:t/>
       </w:r>
       <w:r>
         <w:rPr>
@@ -22063,15 +19779,7 @@
         <w:t>Fix applied:</w:t>
       </w:r>
       <w:r>
-        <w:t xml:space="preserve"> an explicit instruction to erase the </w:t>
-      </w:r>
-      <w:proofErr w:type="spellStart"/>
-      <w:r>
-        <w:t>predicables</w:t>
-      </w:r>
-      <w:proofErr w:type="spellEnd"/>
-      <w:r>
-        <w:t xml:space="preserve"> board and the hunt questions while leaving the three trees up, with the reason stated so you do not erase the wrong thing.</w:t>
+        <w:t xml:space="preserve"> an explicit instruction to erase the predicables board and the hunt questions while leaving the three trees up, with the reason stated so you do not erase the wrong thing.</w:t>
       </w:r>
     </w:p>
     <w:p>
@@ -22145,23 +19853,7 @@
           <w:b/>
           <w:bCs/>
         </w:rPr>
-        <w:t xml:space="preserve">Remedies must be short enough to </w:t>
-      </w:r>
-      <w:proofErr w:type="gramStart"/>
-      <w:r>
-        <w:rPr>
-          <w:b/>
-          <w:bCs/>
-        </w:rPr>
-        <w:t>actually run</w:t>
-      </w:r>
-      <w:proofErr w:type="gramEnd"/>
-      <w:r>
-        <w:rPr>
-          <w:b/>
-          <w:bCs/>
-        </w:rPr>
-        <w:t>.</w:t>
+        <w:t>Remedies must be short enough to actually run.</w:t>
       </w:r>
       <w:r>
         <w:t xml:space="preserve"> A remedy that takes fifteen minutes will be skipped and the gap will travel into Unit 2. </w:t>
@@ -22843,17 +20535,7 @@
         <w:ind w:left="360"/>
       </w:pPr>
       <w:r>
-        <w:t xml:space="preserve">PROPERTY — not what makes the thing what it is, but </w:t>
-      </w:r>
-      <w:proofErr w:type="spellStart"/>
-      <w:proofErr w:type="gramStart"/>
-      <w:r>
-        <w:t>every one</w:t>
-      </w:r>
-      <w:proofErr w:type="spellEnd"/>
-      <w:proofErr w:type="gramEnd"/>
-      <w:r>
-        <w:t xml:space="preserve"> has it, always</w:t>
+        <w:t>PROPERTY — not what makes the thing what it is, but every one has it, always, and nothing else does</w:t>
       </w:r>
     </w:p>
     <w:p>
